--- a/Laporan_PKL.docx
+++ b/Laporan_PKL.docx
@@ -892,7 +892,7 @@
           <w:b/>
           <w:sz w:val="24"/>
           <w:szCs w:val="24"/>
-          <w:lang w:val="en-US"/>
+          <w:lang w:val="fi-FI"/>
         </w:rPr>
       </w:pPr>
       <w:r>
@@ -908,18 +908,9 @@
           <w:b/>
           <w:sz w:val="24"/>
           <w:szCs w:val="24"/>
-          <w:lang w:val="en-US"/>
-        </w:rPr>
-        <w:t xml:space="preserve">PT </w:t>
-      </w:r>
-      <w:r>
-        <w:rPr>
-          <w:b/>
-          <w:sz w:val="24"/>
-          <w:szCs w:val="24"/>
-          <w:lang w:val="en-US"/>
-        </w:rPr>
-        <w:t>KERETA API INDONESIA (PERSERO)</w:t>
+          <w:lang w:val="fi-FI"/>
+        </w:rPr>
+        <w:t>PT KERETA API INDONESIA (PERSERO)</w:t>
       </w:r>
     </w:p>
     <w:p>
@@ -1969,7 +1960,7 @@
           <w:b/>
           <w:sz w:val="24"/>
           <w:szCs w:val="24"/>
-          <w:lang w:val="en-ID"/>
+          <w:lang w:val="fi-FI"/>
         </w:rPr>
       </w:pPr>
       <w:r>
@@ -1985,7 +1976,7 @@
           <w:b/>
           <w:sz w:val="24"/>
           <w:szCs w:val="24"/>
-          <w:lang w:val="en-ID"/>
+          <w:lang w:val="fi-FI"/>
         </w:rPr>
         <w:t>PT KERETA API INDONESIA (PERSERO)</w:t>
       </w:r>
@@ -1997,7 +1988,7 @@
           <w:b/>
           <w:sz w:val="24"/>
           <w:szCs w:val="24"/>
-          <w:lang w:val="en-ID"/>
+          <w:lang w:val="fi-FI"/>
         </w:rPr>
       </w:pPr>
       <w:r>
@@ -2005,18 +1996,9 @@
           <w:b/>
           <w:sz w:val="24"/>
           <w:szCs w:val="24"/>
-          <w:lang w:val="en-ID"/>
-        </w:rPr>
-        <w:t>DIVRE I</w:t>
-      </w:r>
-      <w:r>
-        <w:rPr>
-          <w:b/>
-          <w:sz w:val="24"/>
-          <w:szCs w:val="24"/>
-          <w:lang w:val="en-ID"/>
-        </w:rPr>
-        <w:t>V TANJUNGKARANG</w:t>
+          <w:lang w:val="fi-FI"/>
+        </w:rPr>
+        <w:t>DIVRE IV TANJUNGKARANG</w:t>
       </w:r>
     </w:p>
     <w:p>
@@ -9271,6 +9253,7 @@
       </w:pPr>
       <w:r>
         <w:rPr>
+          <w:noProof/>
           <w:sz w:val="24"/>
           <w:szCs w:val="24"/>
         </w:rPr>
@@ -12162,7 +12145,7 @@
         </w:rPr>
         <w:lastRenderedPageBreak/>
         <w:drawing>
-          <wp:inline distT="0" distB="0" distL="0" distR="0" wp14:anchorId="05900E57" wp14:editId="0282C48D">
+          <wp:inline distT="0" distB="0" distL="0" distR="0" wp14:anchorId="05900E57" wp14:editId="2E31EEF7">
             <wp:extent cx="4472940" cy="3192145"/>
             <wp:effectExtent l="0" t="0" r="3810" b="8255"/>
             <wp:docPr id="2073934271" name="Picture 3"/>
@@ -14225,7 +14208,7 @@
           <w:sz w:val="24"/>
         </w:rPr>
         <w:drawing>
-          <wp:inline distT="0" distB="0" distL="0" distR="0" wp14:anchorId="6DBAF763" wp14:editId="38B18A94">
+          <wp:inline distT="0" distB="0" distL="0" distR="0" wp14:anchorId="6DBAF763" wp14:editId="3E5A6DC5">
             <wp:extent cx="2217420" cy="2956560"/>
             <wp:effectExtent l="0" t="0" r="0" b="0"/>
             <wp:docPr id="225123" name="Picture 2"/>
@@ -14632,7 +14615,7 @@
         </w:rPr>
         <w:lastRenderedPageBreak/>
         <w:drawing>
-          <wp:inline distT="0" distB="0" distL="0" distR="0" wp14:anchorId="0E1E12AE" wp14:editId="32BF588E">
+          <wp:inline distT="0" distB="0" distL="0" distR="0" wp14:anchorId="0E1E12AE" wp14:editId="14F06249">
             <wp:extent cx="3649980" cy="2737715"/>
             <wp:effectExtent l="0" t="0" r="7620" b="5715"/>
             <wp:docPr id="3364237" name="Picture 3"/>
@@ -14661,7 +14644,7 @@
                   <pic:spPr>
                     <a:xfrm>
                       <a:off x="0" y="0"/>
-                      <a:ext cx="3663645" cy="2747965"/>
+                      <a:ext cx="3649980" cy="2737715"/>
                     </a:xfrm>
                     <a:prstGeom prst="rect">
                       <a:avLst/>
@@ -14862,1078 +14845,14 @@
         <w:rPr>
           <w:sz w:val="24"/>
           <w:szCs w:val="24"/>
-          <w:lang w:val="en-US"/>
-        </w:rPr>
-      </w:pPr>
-      <w:r>
-        <w:rPr>
-          <w:sz w:val="24"/>
-          <w:szCs w:val="24"/>
-          <w:lang w:val="en-US"/>
-        </w:rPr>
-        <w:t xml:space="preserve">Pada </w:t>
-      </w:r>
-      <w:proofErr w:type="spellStart"/>
-      <w:r>
-        <w:rPr>
-          <w:sz w:val="24"/>
-          <w:szCs w:val="24"/>
-          <w:lang w:val="en-US"/>
-        </w:rPr>
-        <w:t>kegiatan</w:t>
-      </w:r>
-      <w:proofErr w:type="spellEnd"/>
-      <w:r>
-        <w:rPr>
-          <w:sz w:val="24"/>
-          <w:szCs w:val="24"/>
-          <w:lang w:val="en-US"/>
-        </w:rPr>
-        <w:t xml:space="preserve"> PKL </w:t>
-      </w:r>
-      <w:proofErr w:type="spellStart"/>
-      <w:r>
-        <w:rPr>
-          <w:sz w:val="24"/>
-          <w:szCs w:val="24"/>
-          <w:lang w:val="en-US"/>
-        </w:rPr>
-        <w:t>ini</w:t>
-      </w:r>
-      <w:proofErr w:type="spellEnd"/>
-      <w:r>
-        <w:rPr>
-          <w:sz w:val="24"/>
-          <w:szCs w:val="24"/>
-          <w:lang w:val="en-US"/>
-        </w:rPr>
-        <w:t xml:space="preserve">, </w:t>
-      </w:r>
-      <w:proofErr w:type="spellStart"/>
-      <w:r>
-        <w:rPr>
-          <w:sz w:val="24"/>
-          <w:szCs w:val="24"/>
-          <w:lang w:val="en-US"/>
-        </w:rPr>
-        <w:t>penulis</w:t>
-      </w:r>
-      <w:proofErr w:type="spellEnd"/>
-      <w:r>
-        <w:rPr>
-          <w:sz w:val="24"/>
-          <w:szCs w:val="24"/>
-          <w:lang w:val="en-US"/>
-        </w:rPr>
-        <w:t xml:space="preserve"> </w:t>
-      </w:r>
-      <w:proofErr w:type="spellStart"/>
-      <w:r>
-        <w:rPr>
-          <w:sz w:val="24"/>
-          <w:szCs w:val="24"/>
-          <w:lang w:val="en-US"/>
-        </w:rPr>
-        <w:t>terlibat</w:t>
-      </w:r>
-      <w:proofErr w:type="spellEnd"/>
-      <w:r>
-        <w:rPr>
-          <w:sz w:val="24"/>
-          <w:szCs w:val="24"/>
-          <w:lang w:val="en-US"/>
-        </w:rPr>
-        <w:t xml:space="preserve"> </w:t>
-      </w:r>
-      <w:proofErr w:type="spellStart"/>
-      <w:r>
-        <w:rPr>
-          <w:sz w:val="24"/>
-          <w:szCs w:val="24"/>
-          <w:lang w:val="en-US"/>
-        </w:rPr>
-        <w:t>dalam</w:t>
-      </w:r>
-      <w:proofErr w:type="spellEnd"/>
-      <w:r>
-        <w:rPr>
-          <w:sz w:val="24"/>
-          <w:szCs w:val="24"/>
-          <w:lang w:val="en-US"/>
-        </w:rPr>
-        <w:t xml:space="preserve"> </w:t>
-      </w:r>
-      <w:proofErr w:type="spellStart"/>
-      <w:r>
-        <w:rPr>
-          <w:sz w:val="24"/>
-          <w:szCs w:val="24"/>
-          <w:lang w:val="en-US"/>
-        </w:rPr>
-        <w:t>pengembangan</w:t>
-      </w:r>
-      <w:proofErr w:type="spellEnd"/>
-      <w:r>
-        <w:rPr>
-          <w:sz w:val="24"/>
-          <w:szCs w:val="24"/>
-          <w:lang w:val="en-US"/>
-        </w:rPr>
-        <w:t xml:space="preserve"> </w:t>
-      </w:r>
-      <w:proofErr w:type="spellStart"/>
-      <w:r>
-        <w:rPr>
-          <w:sz w:val="24"/>
-          <w:szCs w:val="24"/>
-          <w:lang w:val="en-US"/>
-        </w:rPr>
-        <w:t>aplikasi</w:t>
-      </w:r>
-      <w:proofErr w:type="spellEnd"/>
-      <w:r>
-        <w:rPr>
-          <w:sz w:val="24"/>
-          <w:szCs w:val="24"/>
-          <w:lang w:val="en-US"/>
-        </w:rPr>
-        <w:t xml:space="preserve"> internal </w:t>
-      </w:r>
-      <w:proofErr w:type="spellStart"/>
-      <w:r>
-        <w:rPr>
-          <w:sz w:val="24"/>
-          <w:szCs w:val="24"/>
-          <w:lang w:val="en-US"/>
-        </w:rPr>
-        <w:t>bernama</w:t>
-      </w:r>
-      <w:proofErr w:type="spellEnd"/>
-      <w:r>
-        <w:rPr>
-          <w:sz w:val="24"/>
-          <w:szCs w:val="24"/>
-          <w:lang w:val="en-US"/>
-        </w:rPr>
-        <w:t xml:space="preserve"> </w:t>
-      </w:r>
-      <w:proofErr w:type="spellStart"/>
-      <w:r>
-        <w:rPr>
-          <w:sz w:val="24"/>
-          <w:szCs w:val="24"/>
-          <w:lang w:val="en-US"/>
-        </w:rPr>
-        <w:t>RailSnap</w:t>
-      </w:r>
-      <w:proofErr w:type="spellEnd"/>
-      <w:r>
-        <w:rPr>
-          <w:sz w:val="24"/>
-          <w:szCs w:val="24"/>
-          <w:lang w:val="en-US"/>
-        </w:rPr>
-        <w:t xml:space="preserve">, </w:t>
-      </w:r>
-      <w:proofErr w:type="spellStart"/>
-      <w:r>
-        <w:rPr>
-          <w:sz w:val="24"/>
-          <w:szCs w:val="24"/>
-          <w:lang w:val="en-US"/>
-        </w:rPr>
-        <w:t>yaitu</w:t>
-      </w:r>
-      <w:proofErr w:type="spellEnd"/>
-      <w:r>
-        <w:rPr>
-          <w:sz w:val="24"/>
-          <w:szCs w:val="24"/>
-          <w:lang w:val="en-US"/>
-        </w:rPr>
-        <w:t xml:space="preserve"> </w:t>
-      </w:r>
-      <w:proofErr w:type="spellStart"/>
-      <w:r>
-        <w:rPr>
-          <w:sz w:val="24"/>
-          <w:szCs w:val="24"/>
-          <w:lang w:val="en-US"/>
-        </w:rPr>
-        <w:t>sistem</w:t>
-      </w:r>
-      <w:proofErr w:type="spellEnd"/>
-      <w:r>
-        <w:rPr>
-          <w:sz w:val="24"/>
-          <w:szCs w:val="24"/>
-          <w:lang w:val="en-US"/>
-        </w:rPr>
-        <w:t xml:space="preserve"> yang </w:t>
-      </w:r>
-      <w:proofErr w:type="spellStart"/>
-      <w:r>
-        <w:rPr>
-          <w:sz w:val="24"/>
-          <w:szCs w:val="24"/>
-          <w:lang w:val="en-US"/>
-        </w:rPr>
-        <w:t>membantu</w:t>
-      </w:r>
-      <w:proofErr w:type="spellEnd"/>
-      <w:r>
-        <w:rPr>
-          <w:sz w:val="24"/>
-          <w:szCs w:val="24"/>
-          <w:lang w:val="en-US"/>
-        </w:rPr>
-        <w:t xml:space="preserve"> </w:t>
-      </w:r>
-      <w:proofErr w:type="spellStart"/>
-      <w:r>
-        <w:rPr>
-          <w:sz w:val="24"/>
-          <w:szCs w:val="24"/>
-          <w:lang w:val="en-US"/>
-        </w:rPr>
-        <w:t>pengelolaan</w:t>
-      </w:r>
-      <w:proofErr w:type="spellEnd"/>
-      <w:r>
-        <w:rPr>
-          <w:sz w:val="24"/>
-          <w:szCs w:val="24"/>
-          <w:lang w:val="en-US"/>
-        </w:rPr>
-        <w:t xml:space="preserve"> dan monitoring </w:t>
-      </w:r>
-      <w:proofErr w:type="spellStart"/>
-      <w:r>
-        <w:rPr>
-          <w:sz w:val="24"/>
-          <w:szCs w:val="24"/>
-          <w:lang w:val="en-US"/>
-        </w:rPr>
-        <w:t>laporan</w:t>
-      </w:r>
-      <w:proofErr w:type="spellEnd"/>
-      <w:r>
-        <w:rPr>
-          <w:sz w:val="24"/>
-          <w:szCs w:val="24"/>
-          <w:lang w:val="en-US"/>
-        </w:rPr>
-        <w:t xml:space="preserve"> </w:t>
-      </w:r>
-      <w:proofErr w:type="spellStart"/>
-      <w:r>
-        <w:rPr>
-          <w:sz w:val="24"/>
-          <w:szCs w:val="24"/>
-          <w:lang w:val="en-US"/>
-        </w:rPr>
-        <w:t>kegiatan</w:t>
-      </w:r>
-      <w:proofErr w:type="spellEnd"/>
-      <w:r>
-        <w:rPr>
-          <w:sz w:val="24"/>
-          <w:szCs w:val="24"/>
-          <w:lang w:val="en-US"/>
-        </w:rPr>
-        <w:t>/</w:t>
-      </w:r>
-      <w:proofErr w:type="spellStart"/>
-      <w:r>
-        <w:rPr>
-          <w:sz w:val="24"/>
-          <w:szCs w:val="24"/>
-          <w:lang w:val="en-US"/>
-        </w:rPr>
-        <w:t>temuan</w:t>
-      </w:r>
-      <w:proofErr w:type="spellEnd"/>
-      <w:r>
-        <w:rPr>
-          <w:sz w:val="24"/>
-          <w:szCs w:val="24"/>
-          <w:lang w:val="en-US"/>
-        </w:rPr>
-        <w:t xml:space="preserve"> yang </w:t>
-      </w:r>
-      <w:proofErr w:type="spellStart"/>
-      <w:r>
-        <w:rPr>
-          <w:sz w:val="24"/>
-          <w:szCs w:val="24"/>
-          <w:lang w:val="en-US"/>
-        </w:rPr>
-        <w:t>dikirim</w:t>
-      </w:r>
-      <w:proofErr w:type="spellEnd"/>
-      <w:r>
-        <w:rPr>
-          <w:sz w:val="24"/>
-          <w:szCs w:val="24"/>
-          <w:lang w:val="en-US"/>
-        </w:rPr>
-        <w:t xml:space="preserve"> oleh </w:t>
-      </w:r>
-      <w:proofErr w:type="spellStart"/>
-      <w:r>
-        <w:rPr>
-          <w:sz w:val="24"/>
-          <w:szCs w:val="24"/>
-          <w:lang w:val="en-US"/>
-        </w:rPr>
-        <w:t>pegawai</w:t>
-      </w:r>
-      <w:proofErr w:type="spellEnd"/>
-      <w:r>
-        <w:rPr>
-          <w:sz w:val="24"/>
-          <w:szCs w:val="24"/>
-          <w:lang w:val="en-US"/>
-        </w:rPr>
-        <w:t xml:space="preserve">. </w:t>
-      </w:r>
-      <w:proofErr w:type="spellStart"/>
-      <w:r>
-        <w:rPr>
-          <w:sz w:val="24"/>
-          <w:szCs w:val="24"/>
-          <w:lang w:val="en-US"/>
-        </w:rPr>
-        <w:t>RailSnap</w:t>
-      </w:r>
-      <w:proofErr w:type="spellEnd"/>
-      <w:r>
-        <w:rPr>
-          <w:sz w:val="24"/>
-          <w:szCs w:val="24"/>
-          <w:lang w:val="en-US"/>
-        </w:rPr>
-        <w:t xml:space="preserve"> </w:t>
-      </w:r>
-      <w:proofErr w:type="spellStart"/>
-      <w:r>
-        <w:rPr>
-          <w:sz w:val="24"/>
-          <w:szCs w:val="24"/>
-          <w:lang w:val="en-US"/>
-        </w:rPr>
-        <w:t>dibuat</w:t>
-      </w:r>
-      <w:proofErr w:type="spellEnd"/>
-      <w:r>
-        <w:rPr>
-          <w:sz w:val="24"/>
-          <w:szCs w:val="24"/>
-          <w:lang w:val="en-US"/>
-        </w:rPr>
-        <w:t xml:space="preserve"> </w:t>
-      </w:r>
-      <w:proofErr w:type="spellStart"/>
-      <w:r>
-        <w:rPr>
-          <w:sz w:val="24"/>
-          <w:szCs w:val="24"/>
-          <w:lang w:val="en-US"/>
-        </w:rPr>
-        <w:t>dalam</w:t>
-      </w:r>
-      <w:proofErr w:type="spellEnd"/>
-      <w:r>
-        <w:rPr>
-          <w:sz w:val="24"/>
-          <w:szCs w:val="24"/>
-          <w:lang w:val="en-US"/>
-        </w:rPr>
-        <w:t xml:space="preserve"> </w:t>
-      </w:r>
-      <w:proofErr w:type="spellStart"/>
-      <w:r>
-        <w:rPr>
-          <w:sz w:val="24"/>
-          <w:szCs w:val="24"/>
-          <w:lang w:val="en-US"/>
-        </w:rPr>
-        <w:t>bentuk</w:t>
-      </w:r>
-      <w:proofErr w:type="spellEnd"/>
-      <w:r>
-        <w:rPr>
-          <w:sz w:val="24"/>
-          <w:szCs w:val="24"/>
-          <w:lang w:val="en-US"/>
-        </w:rPr>
-        <w:t xml:space="preserve"> web dan mobile agar </w:t>
-      </w:r>
-      <w:proofErr w:type="spellStart"/>
-      <w:r>
-        <w:rPr>
-          <w:sz w:val="24"/>
-          <w:szCs w:val="24"/>
-          <w:lang w:val="en-US"/>
-        </w:rPr>
-        <w:t>mudah</w:t>
-      </w:r>
-      <w:proofErr w:type="spellEnd"/>
-      <w:r>
-        <w:rPr>
-          <w:sz w:val="24"/>
-          <w:szCs w:val="24"/>
-          <w:lang w:val="en-US"/>
-        </w:rPr>
-        <w:t xml:space="preserve"> </w:t>
-      </w:r>
-      <w:proofErr w:type="spellStart"/>
-      <w:r>
-        <w:rPr>
-          <w:sz w:val="24"/>
-          <w:szCs w:val="24"/>
-          <w:lang w:val="en-US"/>
-        </w:rPr>
-        <w:t>diakses</w:t>
-      </w:r>
-      <w:proofErr w:type="spellEnd"/>
-      <w:r>
-        <w:rPr>
-          <w:sz w:val="24"/>
-          <w:szCs w:val="24"/>
-          <w:lang w:val="en-US"/>
-        </w:rPr>
-        <w:t xml:space="preserve"> </w:t>
-      </w:r>
-      <w:proofErr w:type="spellStart"/>
-      <w:r>
-        <w:rPr>
-          <w:sz w:val="24"/>
-          <w:szCs w:val="24"/>
-          <w:lang w:val="en-US"/>
-        </w:rPr>
-        <w:t>melalui</w:t>
-      </w:r>
-      <w:proofErr w:type="spellEnd"/>
-      <w:r>
-        <w:rPr>
-          <w:sz w:val="24"/>
-          <w:szCs w:val="24"/>
-          <w:lang w:val="en-US"/>
-        </w:rPr>
-        <w:t xml:space="preserve"> </w:t>
-      </w:r>
-      <w:proofErr w:type="spellStart"/>
-      <w:r>
-        <w:rPr>
-          <w:sz w:val="24"/>
-          <w:szCs w:val="24"/>
-          <w:lang w:val="en-US"/>
-        </w:rPr>
-        <w:t>jaringan</w:t>
-      </w:r>
-      <w:proofErr w:type="spellEnd"/>
-      <w:r>
-        <w:rPr>
-          <w:sz w:val="24"/>
-          <w:szCs w:val="24"/>
-          <w:lang w:val="en-US"/>
-        </w:rPr>
-        <w:t xml:space="preserve"> </w:t>
-      </w:r>
-      <w:proofErr w:type="spellStart"/>
-      <w:r>
-        <w:rPr>
-          <w:sz w:val="24"/>
-          <w:szCs w:val="24"/>
-          <w:lang w:val="en-US"/>
-        </w:rPr>
-        <w:t>kantor</w:t>
-      </w:r>
-      <w:proofErr w:type="spellEnd"/>
-      <w:r>
-        <w:rPr>
-          <w:sz w:val="24"/>
-          <w:szCs w:val="24"/>
-          <w:lang w:val="en-US"/>
-        </w:rPr>
-        <w:t xml:space="preserve">, </w:t>
-      </w:r>
-      <w:proofErr w:type="spellStart"/>
-      <w:r>
-        <w:rPr>
-          <w:sz w:val="24"/>
-          <w:szCs w:val="24"/>
-          <w:lang w:val="en-US"/>
-        </w:rPr>
-        <w:t>sekaligus</w:t>
-      </w:r>
-      <w:proofErr w:type="spellEnd"/>
-      <w:r>
-        <w:rPr>
-          <w:sz w:val="24"/>
-          <w:szCs w:val="24"/>
-          <w:lang w:val="en-US"/>
-        </w:rPr>
-        <w:t xml:space="preserve"> </w:t>
-      </w:r>
-      <w:proofErr w:type="spellStart"/>
-      <w:r>
-        <w:rPr>
-          <w:sz w:val="24"/>
-          <w:szCs w:val="24"/>
-          <w:lang w:val="en-US"/>
-        </w:rPr>
-        <w:t>memungkinkan</w:t>
-      </w:r>
-      <w:proofErr w:type="spellEnd"/>
-      <w:r>
-        <w:rPr>
-          <w:sz w:val="24"/>
-          <w:szCs w:val="24"/>
-          <w:lang w:val="en-US"/>
-        </w:rPr>
-        <w:t xml:space="preserve"> </w:t>
-      </w:r>
-      <w:proofErr w:type="spellStart"/>
-      <w:r>
-        <w:rPr>
-          <w:sz w:val="24"/>
-          <w:szCs w:val="24"/>
-          <w:lang w:val="en-US"/>
-        </w:rPr>
-        <w:t>pengelolaan</w:t>
-      </w:r>
-      <w:proofErr w:type="spellEnd"/>
-      <w:r>
-        <w:rPr>
-          <w:sz w:val="24"/>
-          <w:szCs w:val="24"/>
-          <w:lang w:val="en-US"/>
-        </w:rPr>
-        <w:t xml:space="preserve"> data </w:t>
-      </w:r>
-      <w:proofErr w:type="spellStart"/>
-      <w:r>
-        <w:rPr>
-          <w:sz w:val="24"/>
-          <w:szCs w:val="24"/>
-          <w:lang w:val="en-US"/>
-        </w:rPr>
-        <w:t>secara</w:t>
-      </w:r>
-      <w:proofErr w:type="spellEnd"/>
-      <w:r>
-        <w:rPr>
-          <w:sz w:val="24"/>
-          <w:szCs w:val="24"/>
-          <w:lang w:val="en-US"/>
-        </w:rPr>
-        <w:t xml:space="preserve"> </w:t>
-      </w:r>
-      <w:proofErr w:type="spellStart"/>
-      <w:r>
-        <w:rPr>
-          <w:sz w:val="24"/>
-          <w:szCs w:val="24"/>
-          <w:lang w:val="en-US"/>
-        </w:rPr>
-        <w:t>terpusat</w:t>
-      </w:r>
-      <w:proofErr w:type="spellEnd"/>
-      <w:r>
-        <w:rPr>
-          <w:sz w:val="24"/>
-          <w:szCs w:val="24"/>
-          <w:lang w:val="en-US"/>
-        </w:rPr>
-        <w:t xml:space="preserve">. Pada </w:t>
-      </w:r>
-      <w:proofErr w:type="spellStart"/>
-      <w:r>
-        <w:rPr>
-          <w:sz w:val="24"/>
-          <w:szCs w:val="24"/>
-          <w:lang w:val="en-US"/>
-        </w:rPr>
-        <w:t>sisi</w:t>
-      </w:r>
-      <w:proofErr w:type="spellEnd"/>
-      <w:r>
-        <w:rPr>
-          <w:sz w:val="24"/>
-          <w:szCs w:val="24"/>
-          <w:lang w:val="en-US"/>
-        </w:rPr>
-        <w:t xml:space="preserve"> web, </w:t>
-      </w:r>
-      <w:proofErr w:type="spellStart"/>
-      <w:r>
-        <w:rPr>
-          <w:sz w:val="24"/>
-          <w:szCs w:val="24"/>
-          <w:lang w:val="en-US"/>
-        </w:rPr>
-        <w:t>RailSnap</w:t>
-      </w:r>
-      <w:proofErr w:type="spellEnd"/>
-      <w:r>
-        <w:rPr>
-          <w:sz w:val="24"/>
-          <w:szCs w:val="24"/>
-          <w:lang w:val="en-US"/>
-        </w:rPr>
-        <w:t xml:space="preserve"> </w:t>
-      </w:r>
-      <w:proofErr w:type="spellStart"/>
-      <w:r>
-        <w:rPr>
-          <w:sz w:val="24"/>
-          <w:szCs w:val="24"/>
-          <w:lang w:val="en-US"/>
-        </w:rPr>
-        <w:t>berfungsi</w:t>
-      </w:r>
-      <w:proofErr w:type="spellEnd"/>
-      <w:r>
-        <w:rPr>
-          <w:sz w:val="24"/>
-          <w:szCs w:val="24"/>
-          <w:lang w:val="en-US"/>
-        </w:rPr>
-        <w:t xml:space="preserve"> </w:t>
-      </w:r>
-      <w:proofErr w:type="spellStart"/>
-      <w:r>
-        <w:rPr>
-          <w:sz w:val="24"/>
-          <w:szCs w:val="24"/>
-          <w:lang w:val="en-US"/>
-        </w:rPr>
-        <w:t>sebagai</w:t>
-      </w:r>
-      <w:proofErr w:type="spellEnd"/>
-      <w:r>
-        <w:rPr>
-          <w:sz w:val="24"/>
-          <w:szCs w:val="24"/>
-          <w:lang w:val="en-US"/>
-        </w:rPr>
-        <w:t xml:space="preserve"> </w:t>
-      </w:r>
-      <w:proofErr w:type="spellStart"/>
-      <w:r>
-        <w:rPr>
-          <w:sz w:val="24"/>
-          <w:szCs w:val="24"/>
-          <w:lang w:val="en-US"/>
-        </w:rPr>
-        <w:t>pusat</w:t>
-      </w:r>
-      <w:proofErr w:type="spellEnd"/>
-      <w:r>
-        <w:rPr>
-          <w:sz w:val="24"/>
-          <w:szCs w:val="24"/>
-          <w:lang w:val="en-US"/>
-        </w:rPr>
-        <w:t xml:space="preserve"> </w:t>
-      </w:r>
-      <w:proofErr w:type="spellStart"/>
-      <w:r>
-        <w:rPr>
-          <w:sz w:val="24"/>
-          <w:szCs w:val="24"/>
-          <w:lang w:val="en-US"/>
-        </w:rPr>
-        <w:t>manajemen</w:t>
-      </w:r>
-      <w:proofErr w:type="spellEnd"/>
-      <w:r>
-        <w:rPr>
-          <w:sz w:val="24"/>
-          <w:szCs w:val="24"/>
-          <w:lang w:val="en-US"/>
-        </w:rPr>
-        <w:t xml:space="preserve"> (admin panel) </w:t>
-      </w:r>
-      <w:proofErr w:type="spellStart"/>
-      <w:r>
-        <w:rPr>
-          <w:sz w:val="24"/>
-          <w:szCs w:val="24"/>
-          <w:lang w:val="en-US"/>
-        </w:rPr>
-        <w:t>untuk</w:t>
-      </w:r>
-      <w:proofErr w:type="spellEnd"/>
-      <w:r>
-        <w:rPr>
-          <w:sz w:val="24"/>
-          <w:szCs w:val="24"/>
-          <w:lang w:val="en-US"/>
-        </w:rPr>
-        <w:t xml:space="preserve"> </w:t>
-      </w:r>
-      <w:proofErr w:type="spellStart"/>
-      <w:r>
-        <w:rPr>
-          <w:sz w:val="24"/>
-          <w:szCs w:val="24"/>
-          <w:lang w:val="en-US"/>
-        </w:rPr>
-        <w:t>kebutuhan</w:t>
-      </w:r>
-      <w:proofErr w:type="spellEnd"/>
-      <w:r>
-        <w:rPr>
-          <w:sz w:val="24"/>
-          <w:szCs w:val="24"/>
-          <w:lang w:val="en-US"/>
-        </w:rPr>
-        <w:t xml:space="preserve"> </w:t>
-      </w:r>
-      <w:proofErr w:type="spellStart"/>
-      <w:r>
-        <w:rPr>
-          <w:sz w:val="24"/>
-          <w:szCs w:val="24"/>
-          <w:lang w:val="en-US"/>
-        </w:rPr>
-        <w:t>operasional</w:t>
-      </w:r>
-      <w:proofErr w:type="spellEnd"/>
-      <w:r>
-        <w:rPr>
-          <w:sz w:val="24"/>
-          <w:szCs w:val="24"/>
-          <w:lang w:val="en-US"/>
-        </w:rPr>
-        <w:t xml:space="preserve">, </w:t>
-      </w:r>
-      <w:proofErr w:type="spellStart"/>
-      <w:r>
-        <w:rPr>
-          <w:sz w:val="24"/>
-          <w:szCs w:val="24"/>
-          <w:lang w:val="en-US"/>
-        </w:rPr>
-        <w:t>seperti</w:t>
-      </w:r>
-      <w:proofErr w:type="spellEnd"/>
-      <w:r>
-        <w:rPr>
-          <w:sz w:val="24"/>
-          <w:szCs w:val="24"/>
-          <w:lang w:val="en-US"/>
-        </w:rPr>
-        <w:t xml:space="preserve"> </w:t>
-      </w:r>
-      <w:proofErr w:type="spellStart"/>
-      <w:r>
-        <w:rPr>
-          <w:sz w:val="24"/>
-          <w:szCs w:val="24"/>
-          <w:lang w:val="en-US"/>
-        </w:rPr>
-        <w:t>pengaturan</w:t>
-      </w:r>
-      <w:proofErr w:type="spellEnd"/>
-      <w:r>
-        <w:rPr>
-          <w:sz w:val="24"/>
-          <w:szCs w:val="24"/>
-          <w:lang w:val="en-US"/>
-        </w:rPr>
-        <w:t xml:space="preserve"> </w:t>
-      </w:r>
-      <w:proofErr w:type="spellStart"/>
-      <w:r>
-        <w:rPr>
-          <w:sz w:val="24"/>
-          <w:szCs w:val="24"/>
-          <w:lang w:val="en-US"/>
-        </w:rPr>
-        <w:t>akun</w:t>
-      </w:r>
-      <w:proofErr w:type="spellEnd"/>
-      <w:r>
-        <w:rPr>
-          <w:sz w:val="24"/>
-          <w:szCs w:val="24"/>
-          <w:lang w:val="en-US"/>
-        </w:rPr>
-        <w:t xml:space="preserve"> </w:t>
-      </w:r>
-      <w:proofErr w:type="spellStart"/>
-      <w:r>
-        <w:rPr>
-          <w:sz w:val="24"/>
-          <w:szCs w:val="24"/>
-          <w:lang w:val="en-US"/>
-        </w:rPr>
-        <w:t>pengguna</w:t>
-      </w:r>
-      <w:proofErr w:type="spellEnd"/>
-      <w:r>
-        <w:rPr>
-          <w:sz w:val="24"/>
-          <w:szCs w:val="24"/>
-          <w:lang w:val="en-US"/>
-        </w:rPr>
-        <w:t xml:space="preserve">, </w:t>
-      </w:r>
-      <w:proofErr w:type="spellStart"/>
-      <w:r>
-        <w:rPr>
-          <w:sz w:val="24"/>
-          <w:szCs w:val="24"/>
-          <w:lang w:val="en-US"/>
-        </w:rPr>
-        <w:t>pengelolaan</w:t>
-      </w:r>
-      <w:proofErr w:type="spellEnd"/>
-      <w:r>
-        <w:rPr>
-          <w:sz w:val="24"/>
-          <w:szCs w:val="24"/>
-          <w:lang w:val="en-US"/>
-        </w:rPr>
-        <w:t xml:space="preserve"> data </w:t>
-      </w:r>
-      <w:proofErr w:type="spellStart"/>
-      <w:r>
-        <w:rPr>
-          <w:sz w:val="24"/>
-          <w:szCs w:val="24"/>
-          <w:lang w:val="en-US"/>
-        </w:rPr>
-        <w:t>stasiun</w:t>
-      </w:r>
-      <w:proofErr w:type="spellEnd"/>
-      <w:r>
-        <w:rPr>
-          <w:sz w:val="24"/>
-          <w:szCs w:val="24"/>
-          <w:lang w:val="en-US"/>
-        </w:rPr>
-        <w:t xml:space="preserve">, </w:t>
-      </w:r>
-      <w:proofErr w:type="spellStart"/>
-      <w:r>
-        <w:rPr>
-          <w:sz w:val="24"/>
-          <w:szCs w:val="24"/>
-          <w:lang w:val="en-US"/>
-        </w:rPr>
-        <w:t>pemantauan</w:t>
-      </w:r>
-      <w:proofErr w:type="spellEnd"/>
-      <w:r>
-        <w:rPr>
-          <w:sz w:val="24"/>
-          <w:szCs w:val="24"/>
-          <w:lang w:val="en-US"/>
-        </w:rPr>
-        <w:t xml:space="preserve"> </w:t>
-      </w:r>
-      <w:proofErr w:type="spellStart"/>
-      <w:r>
-        <w:rPr>
-          <w:sz w:val="24"/>
-          <w:szCs w:val="24"/>
-          <w:lang w:val="en-US"/>
-        </w:rPr>
-        <w:t>perangkat</w:t>
-      </w:r>
-      <w:proofErr w:type="spellEnd"/>
-      <w:r>
-        <w:rPr>
-          <w:sz w:val="24"/>
-          <w:szCs w:val="24"/>
-          <w:lang w:val="en-US"/>
-        </w:rPr>
-        <w:t xml:space="preserve">, </w:t>
-      </w:r>
-      <w:proofErr w:type="spellStart"/>
-      <w:r>
-        <w:rPr>
-          <w:sz w:val="24"/>
-          <w:szCs w:val="24"/>
-          <w:lang w:val="en-US"/>
-        </w:rPr>
-        <w:t>serta</w:t>
-      </w:r>
-      <w:proofErr w:type="spellEnd"/>
-      <w:r>
-        <w:rPr>
-          <w:sz w:val="24"/>
-          <w:szCs w:val="24"/>
-          <w:lang w:val="en-US"/>
-        </w:rPr>
-        <w:t xml:space="preserve"> </w:t>
-      </w:r>
-      <w:proofErr w:type="spellStart"/>
-      <w:r>
-        <w:rPr>
-          <w:sz w:val="24"/>
-          <w:szCs w:val="24"/>
-          <w:lang w:val="en-US"/>
-        </w:rPr>
-        <w:t>akses</w:t>
-      </w:r>
-      <w:proofErr w:type="spellEnd"/>
-      <w:r>
-        <w:rPr>
-          <w:sz w:val="24"/>
-          <w:szCs w:val="24"/>
-          <w:lang w:val="en-US"/>
-        </w:rPr>
-        <w:t xml:space="preserve"> </w:t>
-      </w:r>
-      <w:proofErr w:type="spellStart"/>
-      <w:r>
-        <w:rPr>
-          <w:sz w:val="24"/>
-          <w:szCs w:val="24"/>
-          <w:lang w:val="en-US"/>
-        </w:rPr>
-        <w:t>terhadap</w:t>
-      </w:r>
-      <w:proofErr w:type="spellEnd"/>
-      <w:r>
-        <w:rPr>
-          <w:sz w:val="24"/>
-          <w:szCs w:val="24"/>
-          <w:lang w:val="en-US"/>
-        </w:rPr>
-        <w:t xml:space="preserve"> </w:t>
-      </w:r>
-      <w:proofErr w:type="spellStart"/>
-      <w:r>
-        <w:rPr>
-          <w:sz w:val="24"/>
-          <w:szCs w:val="24"/>
-          <w:lang w:val="en-US"/>
-        </w:rPr>
-        <w:t>laporan</w:t>
-      </w:r>
-      <w:proofErr w:type="spellEnd"/>
-      <w:r>
-        <w:rPr>
-          <w:sz w:val="24"/>
-          <w:szCs w:val="24"/>
-          <w:lang w:val="en-US"/>
-        </w:rPr>
-        <w:t xml:space="preserve"> yang </w:t>
-      </w:r>
-      <w:proofErr w:type="spellStart"/>
-      <w:r>
-        <w:rPr>
-          <w:sz w:val="24"/>
-          <w:szCs w:val="24"/>
-          <w:lang w:val="en-US"/>
-        </w:rPr>
-        <w:t>masuk</w:t>
-      </w:r>
-      <w:proofErr w:type="spellEnd"/>
-      <w:r>
-        <w:rPr>
-          <w:sz w:val="24"/>
-          <w:szCs w:val="24"/>
-          <w:lang w:val="en-US"/>
-        </w:rPr>
-        <w:t xml:space="preserve"> </w:t>
-      </w:r>
-      <w:proofErr w:type="spellStart"/>
-      <w:r>
-        <w:rPr>
-          <w:sz w:val="24"/>
-          <w:szCs w:val="24"/>
-          <w:lang w:val="en-US"/>
-        </w:rPr>
-        <w:t>sehingga</w:t>
-      </w:r>
-      <w:proofErr w:type="spellEnd"/>
-      <w:r>
-        <w:rPr>
-          <w:sz w:val="24"/>
-          <w:szCs w:val="24"/>
-          <w:lang w:val="en-US"/>
-        </w:rPr>
-        <w:t xml:space="preserve"> proses </w:t>
-      </w:r>
-      <w:proofErr w:type="spellStart"/>
-      <w:r>
-        <w:rPr>
-          <w:sz w:val="24"/>
-          <w:szCs w:val="24"/>
-          <w:lang w:val="en-US"/>
-        </w:rPr>
-        <w:t>administrasi</w:t>
-      </w:r>
-      <w:proofErr w:type="spellEnd"/>
-      <w:r>
-        <w:rPr>
-          <w:sz w:val="24"/>
-          <w:szCs w:val="24"/>
-          <w:lang w:val="en-US"/>
-        </w:rPr>
-        <w:t xml:space="preserve"> dan monitoring </w:t>
-      </w:r>
-      <w:proofErr w:type="spellStart"/>
-      <w:r>
-        <w:rPr>
-          <w:sz w:val="24"/>
-          <w:szCs w:val="24"/>
-          <w:lang w:val="en-US"/>
-        </w:rPr>
-        <w:t>menjadi</w:t>
-      </w:r>
-      <w:proofErr w:type="spellEnd"/>
-      <w:r>
-        <w:rPr>
-          <w:sz w:val="24"/>
-          <w:szCs w:val="24"/>
-          <w:lang w:val="en-US"/>
-        </w:rPr>
-        <w:t xml:space="preserve"> </w:t>
-      </w:r>
-      <w:proofErr w:type="spellStart"/>
-      <w:r>
-        <w:rPr>
-          <w:sz w:val="24"/>
-          <w:szCs w:val="24"/>
-          <w:lang w:val="en-US"/>
-        </w:rPr>
-        <w:t>lebih</w:t>
-      </w:r>
-      <w:proofErr w:type="spellEnd"/>
-      <w:r>
-        <w:rPr>
-          <w:sz w:val="24"/>
-          <w:szCs w:val="24"/>
-          <w:lang w:val="en-US"/>
-        </w:rPr>
-        <w:t xml:space="preserve"> </w:t>
-      </w:r>
-      <w:proofErr w:type="spellStart"/>
-      <w:r>
-        <w:rPr>
-          <w:sz w:val="24"/>
-          <w:szCs w:val="24"/>
-          <w:lang w:val="en-US"/>
-        </w:rPr>
-        <w:t>tertata</w:t>
-      </w:r>
-      <w:proofErr w:type="spellEnd"/>
-      <w:r>
-        <w:rPr>
-          <w:sz w:val="24"/>
-          <w:szCs w:val="24"/>
-          <w:lang w:val="en-US"/>
-        </w:rPr>
-        <w:t>.</w:t>
+        </w:rPr>
+      </w:pPr>
+      <w:r>
+        <w:rPr>
+          <w:sz w:val="24"/>
+          <w:szCs w:val="24"/>
+        </w:rPr>
+        <w:t>Pada kegiatan PKL ini, penulis terlibat dalam pengembangan aplikasi internal bernama RailSnap, yaitu sistem yang membantu pengelolaan dan monitoring laporan kegiatan/temuan yang dikirim oleh pegawai. RailSnap dibuat dalam bentuk web dan mobile agar mudah diakses melalui jaringan kantor, sekaligus memungkinkan pengelolaan data secara terpusat. Pada sisi web, RailSnap berfungsi sebagai pusat manajemen (admin panel) untuk kebutuhan operasional, seperti pengaturan akun pengguna, pengelolaan data stasiun, pemantauan perangkat, serta akses terhadap laporan yang masuk sehingga proses administrasi dan monitoring menjadi lebih tertata.</w:t>
       </w:r>
     </w:p>
     <w:p>
@@ -16013,7 +14932,6 @@
           <w:color w:val="auto"/>
           <w:sz w:val="36"/>
           <w:szCs w:val="36"/>
-          <w:lang w:val="en-US"/>
         </w:rPr>
       </w:pPr>
       <w:r>
@@ -16159,647 +15077,15 @@
         <w:rPr>
           <w:sz w:val="24"/>
           <w:szCs w:val="24"/>
-          <w:lang w:val="en-US"/>
-        </w:rPr>
-      </w:pPr>
-      <w:r>
-        <w:rPr>
-          <w:sz w:val="24"/>
-          <w:szCs w:val="24"/>
-          <w:lang w:val="en-US"/>
+        </w:rPr>
+      </w:pPr>
+      <w:r>
+        <w:rPr>
+          <w:sz w:val="24"/>
+          <w:szCs w:val="24"/>
         </w:rPr>
         <w:lastRenderedPageBreak/>
-        <w:t xml:space="preserve">Dalam </w:t>
-      </w:r>
-      <w:proofErr w:type="spellStart"/>
-      <w:r>
-        <w:rPr>
-          <w:sz w:val="24"/>
-          <w:szCs w:val="24"/>
-          <w:lang w:val="en-US"/>
-        </w:rPr>
-        <w:t>proyek</w:t>
-      </w:r>
-      <w:proofErr w:type="spellEnd"/>
-      <w:r>
-        <w:rPr>
-          <w:sz w:val="24"/>
-          <w:szCs w:val="24"/>
-          <w:lang w:val="en-US"/>
-        </w:rPr>
-        <w:t xml:space="preserve"> </w:t>
-      </w:r>
-      <w:proofErr w:type="spellStart"/>
-      <w:r>
-        <w:rPr>
-          <w:sz w:val="24"/>
-          <w:szCs w:val="24"/>
-          <w:lang w:val="en-US"/>
-        </w:rPr>
-        <w:t>ini</w:t>
-      </w:r>
-      <w:proofErr w:type="spellEnd"/>
-      <w:r>
-        <w:rPr>
-          <w:sz w:val="24"/>
-          <w:szCs w:val="24"/>
-          <w:lang w:val="en-US"/>
-        </w:rPr>
-        <w:t xml:space="preserve">, </w:t>
-      </w:r>
-      <w:proofErr w:type="spellStart"/>
-      <w:r>
-        <w:rPr>
-          <w:sz w:val="24"/>
-          <w:szCs w:val="24"/>
-          <w:lang w:val="en-US"/>
-        </w:rPr>
-        <w:t>penulis</w:t>
-      </w:r>
-      <w:proofErr w:type="spellEnd"/>
-      <w:r>
-        <w:rPr>
-          <w:sz w:val="24"/>
-          <w:szCs w:val="24"/>
-          <w:lang w:val="en-US"/>
-        </w:rPr>
-        <w:t xml:space="preserve"> </w:t>
-      </w:r>
-      <w:proofErr w:type="spellStart"/>
-      <w:r>
-        <w:rPr>
-          <w:sz w:val="24"/>
-          <w:szCs w:val="24"/>
-          <w:lang w:val="en-US"/>
-        </w:rPr>
-        <w:t>berperan</w:t>
-      </w:r>
-      <w:proofErr w:type="spellEnd"/>
-      <w:r>
-        <w:rPr>
-          <w:sz w:val="24"/>
-          <w:szCs w:val="24"/>
-          <w:lang w:val="en-US"/>
-        </w:rPr>
-        <w:t xml:space="preserve"> pada </w:t>
-      </w:r>
-      <w:proofErr w:type="spellStart"/>
-      <w:r>
-        <w:rPr>
-          <w:sz w:val="24"/>
-          <w:szCs w:val="24"/>
-          <w:lang w:val="en-US"/>
-        </w:rPr>
-        <w:t>pengembangan</w:t>
-      </w:r>
-      <w:proofErr w:type="spellEnd"/>
-      <w:r>
-        <w:rPr>
-          <w:sz w:val="24"/>
-          <w:szCs w:val="24"/>
-          <w:lang w:val="en-US"/>
-        </w:rPr>
-        <w:t xml:space="preserve"> </w:t>
-      </w:r>
-      <w:proofErr w:type="spellStart"/>
-      <w:r>
-        <w:rPr>
-          <w:sz w:val="24"/>
-          <w:szCs w:val="24"/>
-          <w:lang w:val="en-US"/>
-        </w:rPr>
-        <w:t>bagian</w:t>
-      </w:r>
-      <w:proofErr w:type="spellEnd"/>
-      <w:r>
-        <w:rPr>
-          <w:sz w:val="24"/>
-          <w:szCs w:val="24"/>
-          <w:lang w:val="en-US"/>
-        </w:rPr>
-        <w:t xml:space="preserve"> website </w:t>
-      </w:r>
-      <w:proofErr w:type="spellStart"/>
-      <w:r>
-        <w:rPr>
-          <w:sz w:val="24"/>
-          <w:szCs w:val="24"/>
-          <w:lang w:val="en-US"/>
-        </w:rPr>
-        <w:t>menggunakan</w:t>
-      </w:r>
-      <w:proofErr w:type="spellEnd"/>
-      <w:r>
-        <w:rPr>
-          <w:sz w:val="24"/>
-          <w:szCs w:val="24"/>
-          <w:lang w:val="en-US"/>
-        </w:rPr>
-        <w:t xml:space="preserve"> framework Laravel, </w:t>
-      </w:r>
-      <w:proofErr w:type="spellStart"/>
-      <w:r>
-        <w:rPr>
-          <w:sz w:val="24"/>
-          <w:szCs w:val="24"/>
-          <w:lang w:val="en-US"/>
-        </w:rPr>
-        <w:t>mulai</w:t>
-      </w:r>
-      <w:proofErr w:type="spellEnd"/>
-      <w:r>
-        <w:rPr>
-          <w:sz w:val="24"/>
-          <w:szCs w:val="24"/>
-          <w:lang w:val="en-US"/>
-        </w:rPr>
-        <w:t xml:space="preserve"> </w:t>
-      </w:r>
-      <w:proofErr w:type="spellStart"/>
-      <w:r>
-        <w:rPr>
-          <w:sz w:val="24"/>
-          <w:szCs w:val="24"/>
-          <w:lang w:val="en-US"/>
-        </w:rPr>
-        <w:t>dari</w:t>
-      </w:r>
-      <w:proofErr w:type="spellEnd"/>
-      <w:r>
-        <w:rPr>
-          <w:sz w:val="24"/>
-          <w:szCs w:val="24"/>
-          <w:lang w:val="en-US"/>
-        </w:rPr>
-        <w:t xml:space="preserve"> </w:t>
-      </w:r>
-      <w:proofErr w:type="spellStart"/>
-      <w:r>
-        <w:rPr>
-          <w:sz w:val="24"/>
-          <w:szCs w:val="24"/>
-          <w:lang w:val="en-US"/>
-        </w:rPr>
-        <w:t>tahap</w:t>
-      </w:r>
-      <w:proofErr w:type="spellEnd"/>
-      <w:r>
-        <w:rPr>
-          <w:sz w:val="24"/>
-          <w:szCs w:val="24"/>
-          <w:lang w:val="en-US"/>
-        </w:rPr>
-        <w:t xml:space="preserve"> </w:t>
-      </w:r>
-      <w:proofErr w:type="spellStart"/>
-      <w:r>
-        <w:rPr>
-          <w:sz w:val="24"/>
-          <w:szCs w:val="24"/>
-          <w:lang w:val="en-US"/>
-        </w:rPr>
-        <w:t>analisis</w:t>
-      </w:r>
-      <w:proofErr w:type="spellEnd"/>
-      <w:r>
-        <w:rPr>
-          <w:sz w:val="24"/>
-          <w:szCs w:val="24"/>
-          <w:lang w:val="en-US"/>
-        </w:rPr>
-        <w:t xml:space="preserve"> </w:t>
-      </w:r>
-      <w:proofErr w:type="spellStart"/>
-      <w:r>
-        <w:rPr>
-          <w:sz w:val="24"/>
-          <w:szCs w:val="24"/>
-          <w:lang w:val="en-US"/>
-        </w:rPr>
-        <w:t>kebutuhan</w:t>
-      </w:r>
-      <w:proofErr w:type="spellEnd"/>
-      <w:r>
-        <w:rPr>
-          <w:sz w:val="24"/>
-          <w:szCs w:val="24"/>
-          <w:lang w:val="en-US"/>
-        </w:rPr>
-        <w:t xml:space="preserve"> dan </w:t>
-      </w:r>
-      <w:proofErr w:type="spellStart"/>
-      <w:r>
-        <w:rPr>
-          <w:sz w:val="24"/>
-          <w:szCs w:val="24"/>
-          <w:lang w:val="en-US"/>
-        </w:rPr>
-        <w:t>perancangan</w:t>
-      </w:r>
-      <w:proofErr w:type="spellEnd"/>
-      <w:r>
-        <w:rPr>
-          <w:sz w:val="24"/>
-          <w:szCs w:val="24"/>
-          <w:lang w:val="en-US"/>
-        </w:rPr>
-        <w:t xml:space="preserve"> </w:t>
-      </w:r>
-      <w:proofErr w:type="spellStart"/>
-      <w:r>
-        <w:rPr>
-          <w:sz w:val="24"/>
-          <w:szCs w:val="24"/>
-          <w:lang w:val="en-US"/>
-        </w:rPr>
-        <w:t>alur</w:t>
-      </w:r>
-      <w:proofErr w:type="spellEnd"/>
-      <w:r>
-        <w:rPr>
-          <w:sz w:val="24"/>
-          <w:szCs w:val="24"/>
-          <w:lang w:val="en-US"/>
-        </w:rPr>
-        <w:t xml:space="preserve"> </w:t>
-      </w:r>
-      <w:proofErr w:type="spellStart"/>
-      <w:r>
-        <w:rPr>
-          <w:sz w:val="24"/>
-          <w:szCs w:val="24"/>
-          <w:lang w:val="en-US"/>
-        </w:rPr>
-        <w:t>sistem</w:t>
-      </w:r>
-      <w:proofErr w:type="spellEnd"/>
-      <w:r>
-        <w:rPr>
-          <w:sz w:val="24"/>
-          <w:szCs w:val="24"/>
-          <w:lang w:val="en-US"/>
-        </w:rPr>
-        <w:t xml:space="preserve"> </w:t>
-      </w:r>
-      <w:proofErr w:type="spellStart"/>
-      <w:r>
-        <w:rPr>
-          <w:sz w:val="24"/>
-          <w:szCs w:val="24"/>
-          <w:lang w:val="en-US"/>
-        </w:rPr>
-        <w:t>hingga</w:t>
-      </w:r>
-      <w:proofErr w:type="spellEnd"/>
-      <w:r>
-        <w:rPr>
-          <w:sz w:val="24"/>
-          <w:szCs w:val="24"/>
-          <w:lang w:val="en-US"/>
-        </w:rPr>
-        <w:t xml:space="preserve"> </w:t>
-      </w:r>
-      <w:proofErr w:type="spellStart"/>
-      <w:r>
-        <w:rPr>
-          <w:sz w:val="24"/>
-          <w:szCs w:val="24"/>
-          <w:lang w:val="en-US"/>
-        </w:rPr>
-        <w:t>implementasi</w:t>
-      </w:r>
-      <w:proofErr w:type="spellEnd"/>
-      <w:r>
-        <w:rPr>
-          <w:sz w:val="24"/>
-          <w:szCs w:val="24"/>
-          <w:lang w:val="en-US"/>
-        </w:rPr>
-        <w:t xml:space="preserve"> </w:t>
-      </w:r>
-      <w:proofErr w:type="spellStart"/>
-      <w:r>
-        <w:rPr>
-          <w:sz w:val="24"/>
-          <w:szCs w:val="24"/>
-          <w:lang w:val="en-US"/>
-        </w:rPr>
-        <w:t>fitur-fitur</w:t>
-      </w:r>
-      <w:proofErr w:type="spellEnd"/>
-      <w:r>
-        <w:rPr>
-          <w:sz w:val="24"/>
-          <w:szCs w:val="24"/>
-          <w:lang w:val="en-US"/>
-        </w:rPr>
-        <w:t xml:space="preserve"> </w:t>
-      </w:r>
-      <w:proofErr w:type="spellStart"/>
-      <w:r>
-        <w:rPr>
-          <w:sz w:val="24"/>
-          <w:szCs w:val="24"/>
-          <w:lang w:val="en-US"/>
-        </w:rPr>
-        <w:t>utama</w:t>
-      </w:r>
-      <w:proofErr w:type="spellEnd"/>
-      <w:r>
-        <w:rPr>
-          <w:sz w:val="24"/>
-          <w:szCs w:val="24"/>
-          <w:lang w:val="en-US"/>
-        </w:rPr>
-        <w:t xml:space="preserve">. </w:t>
-      </w:r>
-      <w:proofErr w:type="spellStart"/>
-      <w:r>
-        <w:rPr>
-          <w:sz w:val="24"/>
-          <w:szCs w:val="24"/>
-          <w:lang w:val="en-US"/>
-        </w:rPr>
-        <w:t>Penulis</w:t>
-      </w:r>
-      <w:proofErr w:type="spellEnd"/>
-      <w:r>
-        <w:rPr>
-          <w:sz w:val="24"/>
-          <w:szCs w:val="24"/>
-          <w:lang w:val="en-US"/>
-        </w:rPr>
-        <w:t xml:space="preserve"> </w:t>
-      </w:r>
-      <w:proofErr w:type="spellStart"/>
-      <w:r>
-        <w:rPr>
-          <w:sz w:val="24"/>
-          <w:szCs w:val="24"/>
-          <w:lang w:val="en-US"/>
-        </w:rPr>
-        <w:t>mengidentifikasi</w:t>
-      </w:r>
-      <w:proofErr w:type="spellEnd"/>
-      <w:r>
-        <w:rPr>
-          <w:sz w:val="24"/>
-          <w:szCs w:val="24"/>
-          <w:lang w:val="en-US"/>
-        </w:rPr>
-        <w:t xml:space="preserve"> </w:t>
-      </w:r>
-      <w:proofErr w:type="spellStart"/>
-      <w:r>
-        <w:rPr>
-          <w:sz w:val="24"/>
-          <w:szCs w:val="24"/>
-          <w:lang w:val="en-US"/>
-        </w:rPr>
-        <w:t>aktor</w:t>
-      </w:r>
-      <w:proofErr w:type="spellEnd"/>
-      <w:r>
-        <w:rPr>
-          <w:sz w:val="24"/>
-          <w:szCs w:val="24"/>
-          <w:lang w:val="en-US"/>
-        </w:rPr>
-        <w:t xml:space="preserve"> yang </w:t>
-      </w:r>
-      <w:proofErr w:type="spellStart"/>
-      <w:r>
-        <w:rPr>
-          <w:sz w:val="24"/>
-          <w:szCs w:val="24"/>
-          <w:lang w:val="en-US"/>
-        </w:rPr>
-        <w:t>terlibat</w:t>
-      </w:r>
-      <w:proofErr w:type="spellEnd"/>
-      <w:r>
-        <w:rPr>
-          <w:sz w:val="24"/>
-          <w:szCs w:val="24"/>
-          <w:lang w:val="en-US"/>
-        </w:rPr>
-        <w:t xml:space="preserve"> (Admin, </w:t>
-      </w:r>
-      <w:proofErr w:type="spellStart"/>
-      <w:r>
-        <w:rPr>
-          <w:sz w:val="24"/>
-          <w:szCs w:val="24"/>
-          <w:lang w:val="en-US"/>
-        </w:rPr>
-        <w:t>Kepala</w:t>
-      </w:r>
-      <w:proofErr w:type="spellEnd"/>
-      <w:r>
-        <w:rPr>
-          <w:sz w:val="24"/>
-          <w:szCs w:val="24"/>
-          <w:lang w:val="en-US"/>
-        </w:rPr>
-        <w:t xml:space="preserve"> </w:t>
-      </w:r>
-      <w:proofErr w:type="spellStart"/>
-      <w:r>
-        <w:rPr>
-          <w:sz w:val="24"/>
-          <w:szCs w:val="24"/>
-          <w:lang w:val="en-US"/>
-        </w:rPr>
-        <w:t>Stasiun</w:t>
-      </w:r>
-      <w:proofErr w:type="spellEnd"/>
-      <w:r>
-        <w:rPr>
-          <w:sz w:val="24"/>
-          <w:szCs w:val="24"/>
-          <w:lang w:val="en-US"/>
-        </w:rPr>
-        <w:t xml:space="preserve">, dan </w:t>
-      </w:r>
-      <w:proofErr w:type="spellStart"/>
-      <w:r>
-        <w:rPr>
-          <w:sz w:val="24"/>
-          <w:szCs w:val="24"/>
-          <w:lang w:val="en-US"/>
-        </w:rPr>
-        <w:t>Pegawai</w:t>
-      </w:r>
-      <w:proofErr w:type="spellEnd"/>
-      <w:r>
-        <w:rPr>
-          <w:sz w:val="24"/>
-          <w:szCs w:val="24"/>
-          <w:lang w:val="en-US"/>
-        </w:rPr>
-        <w:t xml:space="preserve">) </w:t>
-      </w:r>
-      <w:proofErr w:type="spellStart"/>
-      <w:r>
-        <w:rPr>
-          <w:sz w:val="24"/>
-          <w:szCs w:val="24"/>
-          <w:lang w:val="en-US"/>
-        </w:rPr>
-        <w:t>serta</w:t>
-      </w:r>
-      <w:proofErr w:type="spellEnd"/>
-      <w:r>
-        <w:rPr>
-          <w:sz w:val="24"/>
-          <w:szCs w:val="24"/>
-          <w:lang w:val="en-US"/>
-        </w:rPr>
-        <w:t xml:space="preserve"> data yang </w:t>
-      </w:r>
-      <w:proofErr w:type="spellStart"/>
-      <w:r>
-        <w:rPr>
-          <w:sz w:val="24"/>
-          <w:szCs w:val="24"/>
-          <w:lang w:val="en-US"/>
-        </w:rPr>
-        <w:t>dikelola</w:t>
-      </w:r>
-      <w:proofErr w:type="spellEnd"/>
-      <w:r>
-        <w:rPr>
-          <w:sz w:val="24"/>
-          <w:szCs w:val="24"/>
-          <w:lang w:val="en-US"/>
-        </w:rPr>
-        <w:t xml:space="preserve"> </w:t>
-      </w:r>
-      <w:proofErr w:type="spellStart"/>
-      <w:r>
-        <w:rPr>
-          <w:sz w:val="24"/>
-          <w:szCs w:val="24"/>
-          <w:lang w:val="en-US"/>
-        </w:rPr>
-        <w:t>seperti</w:t>
-      </w:r>
-      <w:proofErr w:type="spellEnd"/>
-      <w:r>
-        <w:rPr>
-          <w:sz w:val="24"/>
-          <w:szCs w:val="24"/>
-          <w:lang w:val="en-US"/>
-        </w:rPr>
-        <w:t xml:space="preserve"> data </w:t>
-      </w:r>
-      <w:proofErr w:type="spellStart"/>
-      <w:r>
-        <w:rPr>
-          <w:sz w:val="24"/>
-          <w:szCs w:val="24"/>
-          <w:lang w:val="en-US"/>
-        </w:rPr>
-        <w:t>pengguna</w:t>
-      </w:r>
-      <w:proofErr w:type="spellEnd"/>
-      <w:r>
-        <w:rPr>
-          <w:sz w:val="24"/>
-          <w:szCs w:val="24"/>
-          <w:lang w:val="en-US"/>
-        </w:rPr>
-        <w:t xml:space="preserve">, </w:t>
-      </w:r>
-      <w:proofErr w:type="spellStart"/>
-      <w:r>
-        <w:rPr>
-          <w:sz w:val="24"/>
-          <w:szCs w:val="24"/>
-          <w:lang w:val="en-US"/>
-        </w:rPr>
-        <w:t>stasiun</w:t>
-      </w:r>
-      <w:proofErr w:type="spellEnd"/>
-      <w:r>
-        <w:rPr>
-          <w:sz w:val="24"/>
-          <w:szCs w:val="24"/>
-          <w:lang w:val="en-US"/>
-        </w:rPr>
-        <w:t xml:space="preserve">, </w:t>
-      </w:r>
-      <w:proofErr w:type="spellStart"/>
-      <w:r>
-        <w:rPr>
-          <w:sz w:val="24"/>
-          <w:szCs w:val="24"/>
-          <w:lang w:val="en-US"/>
-        </w:rPr>
-        <w:t>laporan</w:t>
-      </w:r>
-      <w:proofErr w:type="spellEnd"/>
-      <w:r>
-        <w:rPr>
-          <w:sz w:val="24"/>
-          <w:szCs w:val="24"/>
-          <w:lang w:val="en-US"/>
-        </w:rPr>
-        <w:t xml:space="preserve">, </w:t>
-      </w:r>
-      <w:proofErr w:type="spellStart"/>
-      <w:r>
-        <w:rPr>
-          <w:sz w:val="24"/>
-          <w:szCs w:val="24"/>
-          <w:lang w:val="en-US"/>
-        </w:rPr>
-        <w:t>perangkat</w:t>
-      </w:r>
-      <w:proofErr w:type="spellEnd"/>
-      <w:r>
-        <w:rPr>
-          <w:sz w:val="24"/>
-          <w:szCs w:val="24"/>
-          <w:lang w:val="en-US"/>
-        </w:rPr>
-        <w:t xml:space="preserve">, dan </w:t>
-      </w:r>
-      <w:proofErr w:type="spellStart"/>
-      <w:r>
-        <w:rPr>
-          <w:sz w:val="24"/>
-          <w:szCs w:val="24"/>
-          <w:lang w:val="en-US"/>
-        </w:rPr>
-        <w:t>rilis</w:t>
-      </w:r>
-      <w:proofErr w:type="spellEnd"/>
-      <w:r>
-        <w:rPr>
-          <w:sz w:val="24"/>
-          <w:szCs w:val="24"/>
-          <w:lang w:val="en-US"/>
-        </w:rPr>
-        <w:t xml:space="preserve"> </w:t>
-      </w:r>
-      <w:proofErr w:type="spellStart"/>
-      <w:r>
-        <w:rPr>
-          <w:sz w:val="24"/>
-          <w:szCs w:val="24"/>
-          <w:lang w:val="en-US"/>
-        </w:rPr>
-        <w:t>aplikasi</w:t>
-      </w:r>
-      <w:proofErr w:type="spellEnd"/>
-      <w:r>
-        <w:rPr>
-          <w:sz w:val="24"/>
-          <w:szCs w:val="24"/>
-          <w:lang w:val="en-US"/>
-        </w:rPr>
-        <w:t xml:space="preserve">. </w:t>
+        <w:t xml:space="preserve">Dalam proyek ini, penulis berperan pada pengembangan bagian website menggunakan framework Laravel, mulai dari tahap analisis kebutuhan dan perancangan alur sistem hingga implementasi fitur-fitur utama. Penulis mengidentifikasi aktor yang terlibat (Admin, Kepala Stasiun, dan Pegawai) serta data yang dikelola seperti data pengguna, stasiun, laporan, perangkat, dan rilis aplikasi. </w:t>
       </w:r>
     </w:p>
     <w:p>
@@ -18059,12 +16345,35 @@
     </w:p>
     <w:p>
       <w:pPr>
+        <w:spacing w:after="120" w:line="360" w:lineRule="auto"/>
+        <w:ind w:firstLine="567"/>
+        <w:jc w:val="both"/>
+        <w:rPr>
+          <w:sz w:val="24"/>
+          <w:szCs w:val="24"/>
+        </w:rPr>
+      </w:pPr>
+    </w:p>
+    <w:p>
+      <w:pPr>
+        <w:spacing w:after="120" w:line="360" w:lineRule="auto"/>
+        <w:ind w:firstLine="567"/>
+        <w:jc w:val="both"/>
+        <w:rPr>
+          <w:sz w:val="24"/>
+          <w:szCs w:val="24"/>
+        </w:rPr>
+      </w:pPr>
+    </w:p>
+    <w:p>
+      <w:pPr>
         <w:pStyle w:val="Heading2"/>
         <w:spacing w:after="160"/>
         <w:ind w:left="426" w:hanging="426"/>
       </w:pPr>
       <w:bookmarkStart w:id="34" w:name="_Toc221826418"/>
       <w:r>
+        <w:lastRenderedPageBreak/>
         <w:t>Penulis II</w:t>
       </w:r>
       <w:bookmarkEnd w:id="34"/>
@@ -18227,6 +16536,12 @@
               </w:rPr>
               <w:t>223120</w:t>
             </w:r>
+            <w:r>
+              <w:rPr>
+                <w:sz w:val="24"/>
+              </w:rPr>
+              <w:t>35</w:t>
+            </w:r>
           </w:p>
         </w:tc>
       </w:tr>
@@ -18252,7 +16567,6 @@
               <w:rPr>
                 <w:sz w:val="24"/>
               </w:rPr>
-              <w:lastRenderedPageBreak/>
               <w:t>Program</w:t>
             </w:r>
             <w:r>
@@ -18622,6 +16936,204 @@
       </w:r>
       <w:bookmarkEnd w:id="35"/>
     </w:p>
+    <w:p>
+      <w:pPr>
+        <w:spacing w:after="120" w:line="360" w:lineRule="auto"/>
+        <w:ind w:firstLine="567"/>
+        <w:jc w:val="both"/>
+        <w:rPr>
+          <w:sz w:val="24"/>
+        </w:rPr>
+      </w:pPr>
+      <w:r>
+        <w:rPr>
+          <w:sz w:val="24"/>
+        </w:rPr>
+        <w:t>Selama melaksanakan kegiatan Praktik Kerja Lapangan (PKL) di PT Kereta Api Indonesia (Persero) Divisi Regional IV Tanjungkarang, penulis ditempatkan pada Unit Sistem Informasi dengan posisi sebagai bagian dari tim IT Support. Unit ini memiliki tanggung jawab dalam pemeliharaan dan pengelolaan perangkat keras (hardware), perangkat lunak (software), sistem jaringan, serta dukungan teknis lainnya untuk mendukung operasional perusahaan, baik di lingkungan kantor maupun unit-unit kerja lainnya di wilayah Divre IV Tanjungkarang. Selama pelaksanaan PKL, penulis ikut terlibat dalam berbagai aktivitas seperti:</w:t>
+      </w:r>
+      <w:r>
+        <w:rPr>
+          <w:sz w:val="24"/>
+        </w:rPr>
+        <w:t xml:space="preserve">  </w:t>
+      </w:r>
+    </w:p>
+    <w:p>
+      <w:pPr>
+        <w:pStyle w:val="ListParagraph"/>
+        <w:numPr>
+          <w:ilvl w:val="0"/>
+          <w:numId w:val="39"/>
+        </w:numPr>
+        <w:spacing w:after="160" w:line="360" w:lineRule="auto"/>
+        <w:ind w:left="426" w:hanging="426"/>
+        <w:jc w:val="both"/>
+        <w:rPr>
+          <w:sz w:val="24"/>
+        </w:rPr>
+      </w:pPr>
+      <w:r>
+        <w:rPr>
+          <w:i/>
+          <w:iCs/>
+          <w:sz w:val="24"/>
+        </w:rPr>
+        <w:t>Install</w:t>
+      </w:r>
+      <w:r>
+        <w:rPr>
+          <w:sz w:val="24"/>
+        </w:rPr>
+        <w:t xml:space="preserve"> ulang sistem operasi dan perangkat lunak pada PC.</w:t>
+      </w:r>
+    </w:p>
+    <w:p>
+      <w:pPr>
+        <w:pStyle w:val="ListParagraph"/>
+        <w:numPr>
+          <w:ilvl w:val="0"/>
+          <w:numId w:val="39"/>
+        </w:numPr>
+        <w:spacing w:after="160" w:line="360" w:lineRule="auto"/>
+        <w:ind w:left="426" w:hanging="426"/>
+        <w:jc w:val="both"/>
+        <w:rPr>
+          <w:sz w:val="24"/>
+        </w:rPr>
+      </w:pPr>
+      <w:r>
+        <w:rPr>
+          <w:sz w:val="24"/>
+        </w:rPr>
+        <w:t xml:space="preserve">Instalasi perangkat seperti komputer (PC), printer, dan </w:t>
+      </w:r>
+      <w:r>
+        <w:rPr>
+          <w:i/>
+          <w:iCs/>
+          <w:sz w:val="24"/>
+        </w:rPr>
+        <w:t>scanner.</w:t>
+      </w:r>
+    </w:p>
+    <w:p>
+      <w:pPr>
+        <w:pStyle w:val="ListParagraph"/>
+        <w:numPr>
+          <w:ilvl w:val="0"/>
+          <w:numId w:val="39"/>
+        </w:numPr>
+        <w:spacing w:after="160" w:line="360" w:lineRule="auto"/>
+        <w:ind w:left="426" w:hanging="426"/>
+        <w:jc w:val="both"/>
+        <w:rPr>
+          <w:sz w:val="24"/>
+        </w:rPr>
+      </w:pPr>
+      <w:r>
+        <w:rPr>
+          <w:i/>
+          <w:iCs/>
+          <w:sz w:val="24"/>
+        </w:rPr>
+        <w:t xml:space="preserve">Troubleshooting </w:t>
+      </w:r>
+      <w:r>
+        <w:rPr>
+          <w:sz w:val="24"/>
+        </w:rPr>
+        <w:t xml:space="preserve">seperti printer, </w:t>
+      </w:r>
+      <w:r>
+        <w:rPr>
+          <w:i/>
+          <w:iCs/>
+          <w:sz w:val="24"/>
+        </w:rPr>
+        <w:t>scanner</w:t>
+      </w:r>
+      <w:r>
+        <w:rPr>
+          <w:sz w:val="24"/>
+        </w:rPr>
+        <w:t>, dan PC.</w:t>
+      </w:r>
+    </w:p>
+    <w:p>
+      <w:pPr>
+        <w:pStyle w:val="ListParagraph"/>
+        <w:numPr>
+          <w:ilvl w:val="0"/>
+          <w:numId w:val="39"/>
+        </w:numPr>
+        <w:spacing w:after="160" w:line="360" w:lineRule="auto"/>
+        <w:ind w:left="426" w:hanging="426"/>
+        <w:jc w:val="both"/>
+        <w:rPr>
+          <w:sz w:val="24"/>
+        </w:rPr>
+      </w:pPr>
+      <w:r>
+        <w:rPr>
+          <w:sz w:val="24"/>
+        </w:rPr>
+        <w:t>Melakukan input data barang keluar dan masuk yang memerlukan perbaikan atau upgrade.</w:t>
+      </w:r>
+    </w:p>
+    <w:p>
+      <w:pPr>
+        <w:pStyle w:val="ListParagraph"/>
+        <w:numPr>
+          <w:ilvl w:val="0"/>
+          <w:numId w:val="39"/>
+        </w:numPr>
+        <w:spacing w:after="160" w:line="360" w:lineRule="auto"/>
+        <w:ind w:left="426" w:hanging="426"/>
+        <w:jc w:val="both"/>
+        <w:rPr>
+          <w:sz w:val="24"/>
+        </w:rPr>
+      </w:pPr>
+      <w:r>
+        <w:rPr>
+          <w:sz w:val="24"/>
+        </w:rPr>
+        <w:t>Mengelola proses administrasi approval Berita Acara Aset Teknologi Informasi.</w:t>
+      </w:r>
+    </w:p>
+    <w:p>
+      <w:pPr>
+        <w:pStyle w:val="ListParagraph"/>
+        <w:numPr>
+          <w:ilvl w:val="0"/>
+          <w:numId w:val="39"/>
+        </w:numPr>
+        <w:spacing w:after="160" w:line="360" w:lineRule="auto"/>
+        <w:ind w:left="426" w:hanging="426"/>
+        <w:jc w:val="both"/>
+        <w:rPr>
+          <w:sz w:val="24"/>
+        </w:rPr>
+      </w:pPr>
+      <w:r>
+        <w:rPr>
+          <w:sz w:val="24"/>
+        </w:rPr>
+        <w:t>Pembuatan aplikasi website</w:t>
+      </w:r>
+      <w:r>
+        <w:rPr>
+          <w:sz w:val="24"/>
+        </w:rPr>
+        <w:t xml:space="preserve"> mobile </w:t>
+      </w:r>
+      <w:r>
+        <w:rPr>
+          <w:sz w:val="24"/>
+        </w:rPr>
+        <w:t xml:space="preserve">internal bernama RailSnap. </w:t>
+      </w:r>
+    </w:p>
     <w:p/>
     <w:p>
       <w:pPr>
@@ -18629,6 +17141,7 @@
         <w:tabs>
           <w:tab w:val="left" w:pos="284"/>
         </w:tabs>
+        <w:spacing w:line="360" w:lineRule="auto"/>
         <w:ind w:left="284" w:hanging="284"/>
       </w:pPr>
       <w:bookmarkStart w:id="36" w:name="_Toc221826420"/>
@@ -18636,18 +17149,3478 @@
         <w:t>Pelaksanaan Kerja</w:t>
       </w:r>
       <w:bookmarkEnd w:id="36"/>
+    </w:p>
+    <w:p>
+      <w:pPr>
+        <w:pStyle w:val="ListParagraph"/>
+        <w:spacing w:after="120" w:line="360" w:lineRule="auto"/>
+        <w:ind w:left="0" w:firstLine="567"/>
+        <w:contextualSpacing w:val="0"/>
+        <w:jc w:val="both"/>
+        <w:rPr>
+          <w:sz w:val="24"/>
+          <w:szCs w:val="24"/>
+        </w:rPr>
+      </w:pPr>
+      <w:r>
+        <w:rPr>
+          <w:sz w:val="24"/>
+          <w:szCs w:val="24"/>
+        </w:rPr>
+        <w:t>Selama melaksanakan kegiatan PKL, penulis tidak hanya terlibat dalam tugas teknis, tetapi juga memahami tujuan dari setiap pekerjaan yang diberikan serta menunjukkan sikap disiplin, tanggung jawab, dan keterbukaan terhadap pembelajaran. Beberapa Pekerjaan yang dilakukan adlah sebagai berikut :</w:t>
+      </w:r>
+    </w:p>
+    <w:p>
+      <w:pPr>
+        <w:pStyle w:val="ListParagraph"/>
+        <w:numPr>
+          <w:ilvl w:val="0"/>
+          <w:numId w:val="40"/>
+        </w:numPr>
+        <w:spacing w:line="360" w:lineRule="auto"/>
+        <w:ind w:left="426" w:hanging="426"/>
+        <w:jc w:val="both"/>
+        <w:rPr>
+          <w:sz w:val="24"/>
+          <w:szCs w:val="24"/>
+        </w:rPr>
+      </w:pPr>
+      <w:r>
+        <w:rPr>
+          <w:sz w:val="24"/>
+          <w:szCs w:val="24"/>
+        </w:rPr>
+        <w:lastRenderedPageBreak/>
+        <w:t>Install Ulang Sisitem Operasi dan Perangkat Lunak</w:t>
+      </w:r>
+    </w:p>
+    <w:p>
+      <w:pPr>
+        <w:pStyle w:val="ListParagraph"/>
+        <w:spacing w:after="120" w:line="360" w:lineRule="auto"/>
+        <w:ind w:left="426" w:firstLine="567"/>
+        <w:contextualSpacing w:val="0"/>
+        <w:jc w:val="both"/>
+        <w:rPr>
+          <w:sz w:val="24"/>
+        </w:rPr>
+      </w:pPr>
+      <w:r>
+        <w:rPr>
+          <w:sz w:val="24"/>
+        </w:rPr>
+        <w:t>Pada kegiatan ini, penulis menerima instruksi langsung untuk melakukan instalasi ulang sistem operasi serta</w:t>
+      </w:r>
+      <w:r>
+        <w:rPr>
+          <w:sz w:val="24"/>
+        </w:rPr>
+        <w:t xml:space="preserve"> </w:t>
+      </w:r>
+      <w:r>
+        <w:rPr>
+          <w:sz w:val="24"/>
+        </w:rPr>
+        <w:t>perangkat lunak pada komputer lama yang berasal dari berbagai unit kerja di wilayah Divre IV.</w:t>
+      </w:r>
+      <w:r>
+        <w:rPr>
+          <w:sz w:val="24"/>
+        </w:rPr>
+        <w:t xml:space="preserve"> </w:t>
+      </w:r>
+      <w:r>
+        <w:rPr>
+          <w:sz w:val="24"/>
+        </w:rPr>
+        <w:t xml:space="preserve">Dalam pelaksanaan kegiatan install ulang sistem operasi dan perangkat lunak, penulis menangani beberapa unit komputer yang mengalami gangguan performa maupun kerusakan sistem. Permasalahan yang umum terjadi antara lain sistem berjalan lambat, sering mengalami not responding, </w:t>
+      </w:r>
+      <w:r>
+        <w:rPr>
+          <w:sz w:val="24"/>
+        </w:rPr>
+        <w:t xml:space="preserve">dan </w:t>
+      </w:r>
+      <w:r>
+        <w:rPr>
+          <w:sz w:val="24"/>
+        </w:rPr>
+        <w:t xml:space="preserve"> kegagalan booting.</w:t>
+      </w:r>
+      <w:r>
+        <w:rPr>
+          <w:sz w:val="24"/>
+        </w:rPr>
+        <w:t xml:space="preserve"> </w:t>
+      </w:r>
+      <w:r>
+        <w:rPr>
+          <w:sz w:val="24"/>
+        </w:rPr>
+        <w:t>Sebelum melakukan instalasi ulang, penulis terlebih dahulu melakukan analisis awal (diagnosa) terhadap perangkat untuk memastikan bahwa permasalahan benar-benar berasal dari sistem operasi dan bukan dari kerusakan hardware. Tahap ini meliputi pengecekan kondisi hard disk/SSD, RAM, serta memastikan tidak terdapat kerusakan fisik pada perangkat.</w:t>
+      </w:r>
+      <w:r>
+        <w:rPr>
+          <w:sz w:val="24"/>
+        </w:rPr>
+        <w:t xml:space="preserve"> </w:t>
+      </w:r>
+      <w:r>
+        <w:rPr>
+          <w:sz w:val="24"/>
+        </w:rPr>
+        <w:t>Setelah dipastikan bahwa instalasi ulang diperlukan, penulis melakukan langkah-langkah sebagai berikut:</w:t>
+      </w:r>
+    </w:p>
+    <w:p>
+      <w:pPr>
+        <w:pStyle w:val="ListParagraph"/>
+        <w:numPr>
+          <w:ilvl w:val="0"/>
+          <w:numId w:val="41"/>
+        </w:numPr>
+        <w:spacing w:line="360" w:lineRule="auto"/>
+        <w:ind w:left="993" w:hanging="567"/>
+        <w:jc w:val="both"/>
+        <w:rPr>
+          <w:sz w:val="24"/>
+        </w:rPr>
+      </w:pPr>
+      <w:r>
+        <w:rPr>
+          <w:sz w:val="24"/>
+        </w:rPr>
+        <w:t>Melakukan identifikasi terhadap kerusakan atau permasalahan</w:t>
+      </w:r>
+    </w:p>
+    <w:p>
+      <w:pPr>
+        <w:pStyle w:val="ListParagraph"/>
+        <w:numPr>
+          <w:ilvl w:val="0"/>
+          <w:numId w:val="41"/>
+        </w:numPr>
+        <w:spacing w:line="360" w:lineRule="auto"/>
+        <w:ind w:left="993" w:hanging="567"/>
+        <w:jc w:val="both"/>
+        <w:rPr>
+          <w:sz w:val="24"/>
+        </w:rPr>
+      </w:pPr>
+      <w:r>
+        <w:rPr>
+          <w:sz w:val="24"/>
+        </w:rPr>
+        <w:t>Melakukan pencadangan (backup) data penting pada komputer</w:t>
+      </w:r>
+    </w:p>
+    <w:p>
+      <w:pPr>
+        <w:pStyle w:val="ListParagraph"/>
+        <w:numPr>
+          <w:ilvl w:val="0"/>
+          <w:numId w:val="41"/>
+        </w:numPr>
+        <w:spacing w:line="360" w:lineRule="auto"/>
+        <w:ind w:left="993" w:hanging="567"/>
+        <w:jc w:val="both"/>
+        <w:rPr>
+          <w:sz w:val="24"/>
+        </w:rPr>
+      </w:pPr>
+      <w:r>
+        <w:rPr>
+          <w:sz w:val="24"/>
+        </w:rPr>
+        <w:t xml:space="preserve">Pengecekan spesifikassi pada komputer dan melakukan </w:t>
+      </w:r>
+      <w:r>
+        <w:rPr>
+          <w:i/>
+          <w:iCs/>
+          <w:sz w:val="24"/>
+        </w:rPr>
+        <w:t>upgrade storage</w:t>
+      </w:r>
+      <w:r>
+        <w:rPr>
+          <w:sz w:val="24"/>
+        </w:rPr>
+        <w:t xml:space="preserve"> jika diperlukan.</w:t>
+      </w:r>
+    </w:p>
+    <w:p>
+      <w:pPr>
+        <w:pStyle w:val="ListParagraph"/>
+        <w:numPr>
+          <w:ilvl w:val="0"/>
+          <w:numId w:val="41"/>
+        </w:numPr>
+        <w:spacing w:line="360" w:lineRule="auto"/>
+        <w:ind w:left="993" w:hanging="567"/>
+        <w:jc w:val="both"/>
+        <w:rPr>
+          <w:sz w:val="24"/>
+        </w:rPr>
+      </w:pPr>
+      <w:r>
+        <w:rPr>
+          <w:sz w:val="24"/>
+        </w:rPr>
+        <w:t xml:space="preserve">Mengakses BIOS/UEFI dan mengatur prioritas </w:t>
+      </w:r>
+      <w:r>
+        <w:rPr>
+          <w:i/>
+          <w:iCs/>
+          <w:sz w:val="24"/>
+        </w:rPr>
+        <w:t xml:space="preserve">booting </w:t>
+      </w:r>
+      <w:r>
+        <w:rPr>
+          <w:sz w:val="24"/>
+        </w:rPr>
+        <w:t xml:space="preserve">ke </w:t>
+      </w:r>
+      <w:r>
+        <w:rPr>
+          <w:i/>
+          <w:iCs/>
+          <w:sz w:val="24"/>
+        </w:rPr>
+        <w:t>flashdisk.</w:t>
+      </w:r>
+    </w:p>
+    <w:p>
+      <w:pPr>
+        <w:pStyle w:val="ListParagraph"/>
+        <w:numPr>
+          <w:ilvl w:val="0"/>
+          <w:numId w:val="41"/>
+        </w:numPr>
+        <w:spacing w:line="360" w:lineRule="auto"/>
+        <w:ind w:left="993" w:hanging="567"/>
+        <w:jc w:val="both"/>
+        <w:rPr>
+          <w:sz w:val="24"/>
+        </w:rPr>
+      </w:pPr>
+      <w:r>
+        <w:rPr>
+          <w:sz w:val="24"/>
+        </w:rPr>
+        <w:t xml:space="preserve">Menggunakan </w:t>
+      </w:r>
+      <w:r>
+        <w:rPr>
+          <w:i/>
+          <w:iCs/>
+          <w:sz w:val="24"/>
+        </w:rPr>
+        <w:t xml:space="preserve">bootable </w:t>
+      </w:r>
+      <w:r>
+        <w:rPr>
+          <w:sz w:val="24"/>
+        </w:rPr>
+        <w:t xml:space="preserve">USB berisi </w:t>
+      </w:r>
+      <w:r>
+        <w:rPr>
+          <w:i/>
+          <w:iCs/>
+          <w:sz w:val="24"/>
+        </w:rPr>
+        <w:t xml:space="preserve">installer </w:t>
+      </w:r>
+      <w:r>
+        <w:rPr>
+          <w:sz w:val="24"/>
+        </w:rPr>
+        <w:t>OS.</w:t>
+      </w:r>
+    </w:p>
+    <w:p>
+      <w:pPr>
+        <w:pStyle w:val="ListParagraph"/>
+        <w:numPr>
+          <w:ilvl w:val="0"/>
+          <w:numId w:val="41"/>
+        </w:numPr>
+        <w:spacing w:line="360" w:lineRule="auto"/>
+        <w:ind w:left="993" w:hanging="567"/>
+        <w:jc w:val="both"/>
+        <w:rPr>
+          <w:sz w:val="24"/>
+        </w:rPr>
+      </w:pPr>
+      <w:r>
+        <w:rPr>
+          <w:sz w:val="24"/>
+        </w:rPr>
+        <w:t>Menghapus partisi lama dan membuat partisi baru sesuai kebutuhan.</w:t>
+      </w:r>
+    </w:p>
+    <w:p>
+      <w:pPr>
+        <w:pStyle w:val="ListParagraph"/>
+        <w:numPr>
+          <w:ilvl w:val="0"/>
+          <w:numId w:val="41"/>
+        </w:numPr>
+        <w:spacing w:line="360" w:lineRule="auto"/>
+        <w:ind w:left="993" w:hanging="567"/>
+        <w:jc w:val="both"/>
+        <w:rPr>
+          <w:sz w:val="24"/>
+        </w:rPr>
+      </w:pPr>
+      <w:r>
+        <w:rPr>
+          <w:sz w:val="24"/>
+        </w:rPr>
+        <w:t xml:space="preserve">Melakukan </w:t>
+      </w:r>
+      <w:r>
+        <w:rPr>
+          <w:i/>
+          <w:iCs/>
+          <w:sz w:val="24"/>
+        </w:rPr>
+        <w:t xml:space="preserve">update </w:t>
+      </w:r>
+      <w:r>
+        <w:rPr>
+          <w:sz w:val="24"/>
+        </w:rPr>
+        <w:t>sistem operasi</w:t>
+      </w:r>
+      <w:r>
+        <w:rPr>
+          <w:i/>
+          <w:iCs/>
+          <w:sz w:val="24"/>
+        </w:rPr>
+        <w:t xml:space="preserve"> Windows.</w:t>
+      </w:r>
+    </w:p>
+    <w:p>
+      <w:pPr>
+        <w:pStyle w:val="ListParagraph"/>
+        <w:numPr>
+          <w:ilvl w:val="0"/>
+          <w:numId w:val="41"/>
+        </w:numPr>
+        <w:spacing w:line="360" w:lineRule="auto"/>
+        <w:ind w:left="993" w:hanging="567"/>
+        <w:jc w:val="both"/>
+        <w:rPr>
+          <w:sz w:val="24"/>
+        </w:rPr>
+      </w:pPr>
+      <w:r>
+        <w:rPr>
+          <w:sz w:val="24"/>
+        </w:rPr>
+        <w:t xml:space="preserve">Instalasi </w:t>
+      </w:r>
+      <w:r>
+        <w:rPr>
+          <w:i/>
+          <w:iCs/>
+          <w:sz w:val="24"/>
+        </w:rPr>
+        <w:t xml:space="preserve">software </w:t>
+      </w:r>
+      <w:r>
+        <w:rPr>
+          <w:sz w:val="24"/>
+        </w:rPr>
+        <w:t>pendukung kerja seperti</w:t>
+      </w:r>
+      <w:r>
+        <w:rPr>
+          <w:i/>
+          <w:iCs/>
+          <w:sz w:val="24"/>
+        </w:rPr>
+        <w:t xml:space="preserve"> Office</w:t>
+      </w:r>
+      <w:r>
+        <w:rPr>
+          <w:sz w:val="24"/>
+        </w:rPr>
+        <w:t>, antivirus, dan aplikasi internal perusahaan.</w:t>
+      </w:r>
+    </w:p>
+    <w:p>
+      <w:pPr>
+        <w:pStyle w:val="ListParagraph"/>
+        <w:numPr>
+          <w:ilvl w:val="0"/>
+          <w:numId w:val="41"/>
+        </w:numPr>
+        <w:spacing w:line="360" w:lineRule="auto"/>
+        <w:ind w:left="993" w:hanging="567"/>
+        <w:jc w:val="both"/>
+        <w:rPr>
+          <w:sz w:val="24"/>
+        </w:rPr>
+      </w:pPr>
+      <w:r>
+        <w:rPr>
+          <w:sz w:val="24"/>
+        </w:rPr>
+        <w:t>Melakukan pengujian (</w:t>
+      </w:r>
+      <w:r>
+        <w:rPr>
+          <w:i/>
+          <w:iCs/>
+          <w:sz w:val="24"/>
+        </w:rPr>
+        <w:t>testing</w:t>
+      </w:r>
+      <w:r>
+        <w:rPr>
+          <w:sz w:val="24"/>
+        </w:rPr>
+        <w:t>) setelah proses instalasi sistem operasi dan perangkat lunak selesai.</w:t>
+      </w:r>
     </w:p>
     <w:p>
       <w:pPr>
         <w:pStyle w:val="ListParagraph"/>
         <w:spacing w:line="360" w:lineRule="auto"/>
-        <w:ind w:left="0"/>
-        <w:jc w:val="both"/>
-        <w:rPr>
-          <w:sz w:val="24"/>
-          <w:szCs w:val="24"/>
-        </w:rPr>
-      </w:pPr>
+        <w:ind w:left="1440"/>
+        <w:jc w:val="center"/>
+        <w:rPr>
+          <w:sz w:val="24"/>
+        </w:rPr>
+      </w:pPr>
+      <w:r>
+        <w:rPr>
+          <w:noProof/>
+          <w:sz w:val="24"/>
+        </w:rPr>
+        <w:lastRenderedPageBreak/>
+        <w:drawing>
+          <wp:inline distT="0" distB="0" distL="0" distR="0" wp14:anchorId="07BA46D8" wp14:editId="1EF76BD4">
+            <wp:extent cx="2079000" cy="2772000"/>
+            <wp:effectExtent l="0" t="0" r="0" b="9525"/>
+            <wp:docPr id="1818670472" name="Picture 2"/>
+            <wp:cNvGraphicFramePr>
+              <a:graphicFrameLocks xmlns:a="http://schemas.openxmlformats.org/drawingml/2006/main" noChangeAspect="1"/>
+            </wp:cNvGraphicFramePr>
+            <a:graphic xmlns:a="http://schemas.openxmlformats.org/drawingml/2006/main">
+              <a:graphicData uri="http://schemas.openxmlformats.org/drawingml/2006/picture">
+                <pic:pic xmlns:pic="http://schemas.openxmlformats.org/drawingml/2006/picture">
+                  <pic:nvPicPr>
+                    <pic:cNvPr id="1818670472" name="Picture 1818670472"/>
+                    <pic:cNvPicPr/>
+                  </pic:nvPicPr>
+                  <pic:blipFill>
+                    <a:blip r:embed="rId18" cstate="print">
+                      <a:extLst>
+                        <a:ext uri="{28A0092B-C50C-407E-A947-70E740481C1C}">
+                          <a14:useLocalDpi xmlns:a14="http://schemas.microsoft.com/office/drawing/2010/main" val="0"/>
+                        </a:ext>
+                      </a:extLst>
+                    </a:blip>
+                    <a:stretch>
+                      <a:fillRect/>
+                    </a:stretch>
+                  </pic:blipFill>
+                  <pic:spPr>
+                    <a:xfrm>
+                      <a:off x="0" y="0"/>
+                      <a:ext cx="2079000" cy="2772000"/>
+                    </a:xfrm>
+                    <a:prstGeom prst="rect">
+                      <a:avLst/>
+                    </a:prstGeom>
+                  </pic:spPr>
+                </pic:pic>
+              </a:graphicData>
+            </a:graphic>
+          </wp:inline>
+        </w:drawing>
+      </w:r>
+    </w:p>
+    <w:p>
+      <w:pPr>
+        <w:pStyle w:val="Caption"/>
+        <w:ind w:left="426"/>
+        <w:jc w:val="center"/>
+        <w:rPr>
+          <w:i w:val="0"/>
+          <w:iCs w:val="0"/>
+          <w:sz w:val="24"/>
+          <w:szCs w:val="24"/>
+          <w:lang w:val="en-US"/>
+        </w:rPr>
+      </w:pPr>
+      <w:r>
+        <w:rPr>
+          <w:i w:val="0"/>
+          <w:iCs w:val="0"/>
+          <w:color w:val="auto"/>
+          <w:sz w:val="24"/>
+          <w:szCs w:val="24"/>
+        </w:rPr>
+        <w:t xml:space="preserve">              </w:t>
+      </w:r>
+      <w:r>
+        <w:rPr>
+          <w:i w:val="0"/>
+          <w:iCs w:val="0"/>
+          <w:color w:val="auto"/>
+          <w:sz w:val="24"/>
+          <w:szCs w:val="24"/>
+        </w:rPr>
+        <w:t xml:space="preserve">Gambar </w:t>
+      </w:r>
+      <w:r>
+        <w:rPr>
+          <w:i w:val="0"/>
+          <w:iCs w:val="0"/>
+          <w:color w:val="auto"/>
+          <w:sz w:val="24"/>
+          <w:szCs w:val="24"/>
+        </w:rPr>
+        <w:fldChar w:fldCharType="begin"/>
+      </w:r>
+      <w:r>
+        <w:rPr>
+          <w:i w:val="0"/>
+          <w:iCs w:val="0"/>
+          <w:color w:val="auto"/>
+          <w:sz w:val="24"/>
+          <w:szCs w:val="24"/>
+        </w:rPr>
+        <w:instrText xml:space="preserve"> STYLEREF 1 \s </w:instrText>
+      </w:r>
+      <w:r>
+        <w:rPr>
+          <w:i w:val="0"/>
+          <w:iCs w:val="0"/>
+          <w:color w:val="auto"/>
+          <w:sz w:val="24"/>
+          <w:szCs w:val="24"/>
+        </w:rPr>
+        <w:fldChar w:fldCharType="separate"/>
+      </w:r>
+      <w:r>
+        <w:rPr>
+          <w:i w:val="0"/>
+          <w:iCs w:val="0"/>
+          <w:noProof/>
+          <w:color w:val="auto"/>
+          <w:sz w:val="24"/>
+          <w:szCs w:val="24"/>
+        </w:rPr>
+        <w:t>III</w:t>
+      </w:r>
+      <w:r>
+        <w:rPr>
+          <w:i w:val="0"/>
+          <w:iCs w:val="0"/>
+          <w:color w:val="auto"/>
+          <w:sz w:val="24"/>
+          <w:szCs w:val="24"/>
+        </w:rPr>
+        <w:fldChar w:fldCharType="end"/>
+      </w:r>
+      <w:r>
+        <w:rPr>
+          <w:i w:val="0"/>
+          <w:iCs w:val="0"/>
+          <w:color w:val="auto"/>
+          <w:sz w:val="24"/>
+          <w:szCs w:val="24"/>
+        </w:rPr>
+        <w:t>.</w:t>
+      </w:r>
+      <w:r>
+        <w:rPr>
+          <w:i w:val="0"/>
+          <w:iCs w:val="0"/>
+          <w:color w:val="auto"/>
+          <w:sz w:val="24"/>
+          <w:szCs w:val="24"/>
+        </w:rPr>
+        <w:t>5</w:t>
+      </w:r>
+      <w:r>
+        <w:rPr>
+          <w:i w:val="0"/>
+          <w:iCs w:val="0"/>
+          <w:color w:val="auto"/>
+          <w:sz w:val="24"/>
+          <w:szCs w:val="24"/>
+        </w:rPr>
+        <w:t xml:space="preserve"> Install Ulang Perangkat Komputer</w:t>
+      </w:r>
+    </w:p>
+    <w:p>
+      <w:pPr>
+        <w:pStyle w:val="ListParagraph"/>
+        <w:spacing w:after="120" w:line="360" w:lineRule="auto"/>
+        <w:ind w:left="426" w:firstLine="567"/>
+        <w:contextualSpacing w:val="0"/>
+        <w:jc w:val="both"/>
+        <w:rPr>
+          <w:sz w:val="24"/>
+        </w:rPr>
+      </w:pPr>
+      <w:r>
+        <w:rPr>
+          <w:sz w:val="24"/>
+        </w:rPr>
+        <w:t>Pekerjaan ini membutuhkan ketelitian, pengetahuan dasar troubleshooting, serta pemahaman teknis tentang sistem operasi Windows. Kegiatan ini memiliki keterkaitan langsung dengan matakuliah Sistem Operasi yang penulis tempuh di perkuliahan. Dalam matakuliah tersebut, penulis mempelajari konsep, jenis, serta teknis instalasi sistem operasi seperti Windows, Linux kemudian pengaturan BIOS/UEFI, partisi disk, dan instalasi perangkat lunak pendukung. Pengetahuan ini sangat membantu penulis untuk menyelesaikan proses instalasi ulang dengan cepat, tepat, dan sesuai produser di lingkungan kerja PT Kereta Api Indonesia (Persero) Divre IV Tanjungkarang.</w:t>
+      </w:r>
+    </w:p>
+    <w:p>
+      <w:pPr>
+        <w:pStyle w:val="ListParagraph"/>
+        <w:numPr>
+          <w:ilvl w:val="0"/>
+          <w:numId w:val="40"/>
+        </w:numPr>
+        <w:spacing w:line="360" w:lineRule="auto"/>
+        <w:ind w:left="426" w:hanging="426"/>
+        <w:jc w:val="both"/>
+        <w:rPr>
+          <w:sz w:val="24"/>
+          <w:szCs w:val="24"/>
+        </w:rPr>
+      </w:pPr>
+      <w:r>
+        <w:rPr>
+          <w:sz w:val="24"/>
+          <w:szCs w:val="24"/>
+        </w:rPr>
+        <w:t xml:space="preserve">Instalasi Perangkat seperti Komputer (PC), Printer dan </w:t>
+      </w:r>
+      <w:r>
+        <w:rPr>
+          <w:i/>
+          <w:iCs/>
+          <w:sz w:val="24"/>
+          <w:szCs w:val="24"/>
+        </w:rPr>
+        <w:t>Scanner</w:t>
+      </w:r>
+    </w:p>
+    <w:p>
+      <w:pPr>
+        <w:pStyle w:val="ListParagraph"/>
+        <w:spacing w:after="120" w:line="360" w:lineRule="auto"/>
+        <w:ind w:left="426" w:firstLine="567"/>
+        <w:contextualSpacing w:val="0"/>
+        <w:jc w:val="both"/>
+        <w:rPr>
+          <w:sz w:val="24"/>
+          <w:szCs w:val="24"/>
+        </w:rPr>
+      </w:pPr>
+      <w:r>
+        <w:rPr>
+          <w:sz w:val="24"/>
+          <w:szCs w:val="24"/>
+        </w:rPr>
+        <w:t>Pelaksanaan kegiatan ini dilakukan berdasarkan instruksi langsung dari tim IT Support Unit Sistem Informasi kepada penulis untuk membantu proses pemasangan dan instalasi perangkat baru, seperti komputer (PC), printer, dan scanner pada berbagai unit kerja di lingkungan Kantor Divre IV Tanjungkarang. Selain itu, penulis juga turut mendampingi tim IT Support dalam kegiatan instalasi perangkat pada unit kerja di luar kantor utama yang masih berada dalam cakupan wilayah operasional Divre IV.</w:t>
+      </w:r>
+    </w:p>
+    <w:p>
+      <w:pPr>
+        <w:pStyle w:val="ListParagraph"/>
+        <w:spacing w:after="120" w:line="360" w:lineRule="auto"/>
+        <w:ind w:left="426" w:firstLine="567"/>
+        <w:contextualSpacing w:val="0"/>
+        <w:jc w:val="both"/>
+        <w:rPr>
+          <w:sz w:val="24"/>
+          <w:szCs w:val="24"/>
+        </w:rPr>
+      </w:pPr>
+      <w:r>
+        <w:rPr>
+          <w:sz w:val="24"/>
+          <w:szCs w:val="24"/>
+        </w:rPr>
+        <w:t xml:space="preserve">Kegiatan ini bertujuan untuk mendukung kebutuhan operasional setiap unit kerja yang menerima perangkat baru dari kantor pusat. Sebelum proses </w:t>
+      </w:r>
+      <w:r>
+        <w:rPr>
+          <w:sz w:val="24"/>
+          <w:szCs w:val="24"/>
+        </w:rPr>
+        <w:lastRenderedPageBreak/>
+        <w:t>instalasi dilaksanakan, dilakukan terlebih dahulu pengecekan lokasi pemasangan serta kesiapan infrastruktur pendukung seperti ketersediaan jaringan, kestabilan koneksi internet, serta sumber daya listrik yang memadai agar proses instalasi dapat berjalan dengan lancar. Adapun tahapan pelaksanaan instalasi perangkat meliputi:</w:t>
+      </w:r>
+    </w:p>
+    <w:p>
+      <w:pPr>
+        <w:pStyle w:val="ListParagraph"/>
+        <w:numPr>
+          <w:ilvl w:val="0"/>
+          <w:numId w:val="43"/>
+        </w:numPr>
+        <w:spacing w:after="160" w:line="360" w:lineRule="auto"/>
+        <w:ind w:left="993" w:hanging="567"/>
+        <w:contextualSpacing w:val="0"/>
+        <w:jc w:val="both"/>
+        <w:rPr>
+          <w:sz w:val="24"/>
+        </w:rPr>
+      </w:pPr>
+      <w:r>
+        <w:rPr>
+          <w:sz w:val="24"/>
+        </w:rPr>
+        <w:t>Menentukan lokasi pemasangan perangkat sesuai kebutuhan unit kerja penerima.</w:t>
+      </w:r>
+    </w:p>
+    <w:p>
+      <w:pPr>
+        <w:pStyle w:val="ListParagraph"/>
+        <w:numPr>
+          <w:ilvl w:val="0"/>
+          <w:numId w:val="43"/>
+        </w:numPr>
+        <w:spacing w:after="160" w:line="360" w:lineRule="auto"/>
+        <w:ind w:left="993" w:hanging="567"/>
+        <w:contextualSpacing w:val="0"/>
+        <w:jc w:val="both"/>
+        <w:rPr>
+          <w:sz w:val="24"/>
+        </w:rPr>
+      </w:pPr>
+      <w:r>
+        <w:rPr>
+          <w:sz w:val="24"/>
+        </w:rPr>
+        <w:t>Melakukan pencadangan (backup) data dari komputer lama sebelum proses migrasi perangkat.</w:t>
+      </w:r>
+    </w:p>
+    <w:p>
+      <w:pPr>
+        <w:pStyle w:val="ListParagraph"/>
+        <w:numPr>
+          <w:ilvl w:val="0"/>
+          <w:numId w:val="43"/>
+        </w:numPr>
+        <w:spacing w:after="160" w:line="360" w:lineRule="auto"/>
+        <w:ind w:left="993" w:hanging="567"/>
+        <w:contextualSpacing w:val="0"/>
+        <w:jc w:val="both"/>
+        <w:rPr>
+          <w:sz w:val="24"/>
+        </w:rPr>
+      </w:pPr>
+      <w:r>
+        <w:rPr>
+          <w:sz w:val="24"/>
+        </w:rPr>
+        <w:t>Melakukan instalasi komputer (PC) baru, termasuk konfigurasi jaringan, pengaturan akun pengguna, serta login ke sistem internal perusahaan.</w:t>
+      </w:r>
+    </w:p>
+    <w:p>
+      <w:pPr>
+        <w:pStyle w:val="ListParagraph"/>
+        <w:numPr>
+          <w:ilvl w:val="0"/>
+          <w:numId w:val="43"/>
+        </w:numPr>
+        <w:spacing w:after="160" w:line="360" w:lineRule="auto"/>
+        <w:ind w:left="993" w:hanging="567"/>
+        <w:contextualSpacing w:val="0"/>
+        <w:jc w:val="both"/>
+        <w:rPr>
+          <w:sz w:val="24"/>
+        </w:rPr>
+      </w:pPr>
+      <w:r>
+        <w:rPr>
+          <w:sz w:val="24"/>
+        </w:rPr>
+        <w:t>Melakukan pengisian tinta, instalasi driver, konfigurasi, serta kalibrasi printer.Menginstal driver scanner dan melakukan pengujian fungsi pemindaian untuk memastikan perangkat beroperasi dengan baik.</w:t>
+      </w:r>
+    </w:p>
+    <w:p>
+      <w:pPr>
+        <w:pStyle w:val="ListParagraph"/>
+        <w:spacing w:after="160" w:line="360" w:lineRule="auto"/>
+        <w:ind w:left="1080"/>
+        <w:contextualSpacing w:val="0"/>
+        <w:jc w:val="center"/>
+        <w:rPr>
+          <w:sz w:val="24"/>
+        </w:rPr>
+      </w:pPr>
+      <w:r>
+        <w:rPr>
+          <w:noProof/>
+          <w:sz w:val="24"/>
+        </w:rPr>
+        <w:drawing>
+          <wp:inline distT="0" distB="0" distL="0" distR="0" wp14:anchorId="3E7457CA" wp14:editId="02735E5B">
+            <wp:extent cx="2079000" cy="2772000"/>
+            <wp:effectExtent l="0" t="0" r="0" b="9525"/>
+            <wp:docPr id="1388953704" name="Picture 5"/>
+            <wp:cNvGraphicFramePr>
+              <a:graphicFrameLocks xmlns:a="http://schemas.openxmlformats.org/drawingml/2006/main" noChangeAspect="1"/>
+            </wp:cNvGraphicFramePr>
+            <a:graphic xmlns:a="http://schemas.openxmlformats.org/drawingml/2006/main">
+              <a:graphicData uri="http://schemas.openxmlformats.org/drawingml/2006/picture">
+                <pic:pic xmlns:pic="http://schemas.openxmlformats.org/drawingml/2006/picture">
+                  <pic:nvPicPr>
+                    <pic:cNvPr id="1388953704" name="Picture 1388953704"/>
+                    <pic:cNvPicPr/>
+                  </pic:nvPicPr>
+                  <pic:blipFill>
+                    <a:blip r:embed="rId19" cstate="print">
+                      <a:extLst>
+                        <a:ext uri="{28A0092B-C50C-407E-A947-70E740481C1C}">
+                          <a14:useLocalDpi xmlns:a14="http://schemas.microsoft.com/office/drawing/2010/main" val="0"/>
+                        </a:ext>
+                      </a:extLst>
+                    </a:blip>
+                    <a:stretch>
+                      <a:fillRect/>
+                    </a:stretch>
+                  </pic:blipFill>
+                  <pic:spPr>
+                    <a:xfrm>
+                      <a:off x="0" y="0"/>
+                      <a:ext cx="2079000" cy="2772000"/>
+                    </a:xfrm>
+                    <a:prstGeom prst="rect">
+                      <a:avLst/>
+                    </a:prstGeom>
+                  </pic:spPr>
+                </pic:pic>
+              </a:graphicData>
+            </a:graphic>
+          </wp:inline>
+        </w:drawing>
+      </w:r>
+    </w:p>
+    <w:p>
+      <w:pPr>
+        <w:pStyle w:val="Caption"/>
+        <w:ind w:left="426"/>
+        <w:jc w:val="center"/>
+        <w:rPr>
+          <w:i w:val="0"/>
+          <w:iCs w:val="0"/>
+          <w:sz w:val="24"/>
+          <w:szCs w:val="24"/>
+          <w:lang w:val="fi-FI"/>
+        </w:rPr>
+      </w:pPr>
+      <w:r>
+        <w:rPr>
+          <w:i w:val="0"/>
+          <w:iCs w:val="0"/>
+          <w:color w:val="auto"/>
+          <w:sz w:val="24"/>
+          <w:szCs w:val="24"/>
+        </w:rPr>
+        <w:t xml:space="preserve">              </w:t>
+      </w:r>
+      <w:r>
+        <w:rPr>
+          <w:i w:val="0"/>
+          <w:iCs w:val="0"/>
+          <w:color w:val="auto"/>
+          <w:sz w:val="24"/>
+          <w:szCs w:val="24"/>
+        </w:rPr>
+        <w:t xml:space="preserve">Gambar </w:t>
+      </w:r>
+      <w:r>
+        <w:rPr>
+          <w:i w:val="0"/>
+          <w:iCs w:val="0"/>
+          <w:color w:val="auto"/>
+          <w:sz w:val="24"/>
+          <w:szCs w:val="24"/>
+        </w:rPr>
+        <w:fldChar w:fldCharType="begin"/>
+      </w:r>
+      <w:r>
+        <w:rPr>
+          <w:i w:val="0"/>
+          <w:iCs w:val="0"/>
+          <w:color w:val="auto"/>
+          <w:sz w:val="24"/>
+          <w:szCs w:val="24"/>
+        </w:rPr>
+        <w:instrText xml:space="preserve"> STYLEREF 1 \s </w:instrText>
+      </w:r>
+      <w:r>
+        <w:rPr>
+          <w:i w:val="0"/>
+          <w:iCs w:val="0"/>
+          <w:color w:val="auto"/>
+          <w:sz w:val="24"/>
+          <w:szCs w:val="24"/>
+        </w:rPr>
+        <w:fldChar w:fldCharType="separate"/>
+      </w:r>
+      <w:r>
+        <w:rPr>
+          <w:i w:val="0"/>
+          <w:iCs w:val="0"/>
+          <w:noProof/>
+          <w:color w:val="auto"/>
+          <w:sz w:val="24"/>
+          <w:szCs w:val="24"/>
+        </w:rPr>
+        <w:t>III</w:t>
+      </w:r>
+      <w:r>
+        <w:rPr>
+          <w:i w:val="0"/>
+          <w:iCs w:val="0"/>
+          <w:color w:val="auto"/>
+          <w:sz w:val="24"/>
+          <w:szCs w:val="24"/>
+        </w:rPr>
+        <w:fldChar w:fldCharType="end"/>
+      </w:r>
+      <w:r>
+        <w:rPr>
+          <w:i w:val="0"/>
+          <w:iCs w:val="0"/>
+          <w:color w:val="auto"/>
+          <w:sz w:val="24"/>
+          <w:szCs w:val="24"/>
+        </w:rPr>
+        <w:t>.</w:t>
+      </w:r>
+      <w:r>
+        <w:rPr>
+          <w:i w:val="0"/>
+          <w:iCs w:val="0"/>
+          <w:color w:val="auto"/>
+          <w:sz w:val="24"/>
+          <w:szCs w:val="24"/>
+        </w:rPr>
+        <w:t>6</w:t>
+      </w:r>
+      <w:r>
+        <w:rPr>
+          <w:i w:val="0"/>
+          <w:iCs w:val="0"/>
+          <w:color w:val="auto"/>
+          <w:sz w:val="24"/>
+          <w:szCs w:val="24"/>
+        </w:rPr>
+        <w:t xml:space="preserve"> Instal</w:t>
+      </w:r>
+      <w:r>
+        <w:rPr>
+          <w:i w:val="0"/>
+          <w:iCs w:val="0"/>
+          <w:color w:val="auto"/>
+          <w:sz w:val="24"/>
+          <w:szCs w:val="24"/>
+        </w:rPr>
+        <w:t>asi</w:t>
+      </w:r>
+      <w:r>
+        <w:rPr>
+          <w:i w:val="0"/>
+          <w:iCs w:val="0"/>
+          <w:color w:val="auto"/>
+          <w:sz w:val="24"/>
+          <w:szCs w:val="24"/>
+        </w:rPr>
+        <w:t xml:space="preserve"> Perangkat Komputer</w:t>
+      </w:r>
+    </w:p>
+    <w:p>
+      <w:pPr>
+        <w:pStyle w:val="ListParagraph"/>
+        <w:spacing w:after="120" w:line="360" w:lineRule="auto"/>
+        <w:ind w:left="426" w:firstLine="567"/>
+        <w:contextualSpacing w:val="0"/>
+        <w:jc w:val="both"/>
+        <w:rPr>
+          <w:sz w:val="24"/>
+        </w:rPr>
+      </w:pPr>
+      <w:r>
+        <w:rPr>
+          <w:sz w:val="24"/>
+        </w:rPr>
+        <w:t xml:space="preserve">Melalui kegiatan tersebut, penulis mendapatkan pengalaman langsung dalam pelaksanaan instalasi awal pada perangkat baru serta memahami pentingnya proses integrasi perangkat dengan sistem dan jaringan kerja yang ada. Kegiatan ini juga berkaitan erat dengan mata kuliah Troubleshooting dan </w:t>
+      </w:r>
+      <w:r>
+        <w:rPr>
+          <w:sz w:val="24"/>
+        </w:rPr>
+        <w:lastRenderedPageBreak/>
+        <w:t>Administrasi Sistem yang telah dipelajari selama perkuliahan, terutama dalam penerapan konsep pencadangan (backup) dan pemulihan (recovery) data sebelum dilakukan migrasi perangkat.</w:t>
+      </w:r>
+    </w:p>
+    <w:p>
+      <w:pPr>
+        <w:pStyle w:val="ListParagraph"/>
+        <w:spacing w:after="120" w:line="360" w:lineRule="auto"/>
+        <w:ind w:left="426" w:firstLine="567"/>
+        <w:contextualSpacing w:val="0"/>
+        <w:jc w:val="both"/>
+        <w:rPr>
+          <w:sz w:val="24"/>
+        </w:rPr>
+      </w:pPr>
+      <w:r>
+        <w:rPr>
+          <w:sz w:val="24"/>
+        </w:rPr>
+        <w:t>Selain itu, kegiatan ini juga berkaitan dengan mata kuliah Jaringan Komputer, di mana penulis mempelajari konfigurasi jaringan seperti pengaturan IP address. Pengetahuan tersebut diimplementasikan secara langsung pada proses instalasi PC baru, karena setiap perangkat yang dipasang harus dikonfigurasi agar dapat terhubung dengan jaringan lokal di lingkungan kerja PT Kereta Api Indonesia (Persero) Divre IV Tanjungkarang.</w:t>
+      </w:r>
+    </w:p>
+    <w:p>
+      <w:pPr>
+        <w:pStyle w:val="ListParagraph"/>
+        <w:numPr>
+          <w:ilvl w:val="0"/>
+          <w:numId w:val="40"/>
+        </w:numPr>
+        <w:spacing w:after="160" w:line="360" w:lineRule="auto"/>
+        <w:ind w:left="426" w:hanging="426"/>
+        <w:jc w:val="both"/>
+        <w:rPr>
+          <w:sz w:val="24"/>
+        </w:rPr>
+      </w:pPr>
+      <w:r>
+        <w:rPr>
+          <w:i/>
+          <w:iCs/>
+          <w:sz w:val="24"/>
+        </w:rPr>
+        <w:t xml:space="preserve">Troubleshooting </w:t>
+      </w:r>
+      <w:r>
+        <w:rPr>
+          <w:sz w:val="24"/>
+        </w:rPr>
+        <w:t xml:space="preserve">seperti printer, </w:t>
+      </w:r>
+      <w:r>
+        <w:rPr>
+          <w:i/>
+          <w:iCs/>
+          <w:sz w:val="24"/>
+        </w:rPr>
+        <w:t>scanner</w:t>
+      </w:r>
+      <w:r>
+        <w:rPr>
+          <w:sz w:val="24"/>
+        </w:rPr>
+        <w:t>, dan PC.</w:t>
+      </w:r>
+    </w:p>
+    <w:p>
+      <w:pPr>
+        <w:pStyle w:val="ListParagraph"/>
+        <w:spacing w:after="120" w:line="360" w:lineRule="auto"/>
+        <w:ind w:left="426" w:firstLine="567"/>
+        <w:contextualSpacing w:val="0"/>
+        <w:jc w:val="both"/>
+        <w:rPr>
+          <w:sz w:val="24"/>
+        </w:rPr>
+      </w:pPr>
+      <w:r>
+        <w:rPr>
+          <w:sz w:val="24"/>
+        </w:rPr>
+        <w:t>Selama pelaksanaan PKL, penulis yang bertugas di Unit Sistem Informasi sebagai bagian dari tim IT Support secara rutin menerima permintaan bantuan dari berbagai unit kerja di lingkungan Kantor Divre IV Tanjungkarang untuk mengatasi beragam kendala teknis. Permintaan tersebut umumnya berkaitan dengan permasalahan perangkat maupun sistem yang memerlukan penanganan troubleshooting secara langsung di lapangan.</w:t>
+      </w:r>
+      <w:r>
+        <w:rPr>
+          <w:sz w:val="24"/>
+        </w:rPr>
+        <w:t xml:space="preserve"> </w:t>
+      </w:r>
+    </w:p>
+    <w:p>
+      <w:pPr>
+        <w:pStyle w:val="ListParagraph"/>
+        <w:spacing w:after="120" w:line="360" w:lineRule="auto"/>
+        <w:ind w:left="426" w:firstLine="567"/>
+        <w:contextualSpacing w:val="0"/>
+        <w:jc w:val="both"/>
+        <w:rPr>
+          <w:sz w:val="24"/>
+          <w:szCs w:val="24"/>
+        </w:rPr>
+      </w:pPr>
+      <w:r>
+        <w:rPr>
+          <w:sz w:val="24"/>
+          <w:szCs w:val="24"/>
+        </w:rPr>
+        <w:t>Permasalahan yang sering ditemukan pada printer antara lain kertas macet, tinta tidak keluar, hingga munculnya error yang mengharuskan perangkat di-reset. Pada scanner, kendala yang kerap terjadi meliputi kertas tersangkut di dalam mesin serta kegagalan perangkat dalam melakukan proses pemindaian dokumen. Selain itu, terdapat pula kerusakan pada komputer (PC), seperti</w:t>
+      </w:r>
+      <w:r>
+        <w:rPr>
+          <w:sz w:val="24"/>
+          <w:szCs w:val="24"/>
+        </w:rPr>
+        <w:t xml:space="preserve"> </w:t>
+      </w:r>
+      <w:r>
+        <w:rPr>
+          <w:sz w:val="24"/>
+          <w:szCs w:val="24"/>
+        </w:rPr>
+        <w:t>jaringan komputer</w:t>
+      </w:r>
+      <w:r>
+        <w:rPr>
+          <w:sz w:val="24"/>
+          <w:szCs w:val="24"/>
+        </w:rPr>
+        <w:t xml:space="preserve"> yang tidak terhubung atau</w:t>
+      </w:r>
+      <w:r>
+        <w:rPr>
+          <w:sz w:val="24"/>
+          <w:szCs w:val="24"/>
+        </w:rPr>
+        <w:t xml:space="preserve"> koneksi terganggu akibat konflik alamat IP antar perangkat maupun kerusakan pada kabel LAN.</w:t>
+      </w:r>
+      <w:r>
+        <w:rPr>
+          <w:sz w:val="24"/>
+          <w:szCs w:val="24"/>
+        </w:rPr>
+        <w:t xml:space="preserve"> </w:t>
+      </w:r>
+      <w:r>
+        <w:rPr>
+          <w:sz w:val="24"/>
+          <w:szCs w:val="24"/>
+        </w:rPr>
+        <w:t>Dalam menangani berbagai kendala tersebut, penulis melakukan proses troubleshooting melalui beberapa tahapan berikut:</w:t>
+      </w:r>
+    </w:p>
+    <w:p>
+      <w:pPr>
+        <w:pStyle w:val="ListParagraph"/>
+        <w:numPr>
+          <w:ilvl w:val="0"/>
+          <w:numId w:val="46"/>
+        </w:numPr>
+        <w:spacing w:line="360" w:lineRule="auto"/>
+        <w:ind w:left="993" w:hanging="567"/>
+        <w:jc w:val="both"/>
+        <w:rPr>
+          <w:sz w:val="24"/>
+          <w:szCs w:val="24"/>
+        </w:rPr>
+      </w:pPr>
+      <w:r>
+        <w:rPr>
+          <w:sz w:val="24"/>
+          <w:szCs w:val="24"/>
+        </w:rPr>
+        <w:t xml:space="preserve">Pada printer yang mengalami masalah, dilakukan </w:t>
+      </w:r>
+      <w:r>
+        <w:rPr>
+          <w:sz w:val="24"/>
+          <w:szCs w:val="24"/>
+        </w:rPr>
+        <w:t xml:space="preserve">pengecekan kabel USB dan Power terlebih dahulu sebelum </w:t>
+      </w:r>
+      <w:r>
+        <w:rPr>
+          <w:sz w:val="24"/>
+          <w:szCs w:val="24"/>
+        </w:rPr>
+        <w:t>me</w:t>
+      </w:r>
+      <w:r>
+        <w:rPr>
+          <w:sz w:val="24"/>
+          <w:szCs w:val="24"/>
+        </w:rPr>
+        <w:t xml:space="preserve">lakukan </w:t>
+      </w:r>
+      <w:r>
+        <w:rPr>
+          <w:sz w:val="24"/>
+          <w:szCs w:val="24"/>
+        </w:rPr>
+        <w:t>perawatan seperti cleaning nozzle dan cleaning power, instalasi ulang driver, pembaruan sistem operasi Windows, serta reset printer.</w:t>
+      </w:r>
+    </w:p>
+    <w:p>
+      <w:pPr>
+        <w:pStyle w:val="ListParagraph"/>
+        <w:numPr>
+          <w:ilvl w:val="0"/>
+          <w:numId w:val="46"/>
+        </w:numPr>
+        <w:spacing w:line="360" w:lineRule="auto"/>
+        <w:ind w:left="993" w:hanging="567"/>
+        <w:jc w:val="both"/>
+        <w:rPr>
+          <w:sz w:val="24"/>
+          <w:szCs w:val="24"/>
+        </w:rPr>
+      </w:pPr>
+      <w:r>
+        <w:rPr>
+          <w:sz w:val="24"/>
+          <w:szCs w:val="24"/>
+        </w:rPr>
+        <w:t xml:space="preserve">Pada scanner yang bermasalah, </w:t>
+      </w:r>
+      <w:r>
+        <w:rPr>
+          <w:sz w:val="24"/>
+          <w:szCs w:val="24"/>
+        </w:rPr>
+        <w:t>dilakukan pengecekan kabel USB dan Power terlebih dahulu sebelum</w:t>
+      </w:r>
+      <w:r>
+        <w:rPr>
+          <w:sz w:val="24"/>
+          <w:szCs w:val="24"/>
+        </w:rPr>
+        <w:t xml:space="preserve"> me</w:t>
+      </w:r>
+      <w:r>
+        <w:rPr>
+          <w:sz w:val="24"/>
+          <w:szCs w:val="24"/>
+        </w:rPr>
+        <w:t xml:space="preserve">lakukan instalasi ulang driver scanner </w:t>
+      </w:r>
+      <w:r>
+        <w:rPr>
+          <w:sz w:val="24"/>
+          <w:szCs w:val="24"/>
+        </w:rPr>
+        <w:lastRenderedPageBreak/>
+        <w:t>untuk mengembalikan fungsi perangkat.</w:t>
+      </w:r>
+    </w:p>
+    <w:p>
+      <w:pPr>
+        <w:pStyle w:val="ListParagraph"/>
+        <w:numPr>
+          <w:ilvl w:val="0"/>
+          <w:numId w:val="46"/>
+        </w:numPr>
+        <w:spacing w:line="360" w:lineRule="auto"/>
+        <w:ind w:left="993" w:hanging="567"/>
+        <w:jc w:val="both"/>
+        <w:rPr>
+          <w:sz w:val="24"/>
+          <w:szCs w:val="24"/>
+        </w:rPr>
+      </w:pPr>
+      <w:r>
+        <w:rPr>
+          <w:sz w:val="24"/>
+          <w:szCs w:val="24"/>
+        </w:rPr>
+        <w:t>Pada komputer yang mengalami</w:t>
+      </w:r>
+      <w:r>
+        <w:rPr>
+          <w:sz w:val="24"/>
+          <w:szCs w:val="24"/>
+        </w:rPr>
+        <w:t xml:space="preserve"> masalah jaringan, </w:t>
+      </w:r>
+      <w:r>
+        <w:rPr>
+          <w:sz w:val="24"/>
+          <w:szCs w:val="24"/>
+        </w:rPr>
+        <w:t>dilakukan penggantian alamat IP pada komputer untuk menghindari konflik IP, serta penggantian kabel LAN apabila ditemukan kerusakan pada kabel jaringan.</w:t>
+      </w:r>
+    </w:p>
+    <w:p>
+      <w:pPr>
+        <w:pStyle w:val="ListParagraph"/>
+        <w:spacing w:line="360" w:lineRule="auto"/>
+        <w:ind w:left="1134"/>
+        <w:jc w:val="center"/>
+        <w:rPr>
+          <w:sz w:val="24"/>
+          <w:szCs w:val="24"/>
+        </w:rPr>
+      </w:pPr>
+      <w:r>
+        <w:rPr>
+          <w:noProof/>
+          <w:sz w:val="24"/>
+          <w:szCs w:val="24"/>
+        </w:rPr>
+        <w:drawing>
+          <wp:inline distT="0" distB="0" distL="0" distR="0" wp14:anchorId="21E42D07" wp14:editId="3CF79DF4">
+            <wp:extent cx="2079000" cy="2772000"/>
+            <wp:effectExtent l="0" t="0" r="0" b="9525"/>
+            <wp:docPr id="868817133" name="Picture 3"/>
+            <wp:cNvGraphicFramePr>
+              <a:graphicFrameLocks xmlns:a="http://schemas.openxmlformats.org/drawingml/2006/main" noChangeAspect="1"/>
+            </wp:cNvGraphicFramePr>
+            <a:graphic xmlns:a="http://schemas.openxmlformats.org/drawingml/2006/main">
+              <a:graphicData uri="http://schemas.openxmlformats.org/drawingml/2006/picture">
+                <pic:pic xmlns:pic="http://schemas.openxmlformats.org/drawingml/2006/picture">
+                  <pic:nvPicPr>
+                    <pic:cNvPr id="868817133" name="Picture 868817133"/>
+                    <pic:cNvPicPr/>
+                  </pic:nvPicPr>
+                  <pic:blipFill>
+                    <a:blip r:embed="rId20" cstate="print">
+                      <a:extLst>
+                        <a:ext uri="{28A0092B-C50C-407E-A947-70E740481C1C}">
+                          <a14:useLocalDpi xmlns:a14="http://schemas.microsoft.com/office/drawing/2010/main" val="0"/>
+                        </a:ext>
+                      </a:extLst>
+                    </a:blip>
+                    <a:stretch>
+                      <a:fillRect/>
+                    </a:stretch>
+                  </pic:blipFill>
+                  <pic:spPr>
+                    <a:xfrm>
+                      <a:off x="0" y="0"/>
+                      <a:ext cx="2079000" cy="2772000"/>
+                    </a:xfrm>
+                    <a:prstGeom prst="rect">
+                      <a:avLst/>
+                    </a:prstGeom>
+                  </pic:spPr>
+                </pic:pic>
+              </a:graphicData>
+            </a:graphic>
+          </wp:inline>
+        </w:drawing>
+      </w:r>
+    </w:p>
+    <w:p>
+      <w:pPr>
+        <w:pStyle w:val="Caption"/>
+        <w:ind w:left="426"/>
+        <w:jc w:val="center"/>
+        <w:rPr>
+          <w:i w:val="0"/>
+          <w:iCs w:val="0"/>
+          <w:sz w:val="24"/>
+          <w:szCs w:val="24"/>
+          <w:lang w:val="en-ID"/>
+        </w:rPr>
+      </w:pPr>
+      <w:r>
+        <w:rPr>
+          <w:i w:val="0"/>
+          <w:iCs w:val="0"/>
+          <w:color w:val="auto"/>
+          <w:sz w:val="24"/>
+          <w:szCs w:val="24"/>
+        </w:rPr>
+        <w:t xml:space="preserve">              </w:t>
+      </w:r>
+      <w:r>
+        <w:rPr>
+          <w:i w:val="0"/>
+          <w:iCs w:val="0"/>
+          <w:color w:val="auto"/>
+          <w:sz w:val="24"/>
+          <w:szCs w:val="24"/>
+        </w:rPr>
+        <w:t xml:space="preserve">Gambar </w:t>
+      </w:r>
+      <w:r>
+        <w:rPr>
+          <w:i w:val="0"/>
+          <w:iCs w:val="0"/>
+          <w:color w:val="auto"/>
+          <w:sz w:val="24"/>
+          <w:szCs w:val="24"/>
+        </w:rPr>
+        <w:fldChar w:fldCharType="begin"/>
+      </w:r>
+      <w:r>
+        <w:rPr>
+          <w:i w:val="0"/>
+          <w:iCs w:val="0"/>
+          <w:color w:val="auto"/>
+          <w:sz w:val="24"/>
+          <w:szCs w:val="24"/>
+        </w:rPr>
+        <w:instrText xml:space="preserve"> STYLEREF 1 \s </w:instrText>
+      </w:r>
+      <w:r>
+        <w:rPr>
+          <w:i w:val="0"/>
+          <w:iCs w:val="0"/>
+          <w:color w:val="auto"/>
+          <w:sz w:val="24"/>
+          <w:szCs w:val="24"/>
+        </w:rPr>
+        <w:fldChar w:fldCharType="separate"/>
+      </w:r>
+      <w:r>
+        <w:rPr>
+          <w:i w:val="0"/>
+          <w:iCs w:val="0"/>
+          <w:noProof/>
+          <w:color w:val="auto"/>
+          <w:sz w:val="24"/>
+          <w:szCs w:val="24"/>
+        </w:rPr>
+        <w:t>III</w:t>
+      </w:r>
+      <w:r>
+        <w:rPr>
+          <w:i w:val="0"/>
+          <w:iCs w:val="0"/>
+          <w:color w:val="auto"/>
+          <w:sz w:val="24"/>
+          <w:szCs w:val="24"/>
+        </w:rPr>
+        <w:fldChar w:fldCharType="end"/>
+      </w:r>
+      <w:r>
+        <w:rPr>
+          <w:i w:val="0"/>
+          <w:iCs w:val="0"/>
+          <w:color w:val="auto"/>
+          <w:sz w:val="24"/>
+          <w:szCs w:val="24"/>
+        </w:rPr>
+        <w:t>.</w:t>
+      </w:r>
+      <w:r>
+        <w:rPr>
+          <w:i w:val="0"/>
+          <w:iCs w:val="0"/>
+          <w:color w:val="auto"/>
+          <w:sz w:val="24"/>
+          <w:szCs w:val="24"/>
+        </w:rPr>
+        <w:t>7</w:t>
+      </w:r>
+      <w:r>
+        <w:rPr>
+          <w:i w:val="0"/>
+          <w:iCs w:val="0"/>
+          <w:color w:val="auto"/>
+          <w:sz w:val="24"/>
+          <w:szCs w:val="24"/>
+        </w:rPr>
+        <w:t xml:space="preserve"> </w:t>
+      </w:r>
+      <w:r>
+        <w:rPr>
+          <w:color w:val="auto"/>
+          <w:sz w:val="24"/>
+          <w:szCs w:val="24"/>
+        </w:rPr>
+        <w:t xml:space="preserve">Troubleshooting </w:t>
+      </w:r>
+      <w:r>
+        <w:rPr>
+          <w:i w:val="0"/>
+          <w:iCs w:val="0"/>
+          <w:color w:val="auto"/>
+          <w:sz w:val="24"/>
+          <w:szCs w:val="24"/>
+        </w:rPr>
+        <w:t>Perangkat Printer</w:t>
+      </w:r>
+    </w:p>
+    <w:p>
+      <w:pPr>
+        <w:pStyle w:val="ListParagraph"/>
+        <w:spacing w:after="120" w:line="360" w:lineRule="auto"/>
+        <w:ind w:left="426" w:firstLine="567"/>
+        <w:contextualSpacing w:val="0"/>
+        <w:jc w:val="both"/>
+        <w:rPr>
+          <w:sz w:val="24"/>
+          <w:szCs w:val="24"/>
+        </w:rPr>
+      </w:pPr>
+      <w:r>
+        <w:rPr>
+          <w:sz w:val="24"/>
+          <w:szCs w:val="24"/>
+        </w:rPr>
+        <w:t>Pekerjaan ini membutuhkan kemampuan analisis yang baik, ketelitian, serta pemahaman mengenai dasar-dasar perangkat keras dan perangkat lunak komputer. Kegiatan troubleshooting ini memiliki keterkaitan dengan beberapa mata kuliah yang penulis tempuh, seperti Sistem Operasi, Arsitektur dan Organisasi Komputer, serta Jaringan Komputer. Dalam perkuliahan tersebut, penulis mempelajari konsep kerja perangkat keras, manajemen proses pada sistem operasi, konfigurasi jaringan, serta teknik dasar perawatan komputer. Pengetahuan tersebut sangat membantu penulis dalam mengidentifikasi sumber permasalahan secara logis, menentukan solusi yang tepat, serta melakukan perbaikan sesuai prosedur yang berlaku di lingkungan PT Kereta Api Indonesia (Persero) Divre IV Tanjungkarang.</w:t>
+      </w:r>
+    </w:p>
+    <w:p>
+      <w:pPr>
+        <w:pStyle w:val="ListParagraph"/>
+        <w:numPr>
+          <w:ilvl w:val="0"/>
+          <w:numId w:val="40"/>
+        </w:numPr>
+        <w:spacing w:line="360" w:lineRule="auto"/>
+        <w:ind w:left="426" w:hanging="426"/>
+        <w:jc w:val="both"/>
+        <w:rPr>
+          <w:sz w:val="24"/>
+          <w:szCs w:val="24"/>
+        </w:rPr>
+      </w:pPr>
+      <w:r>
+        <w:rPr>
+          <w:sz w:val="24"/>
+          <w:szCs w:val="24"/>
+        </w:rPr>
+        <w:t xml:space="preserve">Input barang keluar masuk yang memerlukan perbaikan atau </w:t>
+      </w:r>
+      <w:r>
+        <w:rPr>
+          <w:i/>
+          <w:iCs/>
+          <w:sz w:val="24"/>
+          <w:szCs w:val="24"/>
+        </w:rPr>
+        <w:t>U</w:t>
+      </w:r>
+      <w:r>
+        <w:rPr>
+          <w:i/>
+          <w:iCs/>
+          <w:sz w:val="24"/>
+          <w:szCs w:val="24"/>
+        </w:rPr>
+        <w:t>pgrade</w:t>
+      </w:r>
+    </w:p>
+    <w:p>
+      <w:pPr>
+        <w:pStyle w:val="ListParagraph"/>
+        <w:spacing w:after="120" w:line="360" w:lineRule="auto"/>
+        <w:ind w:left="426" w:firstLine="567"/>
+        <w:contextualSpacing w:val="0"/>
+        <w:jc w:val="both"/>
+        <w:rPr>
+          <w:sz w:val="24"/>
+        </w:rPr>
+      </w:pPr>
+      <w:r>
+        <w:rPr>
+          <w:sz w:val="24"/>
+        </w:rPr>
+        <w:t>Selama pelaksanaan PKL,</w:t>
+      </w:r>
+      <w:r>
+        <w:rPr>
+          <w:sz w:val="24"/>
+        </w:rPr>
+        <w:t xml:space="preserve"> </w:t>
+      </w:r>
+      <w:r>
+        <w:rPr>
+          <w:sz w:val="24"/>
+        </w:rPr>
+        <w:t xml:space="preserve">penulis bertanggung jawab membantu proses administrasi dan pencatatan perangkat Teknologi Informasi (TI) yang masuk dan keluar dari Unit Sistem Informasi untuk keperluan perbaikan, penggantian </w:t>
+      </w:r>
+      <w:r>
+        <w:rPr>
+          <w:sz w:val="24"/>
+        </w:rPr>
+        <w:lastRenderedPageBreak/>
+        <w:t>komponen, maupun upgrade spesifikasi. Kegiatan ini bertujuan untuk memastikan pengelolaan aset TI berjalan tertib, terdokumentasi dengan baik, serta sesuai dengan prosedur yang berlaku di PT Kereta Api Indonesia (Persero) Divre IV Tanjungkarang.</w:t>
+      </w:r>
+      <w:r>
+        <w:rPr>
+          <w:sz w:val="24"/>
+        </w:rPr>
+        <w:t xml:space="preserve"> </w:t>
+      </w:r>
+    </w:p>
+    <w:p>
+      <w:pPr>
+        <w:pStyle w:val="ListParagraph"/>
+        <w:spacing w:after="120" w:line="360" w:lineRule="auto"/>
+        <w:ind w:left="426" w:firstLine="567"/>
+        <w:contextualSpacing w:val="0"/>
+        <w:jc w:val="both"/>
+        <w:rPr>
+          <w:sz w:val="24"/>
+          <w:szCs w:val="24"/>
+          <w:lang w:val="fi-FI"/>
+        </w:rPr>
+      </w:pPr>
+      <w:r>
+        <w:rPr>
+          <w:sz w:val="24"/>
+          <w:szCs w:val="24"/>
+          <w:lang w:val="fi-FI"/>
+        </w:rPr>
+        <w:t>Proses pelaksanaan kerja dilakukan melalui beberapa tahapan sebagai berikut:</w:t>
+      </w:r>
+    </w:p>
+    <w:p>
+      <w:pPr>
+        <w:pStyle w:val="ListParagraph"/>
+        <w:numPr>
+          <w:ilvl w:val="0"/>
+          <w:numId w:val="47"/>
+        </w:numPr>
+        <w:spacing w:line="360" w:lineRule="auto"/>
+        <w:ind w:left="993" w:hanging="567"/>
+        <w:jc w:val="both"/>
+        <w:rPr>
+          <w:sz w:val="24"/>
+          <w:szCs w:val="24"/>
+          <w:lang w:val="fi-FI"/>
+        </w:rPr>
+      </w:pPr>
+      <w:r>
+        <w:rPr>
+          <w:sz w:val="24"/>
+          <w:szCs w:val="24"/>
+          <w:lang w:val="fi-FI"/>
+        </w:rPr>
+        <w:t>Penerimaan dan Identifikasi Perangkat</w:t>
+      </w:r>
+    </w:p>
+    <w:p>
+      <w:pPr>
+        <w:pStyle w:val="ListParagraph"/>
+        <w:spacing w:line="360" w:lineRule="auto"/>
+        <w:ind w:left="993"/>
+        <w:jc w:val="both"/>
+        <w:rPr>
+          <w:sz w:val="24"/>
+          <w:szCs w:val="24"/>
+          <w:lang w:val="fi-FI"/>
+        </w:rPr>
+      </w:pPr>
+      <w:r>
+        <w:rPr>
+          <w:sz w:val="24"/>
+          <w:szCs w:val="24"/>
+          <w:lang w:val="fi-FI"/>
+        </w:rPr>
+        <w:t xml:space="preserve">Setiap perangkat yang masuk (PC, laptop, printer, atau scanner) terlebih dahulu dicatat identitasnya, meliputi nomor inventaris, tipe perangkat, </w:t>
+      </w:r>
+      <w:r>
+        <w:rPr>
+          <w:i/>
+          <w:iCs/>
+          <w:sz w:val="24"/>
+          <w:szCs w:val="24"/>
+          <w:lang w:val="fi-FI"/>
+        </w:rPr>
+        <w:t>serial number</w:t>
+      </w:r>
+      <w:r>
+        <w:rPr>
+          <w:sz w:val="24"/>
+          <w:szCs w:val="24"/>
+          <w:lang w:val="fi-FI"/>
+        </w:rPr>
+        <w:t>, unit pemilik, serta keluhan atau jenis permasalahan yang dilaporkan. Penulis memastikan kesesuaian antara perangkat fisik dengan data inventaris yang tercatat.</w:t>
+      </w:r>
+    </w:p>
+    <w:p>
+      <w:pPr>
+        <w:pStyle w:val="ListParagraph"/>
+        <w:numPr>
+          <w:ilvl w:val="0"/>
+          <w:numId w:val="47"/>
+        </w:numPr>
+        <w:spacing w:line="360" w:lineRule="auto"/>
+        <w:ind w:left="993" w:hanging="567"/>
+        <w:jc w:val="both"/>
+        <w:rPr>
+          <w:sz w:val="24"/>
+          <w:szCs w:val="24"/>
+          <w:lang w:val="fi-FI"/>
+        </w:rPr>
+      </w:pPr>
+      <w:r>
+        <w:rPr>
+          <w:sz w:val="24"/>
+          <w:szCs w:val="24"/>
+          <w:lang w:val="fi-FI"/>
+        </w:rPr>
+        <w:t>Pencatatan Data Barang Masuk</w:t>
+      </w:r>
+    </w:p>
+    <w:p>
+      <w:pPr>
+        <w:pStyle w:val="ListParagraph"/>
+        <w:spacing w:line="360" w:lineRule="auto"/>
+        <w:ind w:left="993"/>
+        <w:jc w:val="both"/>
+        <w:rPr>
+          <w:sz w:val="24"/>
+          <w:szCs w:val="24"/>
+          <w:lang w:val="fi-FI"/>
+        </w:rPr>
+      </w:pPr>
+      <w:r>
+        <w:rPr>
+          <w:sz w:val="24"/>
+          <w:szCs w:val="24"/>
+          <w:lang w:val="fi-FI"/>
+        </w:rPr>
+        <w:t>Data perangkat yang diterima kemudian diinput ke dalam sistem pencatatan internal yang mencangkup informasi mengenai Tanggal masuk, Nama Unit pengirim, Keterangan berisi jenis kerusakan atau kebutuhan upgrade, Status awal perangkat, Petugas yang menangani.</w:t>
+      </w:r>
+    </w:p>
+    <w:p>
+      <w:pPr>
+        <w:pStyle w:val="ListParagraph"/>
+        <w:numPr>
+          <w:ilvl w:val="0"/>
+          <w:numId w:val="47"/>
+        </w:numPr>
+        <w:spacing w:line="360" w:lineRule="auto"/>
+        <w:ind w:left="993" w:hanging="567"/>
+        <w:jc w:val="both"/>
+        <w:rPr>
+          <w:sz w:val="24"/>
+          <w:szCs w:val="24"/>
+          <w:lang w:val="en-ID"/>
+        </w:rPr>
+      </w:pPr>
+      <w:r>
+        <w:rPr>
+          <w:sz w:val="24"/>
+          <w:szCs w:val="24"/>
+          <w:lang w:val="en-ID"/>
+        </w:rPr>
+        <w:t xml:space="preserve">Monitoring Proses </w:t>
+      </w:r>
+      <w:proofErr w:type="spellStart"/>
+      <w:r>
+        <w:rPr>
+          <w:sz w:val="24"/>
+          <w:szCs w:val="24"/>
+          <w:lang w:val="en-ID"/>
+        </w:rPr>
+        <w:t>Perbaikan</w:t>
+      </w:r>
+      <w:proofErr w:type="spellEnd"/>
+      <w:r>
+        <w:rPr>
+          <w:sz w:val="24"/>
+          <w:szCs w:val="24"/>
+          <w:lang w:val="en-ID"/>
+        </w:rPr>
+        <w:t xml:space="preserve"> </w:t>
+      </w:r>
+      <w:proofErr w:type="spellStart"/>
+      <w:r>
+        <w:rPr>
+          <w:sz w:val="24"/>
+          <w:szCs w:val="24"/>
+          <w:lang w:val="en-ID"/>
+        </w:rPr>
+        <w:t>atau</w:t>
+      </w:r>
+      <w:proofErr w:type="spellEnd"/>
+      <w:r>
+        <w:rPr>
+          <w:sz w:val="24"/>
+          <w:szCs w:val="24"/>
+          <w:lang w:val="en-ID"/>
+        </w:rPr>
+        <w:t xml:space="preserve"> </w:t>
+      </w:r>
+      <w:r>
+        <w:rPr>
+          <w:i/>
+          <w:iCs/>
+          <w:sz w:val="24"/>
+          <w:szCs w:val="24"/>
+          <w:lang w:val="en-ID"/>
+        </w:rPr>
+        <w:t>Up</w:t>
+      </w:r>
+      <w:r>
+        <w:rPr>
+          <w:i/>
+          <w:iCs/>
+          <w:sz w:val="24"/>
+          <w:szCs w:val="24"/>
+          <w:lang w:val="en-ID"/>
+        </w:rPr>
+        <w:t>grade</w:t>
+      </w:r>
+    </w:p>
+    <w:p>
+      <w:pPr>
+        <w:pStyle w:val="ListParagraph"/>
+        <w:spacing w:line="360" w:lineRule="auto"/>
+        <w:ind w:left="993"/>
+        <w:jc w:val="both"/>
+        <w:rPr>
+          <w:sz w:val="24"/>
+          <w:szCs w:val="24"/>
+          <w:lang w:val="en-ID"/>
+        </w:rPr>
+      </w:pPr>
+      <w:proofErr w:type="spellStart"/>
+      <w:r>
+        <w:rPr>
+          <w:sz w:val="24"/>
+          <w:szCs w:val="24"/>
+          <w:lang w:val="en-ID"/>
+        </w:rPr>
+        <w:t>Selama</w:t>
+      </w:r>
+      <w:proofErr w:type="spellEnd"/>
+      <w:r>
+        <w:rPr>
+          <w:sz w:val="24"/>
+          <w:szCs w:val="24"/>
+          <w:lang w:val="en-ID"/>
+        </w:rPr>
+        <w:t xml:space="preserve"> proses </w:t>
+      </w:r>
+      <w:proofErr w:type="spellStart"/>
+      <w:r>
+        <w:rPr>
+          <w:sz w:val="24"/>
+          <w:szCs w:val="24"/>
+          <w:lang w:val="en-ID"/>
+        </w:rPr>
+        <w:t>perbaikan</w:t>
+      </w:r>
+      <w:proofErr w:type="spellEnd"/>
+      <w:r>
+        <w:rPr>
+          <w:sz w:val="24"/>
+          <w:szCs w:val="24"/>
+          <w:lang w:val="en-ID"/>
+        </w:rPr>
+        <w:t xml:space="preserve"> </w:t>
+      </w:r>
+      <w:proofErr w:type="spellStart"/>
+      <w:r>
+        <w:rPr>
+          <w:sz w:val="24"/>
+          <w:szCs w:val="24"/>
+          <w:lang w:val="en-ID"/>
+        </w:rPr>
+        <w:t>atau</w:t>
+      </w:r>
+      <w:proofErr w:type="spellEnd"/>
+      <w:r>
+        <w:rPr>
+          <w:sz w:val="24"/>
+          <w:szCs w:val="24"/>
+          <w:lang w:val="en-ID"/>
+        </w:rPr>
+        <w:t xml:space="preserve"> upgrade </w:t>
+      </w:r>
+      <w:proofErr w:type="spellStart"/>
+      <w:r>
+        <w:rPr>
+          <w:sz w:val="24"/>
+          <w:szCs w:val="24"/>
+          <w:lang w:val="en-ID"/>
+        </w:rPr>
+        <w:t>berlangsung</w:t>
+      </w:r>
+      <w:proofErr w:type="spellEnd"/>
+      <w:r>
+        <w:rPr>
+          <w:sz w:val="24"/>
+          <w:szCs w:val="24"/>
+          <w:lang w:val="en-ID"/>
+        </w:rPr>
+        <w:t xml:space="preserve"> (</w:t>
+      </w:r>
+      <w:proofErr w:type="spellStart"/>
+      <w:r>
+        <w:rPr>
+          <w:sz w:val="24"/>
+          <w:szCs w:val="24"/>
+          <w:lang w:val="en-ID"/>
+        </w:rPr>
+        <w:t>misalnya</w:t>
+      </w:r>
+      <w:proofErr w:type="spellEnd"/>
+      <w:r>
+        <w:rPr>
+          <w:sz w:val="24"/>
+          <w:szCs w:val="24"/>
+          <w:lang w:val="en-ID"/>
+        </w:rPr>
+        <w:t xml:space="preserve"> </w:t>
+      </w:r>
+      <w:proofErr w:type="spellStart"/>
+      <w:r>
+        <w:rPr>
+          <w:sz w:val="24"/>
+          <w:szCs w:val="24"/>
+          <w:lang w:val="en-ID"/>
+        </w:rPr>
+        <w:t>penambahan</w:t>
+      </w:r>
+      <w:proofErr w:type="spellEnd"/>
+      <w:r>
+        <w:rPr>
+          <w:sz w:val="24"/>
+          <w:szCs w:val="24"/>
+          <w:lang w:val="en-ID"/>
+        </w:rPr>
+        <w:t xml:space="preserve"> RAM, </w:t>
+      </w:r>
+      <w:proofErr w:type="spellStart"/>
+      <w:r>
+        <w:rPr>
+          <w:sz w:val="24"/>
+          <w:szCs w:val="24"/>
+          <w:lang w:val="en-ID"/>
+        </w:rPr>
+        <w:t>penggantian</w:t>
+      </w:r>
+      <w:proofErr w:type="spellEnd"/>
+      <w:r>
+        <w:rPr>
+          <w:sz w:val="24"/>
+          <w:szCs w:val="24"/>
+          <w:lang w:val="en-ID"/>
+        </w:rPr>
+        <w:t xml:space="preserve"> SSD, </w:t>
+      </w:r>
+      <w:proofErr w:type="spellStart"/>
+      <w:r>
+        <w:rPr>
+          <w:sz w:val="24"/>
+          <w:szCs w:val="24"/>
+          <w:lang w:val="en-ID"/>
+        </w:rPr>
+        <w:t>instalasi</w:t>
+      </w:r>
+      <w:proofErr w:type="spellEnd"/>
+      <w:r>
+        <w:rPr>
+          <w:sz w:val="24"/>
+          <w:szCs w:val="24"/>
+          <w:lang w:val="en-ID"/>
+        </w:rPr>
+        <w:t xml:space="preserve"> </w:t>
+      </w:r>
+      <w:proofErr w:type="spellStart"/>
+      <w:r>
+        <w:rPr>
+          <w:sz w:val="24"/>
+          <w:szCs w:val="24"/>
+          <w:lang w:val="en-ID"/>
+        </w:rPr>
+        <w:t>ulang</w:t>
+      </w:r>
+      <w:proofErr w:type="spellEnd"/>
+      <w:r>
+        <w:rPr>
+          <w:sz w:val="24"/>
+          <w:szCs w:val="24"/>
+          <w:lang w:val="en-ID"/>
+        </w:rPr>
+        <w:t xml:space="preserve"> </w:t>
+      </w:r>
+      <w:proofErr w:type="spellStart"/>
+      <w:r>
+        <w:rPr>
+          <w:sz w:val="24"/>
+          <w:szCs w:val="24"/>
+          <w:lang w:val="en-ID"/>
+        </w:rPr>
+        <w:t>sistem</w:t>
+      </w:r>
+      <w:proofErr w:type="spellEnd"/>
+      <w:r>
+        <w:rPr>
+          <w:sz w:val="24"/>
+          <w:szCs w:val="24"/>
+          <w:lang w:val="en-ID"/>
+        </w:rPr>
+        <w:t xml:space="preserve">, </w:t>
+      </w:r>
+      <w:proofErr w:type="spellStart"/>
+      <w:r>
+        <w:rPr>
+          <w:sz w:val="24"/>
+          <w:szCs w:val="24"/>
+          <w:lang w:val="en-ID"/>
+        </w:rPr>
+        <w:t>atau</w:t>
+      </w:r>
+      <w:proofErr w:type="spellEnd"/>
+      <w:r>
+        <w:rPr>
+          <w:sz w:val="24"/>
+          <w:szCs w:val="24"/>
+          <w:lang w:val="en-ID"/>
+        </w:rPr>
+        <w:t xml:space="preserve"> </w:t>
+      </w:r>
+      <w:proofErr w:type="spellStart"/>
+      <w:r>
+        <w:rPr>
+          <w:sz w:val="24"/>
+          <w:szCs w:val="24"/>
+          <w:lang w:val="en-ID"/>
+        </w:rPr>
+        <w:t>perbaikan</w:t>
+      </w:r>
+      <w:proofErr w:type="spellEnd"/>
+      <w:r>
+        <w:rPr>
+          <w:sz w:val="24"/>
+          <w:szCs w:val="24"/>
+          <w:lang w:val="en-ID"/>
+        </w:rPr>
+        <w:t xml:space="preserve"> printer), </w:t>
+      </w:r>
+      <w:proofErr w:type="spellStart"/>
+      <w:r>
+        <w:rPr>
+          <w:sz w:val="24"/>
+          <w:szCs w:val="24"/>
+          <w:lang w:val="en-ID"/>
+        </w:rPr>
+        <w:t>penulis</w:t>
+      </w:r>
+      <w:proofErr w:type="spellEnd"/>
+      <w:r>
+        <w:rPr>
+          <w:sz w:val="24"/>
+          <w:szCs w:val="24"/>
+          <w:lang w:val="en-ID"/>
+        </w:rPr>
+        <w:t xml:space="preserve"> </w:t>
+      </w:r>
+      <w:proofErr w:type="spellStart"/>
+      <w:r>
+        <w:rPr>
+          <w:sz w:val="24"/>
+          <w:szCs w:val="24"/>
+          <w:lang w:val="en-ID"/>
+        </w:rPr>
+        <w:t>membantu</w:t>
+      </w:r>
+      <w:proofErr w:type="spellEnd"/>
+      <w:r>
+        <w:rPr>
+          <w:sz w:val="24"/>
+          <w:szCs w:val="24"/>
+          <w:lang w:val="en-ID"/>
+        </w:rPr>
+        <w:t xml:space="preserve"> </w:t>
+      </w:r>
+      <w:proofErr w:type="spellStart"/>
+      <w:r>
+        <w:rPr>
+          <w:sz w:val="24"/>
+          <w:szCs w:val="24"/>
+          <w:lang w:val="en-ID"/>
+        </w:rPr>
+        <w:t>memperbarui</w:t>
+      </w:r>
+      <w:proofErr w:type="spellEnd"/>
+      <w:r>
+        <w:rPr>
+          <w:sz w:val="24"/>
+          <w:szCs w:val="24"/>
+          <w:lang w:val="en-ID"/>
+        </w:rPr>
+        <w:t xml:space="preserve"> status </w:t>
+      </w:r>
+      <w:proofErr w:type="spellStart"/>
+      <w:r>
+        <w:rPr>
+          <w:sz w:val="24"/>
+          <w:szCs w:val="24"/>
+          <w:lang w:val="en-ID"/>
+        </w:rPr>
+        <w:t>perangkat</w:t>
+      </w:r>
+      <w:proofErr w:type="spellEnd"/>
+      <w:r>
+        <w:rPr>
+          <w:sz w:val="24"/>
+          <w:szCs w:val="24"/>
+          <w:lang w:val="en-ID"/>
+        </w:rPr>
+        <w:t xml:space="preserve"> di </w:t>
+      </w:r>
+      <w:proofErr w:type="spellStart"/>
+      <w:r>
+        <w:rPr>
+          <w:sz w:val="24"/>
+          <w:szCs w:val="24"/>
+          <w:lang w:val="en-ID"/>
+        </w:rPr>
+        <w:t>dalam</w:t>
+      </w:r>
+      <w:proofErr w:type="spellEnd"/>
+      <w:r>
+        <w:rPr>
+          <w:sz w:val="24"/>
+          <w:szCs w:val="24"/>
+          <w:lang w:val="en-ID"/>
+        </w:rPr>
+        <w:t xml:space="preserve"> </w:t>
+      </w:r>
+      <w:proofErr w:type="spellStart"/>
+      <w:r>
+        <w:rPr>
+          <w:sz w:val="24"/>
+          <w:szCs w:val="24"/>
+          <w:lang w:val="en-ID"/>
+        </w:rPr>
+        <w:t>sistem</w:t>
+      </w:r>
+      <w:proofErr w:type="spellEnd"/>
+      <w:r>
+        <w:rPr>
+          <w:sz w:val="24"/>
+          <w:szCs w:val="24"/>
+          <w:lang w:val="en-ID"/>
+        </w:rPr>
+        <w:t xml:space="preserve">, </w:t>
+      </w:r>
+      <w:proofErr w:type="spellStart"/>
+      <w:r>
+        <w:rPr>
+          <w:sz w:val="24"/>
+          <w:szCs w:val="24"/>
+          <w:lang w:val="en-ID"/>
+        </w:rPr>
+        <w:t>seperti</w:t>
+      </w:r>
+      <w:proofErr w:type="spellEnd"/>
+      <w:r>
+        <w:rPr>
+          <w:sz w:val="24"/>
+          <w:szCs w:val="24"/>
+          <w:lang w:val="en-ID"/>
+        </w:rPr>
+        <w:t xml:space="preserve"> </w:t>
+      </w:r>
+      <w:r>
+        <w:rPr>
+          <w:sz w:val="24"/>
+          <w:szCs w:val="24"/>
+          <w:lang w:val="en-ID"/>
+        </w:rPr>
+        <w:t>“</w:t>
+      </w:r>
+      <w:r>
+        <w:rPr>
+          <w:sz w:val="24"/>
+          <w:szCs w:val="24"/>
+          <w:lang w:val="en-ID"/>
+        </w:rPr>
+        <w:t xml:space="preserve">Dalam </w:t>
+      </w:r>
+      <w:proofErr w:type="spellStart"/>
+      <w:r>
+        <w:rPr>
+          <w:sz w:val="24"/>
+          <w:szCs w:val="24"/>
+          <w:lang w:val="en-ID"/>
+        </w:rPr>
+        <w:t>Pr</w:t>
+      </w:r>
+      <w:r>
+        <w:rPr>
+          <w:sz w:val="24"/>
+          <w:szCs w:val="24"/>
+          <w:lang w:val="en-ID"/>
+        </w:rPr>
+        <w:t>ogres</w:t>
+      </w:r>
+      <w:proofErr w:type="spellEnd"/>
+      <w:r>
+        <w:rPr>
+          <w:sz w:val="24"/>
+          <w:szCs w:val="24"/>
+          <w:lang w:val="en-ID"/>
+        </w:rPr>
+        <w:t>”</w:t>
+      </w:r>
+      <w:r>
+        <w:rPr>
+          <w:sz w:val="24"/>
+          <w:szCs w:val="24"/>
+          <w:lang w:val="en-ID"/>
+        </w:rPr>
+        <w:t xml:space="preserve">, </w:t>
+      </w:r>
+      <w:r>
+        <w:rPr>
+          <w:sz w:val="24"/>
+          <w:szCs w:val="24"/>
+          <w:lang w:val="en-ID"/>
+        </w:rPr>
+        <w:t>“</w:t>
+      </w:r>
+      <w:proofErr w:type="spellStart"/>
+      <w:r>
+        <w:rPr>
+          <w:sz w:val="24"/>
+          <w:szCs w:val="24"/>
+          <w:lang w:val="en-ID"/>
+        </w:rPr>
+        <w:t>Selesai</w:t>
+      </w:r>
+      <w:proofErr w:type="spellEnd"/>
+      <w:r>
+        <w:rPr>
+          <w:sz w:val="24"/>
+          <w:szCs w:val="24"/>
+          <w:lang w:val="en-ID"/>
+        </w:rPr>
+        <w:t>”</w:t>
+      </w:r>
+      <w:r>
+        <w:rPr>
+          <w:sz w:val="24"/>
+          <w:szCs w:val="24"/>
+          <w:lang w:val="en-ID"/>
+        </w:rPr>
+        <w:t xml:space="preserve">, </w:t>
+      </w:r>
+      <w:proofErr w:type="spellStart"/>
+      <w:r>
+        <w:rPr>
+          <w:sz w:val="24"/>
+          <w:szCs w:val="24"/>
+          <w:lang w:val="en-ID"/>
+        </w:rPr>
+        <w:t>atau</w:t>
+      </w:r>
+      <w:proofErr w:type="spellEnd"/>
+      <w:r>
+        <w:rPr>
+          <w:sz w:val="24"/>
+          <w:szCs w:val="24"/>
+          <w:lang w:val="en-ID"/>
+        </w:rPr>
+        <w:t xml:space="preserve"> </w:t>
+      </w:r>
+      <w:r>
+        <w:rPr>
+          <w:sz w:val="24"/>
+          <w:szCs w:val="24"/>
+          <w:lang w:val="en-ID"/>
+        </w:rPr>
+        <w:t>“</w:t>
+      </w:r>
+      <w:proofErr w:type="spellStart"/>
+      <w:r>
+        <w:rPr>
+          <w:sz w:val="24"/>
+          <w:szCs w:val="24"/>
+          <w:lang w:val="en-ID"/>
+        </w:rPr>
+        <w:t>Dikembalikan</w:t>
+      </w:r>
+      <w:proofErr w:type="spellEnd"/>
+      <w:r>
+        <w:rPr>
+          <w:sz w:val="24"/>
+          <w:szCs w:val="24"/>
+          <w:lang w:val="en-ID"/>
+        </w:rPr>
+        <w:t>”</w:t>
+      </w:r>
+      <w:r>
+        <w:rPr>
+          <w:sz w:val="24"/>
+          <w:szCs w:val="24"/>
+          <w:lang w:val="en-ID"/>
+        </w:rPr>
+        <w:t>.</w:t>
+      </w:r>
+    </w:p>
+    <w:p>
+      <w:pPr>
+        <w:pStyle w:val="ListParagraph"/>
+        <w:numPr>
+          <w:ilvl w:val="0"/>
+          <w:numId w:val="47"/>
+        </w:numPr>
+        <w:spacing w:line="360" w:lineRule="auto"/>
+        <w:ind w:left="993" w:hanging="567"/>
+        <w:jc w:val="both"/>
+        <w:rPr>
+          <w:sz w:val="24"/>
+          <w:szCs w:val="24"/>
+          <w:lang w:val="fi-FI"/>
+        </w:rPr>
+      </w:pPr>
+      <w:r>
+        <w:rPr>
+          <w:sz w:val="24"/>
+          <w:szCs w:val="24"/>
+          <w:lang w:val="fi-FI"/>
+        </w:rPr>
+        <w:t>Pencatatan Barang Keluar</w:t>
+      </w:r>
+    </w:p>
+    <w:p>
+      <w:pPr>
+        <w:pStyle w:val="ListParagraph"/>
+        <w:spacing w:line="360" w:lineRule="auto"/>
+        <w:ind w:left="993"/>
+        <w:jc w:val="both"/>
+        <w:rPr>
+          <w:sz w:val="24"/>
+          <w:szCs w:val="24"/>
+          <w:lang w:val="fi-FI"/>
+        </w:rPr>
+      </w:pPr>
+      <w:r>
+        <w:rPr>
+          <w:sz w:val="24"/>
+          <w:szCs w:val="24"/>
+        </w:rPr>
+        <w:t>Setelah perangkat selesai diperbaiki atau di-upgrade, penulis melakukan pencatatan barang keluar dengan memperbarui status menjadi</w:t>
+      </w:r>
+      <w:r>
+        <w:rPr>
+          <w:sz w:val="24"/>
+          <w:szCs w:val="24"/>
+        </w:rPr>
+        <w:t xml:space="preserve"> “dikembalikan” dan menginput tanggal keluar.</w:t>
+      </w:r>
+    </w:p>
+    <w:p>
+      <w:pPr>
+        <w:pStyle w:val="ListParagraph"/>
+        <w:spacing w:after="120" w:line="360" w:lineRule="auto"/>
+        <w:ind w:left="426" w:firstLine="567"/>
+        <w:contextualSpacing w:val="0"/>
+        <w:jc w:val="both"/>
+        <w:rPr>
+          <w:sz w:val="24"/>
+          <w:szCs w:val="24"/>
+        </w:rPr>
+      </w:pPr>
+      <w:r>
+        <w:rPr>
+          <w:sz w:val="24"/>
+          <w:szCs w:val="24"/>
+        </w:rPr>
+        <w:t>Dalam pelaksanaannya, kegiatan ini tidak hanya berfokus pada input data, tetapi juga menuntut ketelitian dalam mencocokkan data inventaris dengan kondisi fisik perangkat, serta memastikan tidak terjadi kesalahan pencatatan yang dapat memengaruhi laporan aset perusahaan.</w:t>
+      </w:r>
+    </w:p>
+    <w:p>
+      <w:pPr>
+        <w:pStyle w:val="ListParagraph"/>
+        <w:numPr>
+          <w:ilvl w:val="0"/>
+          <w:numId w:val="40"/>
+        </w:numPr>
+        <w:spacing w:after="160" w:line="360" w:lineRule="auto"/>
+        <w:ind w:left="426" w:hanging="426"/>
+        <w:jc w:val="both"/>
+        <w:rPr>
+          <w:sz w:val="24"/>
+        </w:rPr>
+      </w:pPr>
+      <w:r>
+        <w:rPr>
+          <w:sz w:val="24"/>
+        </w:rPr>
+        <w:t>P</w:t>
+      </w:r>
+      <w:r>
+        <w:rPr>
+          <w:sz w:val="24"/>
+        </w:rPr>
+        <w:t>roses administrasi approval Berita Acara Aset Teknologi Informasi.</w:t>
+      </w:r>
+    </w:p>
+    <w:p>
+      <w:pPr>
+        <w:pStyle w:val="ListParagraph"/>
+        <w:spacing w:after="160" w:line="360" w:lineRule="auto"/>
+        <w:ind w:left="426" w:firstLine="567"/>
+        <w:jc w:val="both"/>
+        <w:rPr>
+          <w:sz w:val="24"/>
+        </w:rPr>
+      </w:pPr>
+      <w:r>
+        <w:rPr>
+          <w:sz w:val="24"/>
+        </w:rPr>
+        <w:lastRenderedPageBreak/>
+        <w:t>Dalam kegiatan ini, penulis terlibat dalam proses administrasi dan pengelolaan approval Berita Acara</w:t>
+      </w:r>
+      <w:r>
+        <w:rPr>
+          <w:sz w:val="24"/>
+        </w:rPr>
+        <w:t xml:space="preserve"> </w:t>
+      </w:r>
+      <w:r>
+        <w:rPr>
+          <w:sz w:val="24"/>
+        </w:rPr>
+        <w:t>Aset Teknologi Informasi melalui sistem resmi perusahaan.</w:t>
+      </w:r>
+      <w:r>
+        <w:rPr>
+          <w:sz w:val="24"/>
+        </w:rPr>
+        <w:t xml:space="preserve"> </w:t>
+      </w:r>
+      <w:r>
+        <w:rPr>
+          <w:sz w:val="24"/>
+        </w:rPr>
+        <w:t xml:space="preserve">Berita acara ini digunakan sebagai dokumen resmi dalam proses serah </w:t>
+      </w:r>
+      <w:r>
+        <w:rPr>
+          <w:sz w:val="24"/>
+        </w:rPr>
+        <w:t xml:space="preserve">Instalasi dan </w:t>
+      </w:r>
+      <w:r>
+        <w:rPr>
+          <w:i/>
+          <w:iCs/>
+          <w:sz w:val="24"/>
+        </w:rPr>
+        <w:t>Troubleshooting</w:t>
+      </w:r>
+      <w:r>
+        <w:rPr>
+          <w:sz w:val="24"/>
+        </w:rPr>
+        <w:t>,</w:t>
+      </w:r>
+      <w:r>
+        <w:rPr>
+          <w:sz w:val="24"/>
+        </w:rPr>
+        <w:t xml:space="preserve"> penghapusan, </w:t>
+      </w:r>
+      <w:r>
+        <w:rPr>
+          <w:sz w:val="24"/>
+        </w:rPr>
+        <w:t>dan pemusnahan</w:t>
+      </w:r>
+      <w:r>
+        <w:rPr>
+          <w:sz w:val="24"/>
+        </w:rPr>
+        <w:t xml:space="preserve"> perangkat teknologi informasi di lingkungan Divre IV Tanjungkarang.</w:t>
+      </w:r>
+      <w:r>
+        <w:rPr>
+          <w:sz w:val="24"/>
+        </w:rPr>
+        <w:t xml:space="preserve"> </w:t>
+      </w:r>
+    </w:p>
+    <w:p>
+      <w:pPr>
+        <w:pStyle w:val="ListParagraph"/>
+        <w:spacing w:after="160" w:line="360" w:lineRule="auto"/>
+        <w:ind w:left="426" w:firstLine="567"/>
+        <w:jc w:val="both"/>
+        <w:rPr>
+          <w:sz w:val="24"/>
+        </w:rPr>
+      </w:pPr>
+      <w:r>
+        <w:rPr>
+          <w:sz w:val="24"/>
+        </w:rPr>
+        <w:t>Dalam pelaksanaannya, penulis membantu melakukan pengecekan data perangkat seperti jenis aset, nomor inventaris, kondisi perangkat, serta kesesuaian data dengan dokumen yang diajukan. Penulis juga terlibat dalam proses pengisian dokumen approval, pengarsipan data, serta memastikan kelengkapan administrasi sebelum dokumen diajukan kepada pihak yang berwenang untuk disetujui.</w:t>
+      </w:r>
+    </w:p>
+    <w:p>
+      <w:pPr>
+        <w:pStyle w:val="ListParagraph"/>
+        <w:spacing w:after="160" w:line="360" w:lineRule="auto"/>
+        <w:ind w:left="426" w:firstLine="567"/>
+        <w:jc w:val="both"/>
+        <w:rPr>
+          <w:sz w:val="24"/>
+        </w:rPr>
+      </w:pPr>
+      <w:r>
+        <w:rPr>
+          <w:sz w:val="24"/>
+        </w:rPr>
+        <w:t>Pelaksanaan kegiatan ini dilakukan melalui beberapa tahapan sebagai berikut:</w:t>
+      </w:r>
+    </w:p>
+    <w:p>
+      <w:pPr>
+        <w:pStyle w:val="ListParagraph"/>
+        <w:numPr>
+          <w:ilvl w:val="0"/>
+          <w:numId w:val="48"/>
+        </w:numPr>
+        <w:spacing w:after="160" w:line="360" w:lineRule="auto"/>
+        <w:ind w:left="993" w:hanging="567"/>
+        <w:jc w:val="both"/>
+        <w:rPr>
+          <w:sz w:val="24"/>
+        </w:rPr>
+      </w:pPr>
+      <w:r>
+        <w:rPr>
+          <w:sz w:val="24"/>
+        </w:rPr>
+        <w:t xml:space="preserve">Penerimaan </w:t>
+      </w:r>
+      <w:r>
+        <w:rPr>
+          <w:sz w:val="24"/>
+        </w:rPr>
+        <w:t>Data</w:t>
+      </w:r>
+    </w:p>
+    <w:p>
+      <w:pPr>
+        <w:pStyle w:val="ListParagraph"/>
+        <w:spacing w:after="160" w:line="360" w:lineRule="auto"/>
+        <w:ind w:left="993"/>
+        <w:jc w:val="both"/>
+        <w:rPr>
+          <w:sz w:val="24"/>
+        </w:rPr>
+      </w:pPr>
+      <w:r>
+        <w:rPr>
+          <w:sz w:val="24"/>
+        </w:rPr>
+        <w:t xml:space="preserve">Penulis menerima data aset dalam bentuk </w:t>
+      </w:r>
+      <w:r>
+        <w:rPr>
+          <w:i/>
+          <w:iCs/>
+          <w:sz w:val="24"/>
+        </w:rPr>
+        <w:t xml:space="preserve">SpreadSheet </w:t>
+      </w:r>
+      <w:r>
+        <w:rPr>
+          <w:sz w:val="24"/>
+        </w:rPr>
+        <w:t>dari</w:t>
+      </w:r>
+      <w:r>
+        <w:rPr>
+          <w:i/>
+          <w:iCs/>
+          <w:sz w:val="24"/>
+        </w:rPr>
+        <w:t xml:space="preserve"> </w:t>
+      </w:r>
+      <w:r>
+        <w:rPr>
+          <w:sz w:val="24"/>
+          <w:szCs w:val="24"/>
+        </w:rPr>
+        <w:t>tim IT Support Unit Sistem Informasi</w:t>
+      </w:r>
+      <w:r>
+        <w:rPr>
+          <w:sz w:val="24"/>
+          <w:szCs w:val="24"/>
+        </w:rPr>
+        <w:t>.</w:t>
+      </w:r>
+    </w:p>
+    <w:p>
+      <w:pPr>
+        <w:pStyle w:val="ListParagraph"/>
+        <w:numPr>
+          <w:ilvl w:val="0"/>
+          <w:numId w:val="48"/>
+        </w:numPr>
+        <w:spacing w:after="160" w:line="360" w:lineRule="auto"/>
+        <w:ind w:left="993" w:hanging="567"/>
+        <w:jc w:val="both"/>
+        <w:rPr>
+          <w:sz w:val="24"/>
+        </w:rPr>
+      </w:pPr>
+      <w:r>
+        <w:rPr>
+          <w:sz w:val="24"/>
+        </w:rPr>
+        <w:t>Input dan Pengunggahan Data ke Sistem Resmi Perusahaan.</w:t>
+      </w:r>
+    </w:p>
+    <w:p>
+      <w:pPr>
+        <w:pStyle w:val="ListParagraph"/>
+        <w:spacing w:after="160" w:line="360" w:lineRule="auto"/>
+        <w:ind w:left="993"/>
+        <w:jc w:val="both"/>
+        <w:rPr>
+          <w:sz w:val="24"/>
+        </w:rPr>
+      </w:pPr>
+      <w:r>
+        <w:rPr>
+          <w:sz w:val="24"/>
+        </w:rPr>
+        <w:t>P</w:t>
+      </w:r>
+      <w:r>
+        <w:rPr>
+          <w:sz w:val="24"/>
+        </w:rPr>
+        <w:t>enulis melakukan penginputan informasi ke dalam sistem resmi perusahaan sesuai dengan format dan kolom yang telah ditentukan. Selanjutnya, dokumen pendukung seperti Berita Acara atau lampiran lainnya diunggah ke dalam sistem sebagai bagian dari kelengkapan administrasi.</w:t>
+      </w:r>
+    </w:p>
+    <w:p>
+      <w:pPr>
+        <w:pStyle w:val="ListParagraph"/>
+        <w:numPr>
+          <w:ilvl w:val="0"/>
+          <w:numId w:val="48"/>
+        </w:numPr>
+        <w:spacing w:after="160" w:line="360" w:lineRule="auto"/>
+        <w:ind w:left="993" w:hanging="567"/>
+        <w:jc w:val="both"/>
+        <w:rPr>
+          <w:sz w:val="24"/>
+        </w:rPr>
+      </w:pPr>
+      <w:r>
+        <w:rPr>
+          <w:sz w:val="24"/>
+        </w:rPr>
+        <w:t xml:space="preserve">Penandaan Status </w:t>
+      </w:r>
+    </w:p>
+    <w:p>
+      <w:pPr>
+        <w:pStyle w:val="ListParagraph"/>
+        <w:spacing w:after="160" w:line="360" w:lineRule="auto"/>
+        <w:ind w:left="993"/>
+        <w:jc w:val="both"/>
+        <w:rPr>
+          <w:sz w:val="24"/>
+        </w:rPr>
+      </w:pPr>
+      <w:r>
+        <w:rPr>
+          <w:sz w:val="24"/>
+        </w:rPr>
+        <w:t>Setelah proses input dan unggah selesai, penulis melakukan penandaan</w:t>
+      </w:r>
+      <w:r>
+        <w:rPr>
+          <w:sz w:val="24"/>
+        </w:rPr>
+        <w:t xml:space="preserve"> dengan mengisiskan nomor referensi </w:t>
+      </w:r>
+      <w:r>
+        <w:rPr>
+          <w:sz w:val="24"/>
+        </w:rPr>
+        <w:t>sebagai identitas resmi Berita Acara agar mudah ditelusuri dalam proses monitoring maupun audit di kemudian hari.</w:t>
+      </w:r>
+    </w:p>
+    <w:p>
+      <w:pPr>
+        <w:pStyle w:val="ListParagraph"/>
+        <w:spacing w:after="160" w:line="360" w:lineRule="auto"/>
+        <w:ind w:left="1134"/>
+        <w:jc w:val="center"/>
+        <w:rPr>
+          <w:sz w:val="24"/>
+        </w:rPr>
+      </w:pPr>
+      <w:r>
+        <w:rPr>
+          <w:noProof/>
+          <w:sz w:val="24"/>
+        </w:rPr>
+        <w:lastRenderedPageBreak/>
+        <w:drawing>
+          <wp:inline distT="0" distB="0" distL="0" distR="0" wp14:anchorId="18A01658" wp14:editId="76D3F8AB">
+            <wp:extent cx="2079000" cy="2772000"/>
+            <wp:effectExtent l="0" t="0" r="0" b="9525"/>
+            <wp:docPr id="1073161333" name="Picture 4"/>
+            <wp:cNvGraphicFramePr>
+              <a:graphicFrameLocks xmlns:a="http://schemas.openxmlformats.org/drawingml/2006/main" noChangeAspect="1"/>
+            </wp:cNvGraphicFramePr>
+            <a:graphic xmlns:a="http://schemas.openxmlformats.org/drawingml/2006/main">
+              <a:graphicData uri="http://schemas.openxmlformats.org/drawingml/2006/picture">
+                <pic:pic xmlns:pic="http://schemas.openxmlformats.org/drawingml/2006/picture">
+                  <pic:nvPicPr>
+                    <pic:cNvPr id="1073161333" name="Picture 1073161333"/>
+                    <pic:cNvPicPr/>
+                  </pic:nvPicPr>
+                  <pic:blipFill>
+                    <a:blip r:embed="rId21" cstate="print">
+                      <a:extLst>
+                        <a:ext uri="{28A0092B-C50C-407E-A947-70E740481C1C}">
+                          <a14:useLocalDpi xmlns:a14="http://schemas.microsoft.com/office/drawing/2010/main" val="0"/>
+                        </a:ext>
+                      </a:extLst>
+                    </a:blip>
+                    <a:stretch>
+                      <a:fillRect/>
+                    </a:stretch>
+                  </pic:blipFill>
+                  <pic:spPr>
+                    <a:xfrm>
+                      <a:off x="0" y="0"/>
+                      <a:ext cx="2079000" cy="2772000"/>
+                    </a:xfrm>
+                    <a:prstGeom prst="rect">
+                      <a:avLst/>
+                    </a:prstGeom>
+                  </pic:spPr>
+                </pic:pic>
+              </a:graphicData>
+            </a:graphic>
+          </wp:inline>
+        </w:drawing>
+      </w:r>
+    </w:p>
+    <w:p>
+      <w:pPr>
+        <w:pStyle w:val="Caption"/>
+        <w:ind w:left="426"/>
+        <w:jc w:val="center"/>
+        <w:rPr>
+          <w:i w:val="0"/>
+          <w:iCs w:val="0"/>
+          <w:sz w:val="24"/>
+          <w:szCs w:val="24"/>
+          <w:lang w:val="en-US"/>
+        </w:rPr>
+      </w:pPr>
+      <w:r>
+        <w:rPr>
+          <w:i w:val="0"/>
+          <w:iCs w:val="0"/>
+          <w:color w:val="auto"/>
+          <w:sz w:val="24"/>
+          <w:szCs w:val="24"/>
+        </w:rPr>
+        <w:t xml:space="preserve">              </w:t>
+      </w:r>
+      <w:r>
+        <w:rPr>
+          <w:i w:val="0"/>
+          <w:iCs w:val="0"/>
+          <w:color w:val="auto"/>
+          <w:sz w:val="24"/>
+          <w:szCs w:val="24"/>
+        </w:rPr>
+        <w:t xml:space="preserve">Gambar </w:t>
+      </w:r>
+      <w:r>
+        <w:rPr>
+          <w:i w:val="0"/>
+          <w:iCs w:val="0"/>
+          <w:color w:val="auto"/>
+          <w:sz w:val="24"/>
+          <w:szCs w:val="24"/>
+        </w:rPr>
+        <w:fldChar w:fldCharType="begin"/>
+      </w:r>
+      <w:r>
+        <w:rPr>
+          <w:i w:val="0"/>
+          <w:iCs w:val="0"/>
+          <w:color w:val="auto"/>
+          <w:sz w:val="24"/>
+          <w:szCs w:val="24"/>
+        </w:rPr>
+        <w:instrText xml:space="preserve"> STYLEREF 1 \s </w:instrText>
+      </w:r>
+      <w:r>
+        <w:rPr>
+          <w:i w:val="0"/>
+          <w:iCs w:val="0"/>
+          <w:color w:val="auto"/>
+          <w:sz w:val="24"/>
+          <w:szCs w:val="24"/>
+        </w:rPr>
+        <w:fldChar w:fldCharType="separate"/>
+      </w:r>
+      <w:r>
+        <w:rPr>
+          <w:i w:val="0"/>
+          <w:iCs w:val="0"/>
+          <w:noProof/>
+          <w:color w:val="auto"/>
+          <w:sz w:val="24"/>
+          <w:szCs w:val="24"/>
+        </w:rPr>
+        <w:t>III</w:t>
+      </w:r>
+      <w:r>
+        <w:rPr>
+          <w:i w:val="0"/>
+          <w:iCs w:val="0"/>
+          <w:color w:val="auto"/>
+          <w:sz w:val="24"/>
+          <w:szCs w:val="24"/>
+        </w:rPr>
+        <w:fldChar w:fldCharType="end"/>
+      </w:r>
+      <w:r>
+        <w:rPr>
+          <w:i w:val="0"/>
+          <w:iCs w:val="0"/>
+          <w:color w:val="auto"/>
+          <w:sz w:val="24"/>
+          <w:szCs w:val="24"/>
+        </w:rPr>
+        <w:t>.</w:t>
+      </w:r>
+      <w:r>
+        <w:rPr>
+          <w:i w:val="0"/>
+          <w:iCs w:val="0"/>
+          <w:color w:val="auto"/>
+          <w:sz w:val="24"/>
+          <w:szCs w:val="24"/>
+        </w:rPr>
+        <w:t xml:space="preserve">8 Proses </w:t>
+      </w:r>
+      <w:r>
+        <w:rPr>
+          <w:i w:val="0"/>
+          <w:iCs w:val="0"/>
+          <w:color w:val="auto"/>
+          <w:sz w:val="24"/>
+          <w:szCs w:val="24"/>
+        </w:rPr>
+        <w:t>administrasi approval Berita Acara Aset Teknologi Informasi</w:t>
+      </w:r>
+    </w:p>
+    <w:p>
+      <w:pPr>
+        <w:pStyle w:val="ListParagraph"/>
+        <w:spacing w:after="160" w:line="360" w:lineRule="auto"/>
+        <w:ind w:left="426" w:firstLine="567"/>
+        <w:jc w:val="both"/>
+        <w:rPr>
+          <w:sz w:val="24"/>
+        </w:rPr>
+      </w:pPr>
+      <w:r>
+        <w:rPr>
+          <w:sz w:val="24"/>
+        </w:rPr>
+        <w:t>Melalui kegiatan ini, penulis memahami pentingnya tata kelola aset berbasis sistem, akuntabilitas administrasi, serta transparansi dalam setiap perubahan status aset teknologi informasi. Proses approval tidak hanya bersifat administratif, tetapi juga menjadi bentuk pengendalian internal perusahaan dalam menjaga ketertiban dan keakuratan data aset.</w:t>
+      </w:r>
+      <w:r>
+        <w:rPr>
+          <w:sz w:val="24"/>
+        </w:rPr>
+        <w:t xml:space="preserve"> </w:t>
+      </w:r>
+      <w:r>
+        <w:rPr>
+          <w:sz w:val="24"/>
+        </w:rPr>
+        <w:t>Pekerjaan ini membutuhkan ketelitian, pemahaman terhadap alur birokrasi organisasi, serta kemampuan dalam mengoperasikan sistem informasi perusahaan. Kegiatan ini memiliki keterkaitan dengan mata kuliah Sistem Informasi Manajemen dan Tata Kelola Teknologi Informasi, di mana penulis mempelajari konsep manajemen aset, pengendalian internal, serta proses bisnis berbasis sistem.</w:t>
+      </w:r>
+    </w:p>
+    <w:p>
+      <w:pPr>
+        <w:pStyle w:val="ListParagraph"/>
+        <w:numPr>
+          <w:ilvl w:val="0"/>
+          <w:numId w:val="40"/>
+        </w:numPr>
+        <w:spacing w:line="360" w:lineRule="auto"/>
+        <w:ind w:left="426" w:hanging="426"/>
+        <w:jc w:val="both"/>
+        <w:rPr>
+          <w:sz w:val="24"/>
+        </w:rPr>
+      </w:pPr>
+      <w:r>
+        <w:rPr>
+          <w:sz w:val="24"/>
+        </w:rPr>
+        <w:t>Pembuatan aplikasi website</w:t>
+      </w:r>
+      <w:r>
+        <w:rPr>
+          <w:sz w:val="24"/>
+        </w:rPr>
+        <w:t xml:space="preserve"> mobile </w:t>
+      </w:r>
+      <w:r>
+        <w:rPr>
+          <w:sz w:val="24"/>
+        </w:rPr>
+        <w:t xml:space="preserve">internal bernama RailSnap. </w:t>
+      </w:r>
+    </w:p>
+    <w:p>
+      <w:pPr>
+        <w:pStyle w:val="ListParagraph"/>
+        <w:spacing w:line="360" w:lineRule="auto"/>
+        <w:ind w:left="426" w:firstLine="567"/>
+        <w:jc w:val="both"/>
+        <w:rPr>
+          <w:sz w:val="24"/>
+        </w:rPr>
+      </w:pPr>
+      <w:r>
+        <w:rPr>
+          <w:sz w:val="24"/>
+        </w:rPr>
+        <w:t>Pada kegiatan PKL ini, penulis terlibat dalam pengembangan aplikasi internal bernama RailSnap, yaitu sistem yang membantu pengelolaan dan monitoring laporan kegiatan/temuan yang dikirim oleh pegawai</w:t>
+      </w:r>
+      <w:r>
+        <w:rPr>
+          <w:sz w:val="24"/>
+        </w:rPr>
+        <w:t xml:space="preserve"> </w:t>
+      </w:r>
+      <w:r>
+        <w:rPr>
+          <w:sz w:val="24"/>
+        </w:rPr>
+        <w:t>PT Kereta Api Indonesia (Persero) Divisi Regional IV Tanjungkarang.</w:t>
+      </w:r>
+      <w:r>
+        <w:rPr>
+          <w:sz w:val="24"/>
+        </w:rPr>
+        <w:t xml:space="preserve"> RailSnap dibuat dalam bentuk web dan mobile agar mudah diakses melalui jaringan kantor, sekaligus memungkinkan pengelolaan data secara terpusat.</w:t>
+      </w:r>
+      <w:r>
+        <w:rPr>
+          <w:sz w:val="24"/>
+        </w:rPr>
+        <w:t xml:space="preserve"> </w:t>
+      </w:r>
+    </w:p>
+    <w:p>
+      <w:pPr>
+        <w:pStyle w:val="ListParagraph"/>
+        <w:spacing w:line="360" w:lineRule="auto"/>
+        <w:ind w:left="426" w:firstLine="567"/>
+        <w:jc w:val="both"/>
+        <w:rPr>
+          <w:sz w:val="24"/>
+          <w:szCs w:val="24"/>
+        </w:rPr>
+      </w:pPr>
+      <w:r>
+        <w:rPr>
+          <w:sz w:val="24"/>
+          <w:szCs w:val="24"/>
+        </w:rPr>
+        <w:t xml:space="preserve">Dalam proyek ini, penulis berperan sebagai penanggung jawab pada pengembangan aplikasi mobile RailSnap menggunakan </w:t>
+      </w:r>
+      <w:r>
+        <w:rPr>
+          <w:i/>
+          <w:iCs/>
+          <w:sz w:val="24"/>
+          <w:szCs w:val="24"/>
+        </w:rPr>
+        <w:t>framework Flutter</w:t>
+      </w:r>
+      <w:r>
+        <w:rPr>
+          <w:sz w:val="24"/>
+          <w:szCs w:val="24"/>
+        </w:rPr>
+        <w:t xml:space="preserve"> </w:t>
+      </w:r>
+      <w:r>
+        <w:rPr>
+          <w:sz w:val="24"/>
+          <w:szCs w:val="24"/>
+        </w:rPr>
+        <w:lastRenderedPageBreak/>
+        <w:t xml:space="preserve">dengan bahasa pemrograman </w:t>
+      </w:r>
+      <w:r>
+        <w:rPr>
+          <w:i/>
+          <w:iCs/>
+          <w:sz w:val="24"/>
+          <w:szCs w:val="24"/>
+        </w:rPr>
+        <w:t>Dart</w:t>
+      </w:r>
+      <w:r>
+        <w:rPr>
+          <w:sz w:val="24"/>
+          <w:szCs w:val="24"/>
+        </w:rPr>
+        <w:t>, yang terintegrasi dengan sistem backend berbasis API.</w:t>
+      </w:r>
+      <w:r>
+        <w:rPr>
+          <w:i/>
+          <w:iCs/>
+          <w:sz w:val="24"/>
+          <w:szCs w:val="24"/>
+        </w:rPr>
+        <w:t xml:space="preserve"> </w:t>
+      </w:r>
+      <w:r>
+        <w:rPr>
+          <w:sz w:val="24"/>
+          <w:szCs w:val="24"/>
+        </w:rPr>
+        <w:t>Pada sisi mobile, RailSnap berfungsi sebagai media input, dokumentasi, dan monitoring kegiatan yang dapat diakses secara fleksibel</w:t>
+      </w:r>
+      <w:r>
+        <w:rPr>
+          <w:sz w:val="24"/>
+          <w:szCs w:val="24"/>
+        </w:rPr>
+        <w:t xml:space="preserve">. </w:t>
+      </w:r>
+    </w:p>
+    <w:p>
+      <w:pPr>
+        <w:pStyle w:val="ListParagraph"/>
+        <w:spacing w:line="360" w:lineRule="auto"/>
+        <w:jc w:val="center"/>
+        <w:rPr>
+          <w:sz w:val="24"/>
+          <w:szCs w:val="24"/>
+        </w:rPr>
+      </w:pPr>
+      <w:r>
+        <w:rPr>
+          <w:noProof/>
+          <w:sz w:val="24"/>
+          <w:szCs w:val="24"/>
+        </w:rPr>
+        <w:drawing>
+          <wp:inline distT="0" distB="0" distL="0" distR="0" wp14:anchorId="6A406F03" wp14:editId="2A876E31">
+            <wp:extent cx="1572895" cy="3383280"/>
+            <wp:effectExtent l="0" t="0" r="8255" b="7620"/>
+            <wp:docPr id="714608842" name="Picture 6"/>
+            <wp:cNvGraphicFramePr>
+              <a:graphicFrameLocks xmlns:a="http://schemas.openxmlformats.org/drawingml/2006/main" noChangeAspect="1"/>
+            </wp:cNvGraphicFramePr>
+            <a:graphic xmlns:a="http://schemas.openxmlformats.org/drawingml/2006/main">
+              <a:graphicData uri="http://schemas.openxmlformats.org/drawingml/2006/picture">
+                <pic:pic xmlns:pic="http://schemas.openxmlformats.org/drawingml/2006/picture">
+                  <pic:nvPicPr>
+                    <pic:cNvPr id="0" name="Picture 2"/>
+                    <pic:cNvPicPr>
+                      <a:picLocks noChangeAspect="1" noChangeArrowheads="1"/>
+                    </pic:cNvPicPr>
+                  </pic:nvPicPr>
+                  <pic:blipFill>
+                    <a:blip r:embed="rId22">
+                      <a:extLst>
+                        <a:ext uri="{28A0092B-C50C-407E-A947-70E740481C1C}">
+                          <a14:useLocalDpi xmlns:a14="http://schemas.microsoft.com/office/drawing/2010/main" val="0"/>
+                        </a:ext>
+                      </a:extLst>
+                    </a:blip>
+                    <a:srcRect/>
+                    <a:stretch>
+                      <a:fillRect/>
+                    </a:stretch>
+                  </pic:blipFill>
+                  <pic:spPr bwMode="auto">
+                    <a:xfrm>
+                      <a:off x="0" y="0"/>
+                      <a:ext cx="1572895" cy="3383280"/>
+                    </a:xfrm>
+                    <a:prstGeom prst="rect">
+                      <a:avLst/>
+                    </a:prstGeom>
+                    <a:noFill/>
+                  </pic:spPr>
+                </pic:pic>
+              </a:graphicData>
+            </a:graphic>
+          </wp:inline>
+        </w:drawing>
+      </w:r>
+    </w:p>
+    <w:p>
+      <w:pPr>
+        <w:pStyle w:val="Caption"/>
+        <w:spacing w:line="360" w:lineRule="auto"/>
+        <w:ind w:left="426"/>
+        <w:jc w:val="center"/>
+        <w:rPr>
+          <w:i w:val="0"/>
+          <w:iCs w:val="0"/>
+          <w:color w:val="auto"/>
+          <w:sz w:val="24"/>
+          <w:szCs w:val="24"/>
+        </w:rPr>
+      </w:pPr>
+      <w:r>
+        <w:rPr>
+          <w:i w:val="0"/>
+          <w:iCs w:val="0"/>
+          <w:color w:val="auto"/>
+          <w:sz w:val="24"/>
+          <w:szCs w:val="24"/>
+        </w:rPr>
+        <w:t xml:space="preserve">    </w:t>
+      </w:r>
+      <w:r>
+        <w:rPr>
+          <w:i w:val="0"/>
+          <w:iCs w:val="0"/>
+          <w:color w:val="auto"/>
+          <w:sz w:val="24"/>
+          <w:szCs w:val="24"/>
+        </w:rPr>
+        <w:t xml:space="preserve">Gambar </w:t>
+      </w:r>
+      <w:r>
+        <w:rPr>
+          <w:i w:val="0"/>
+          <w:iCs w:val="0"/>
+          <w:color w:val="auto"/>
+          <w:sz w:val="24"/>
+          <w:szCs w:val="24"/>
+        </w:rPr>
+        <w:fldChar w:fldCharType="begin"/>
+      </w:r>
+      <w:r>
+        <w:rPr>
+          <w:i w:val="0"/>
+          <w:iCs w:val="0"/>
+          <w:color w:val="auto"/>
+          <w:sz w:val="24"/>
+          <w:szCs w:val="24"/>
+        </w:rPr>
+        <w:instrText xml:space="preserve"> STYLEREF 1 \s </w:instrText>
+      </w:r>
+      <w:r>
+        <w:rPr>
+          <w:i w:val="0"/>
+          <w:iCs w:val="0"/>
+          <w:color w:val="auto"/>
+          <w:sz w:val="24"/>
+          <w:szCs w:val="24"/>
+        </w:rPr>
+        <w:fldChar w:fldCharType="separate"/>
+      </w:r>
+      <w:r>
+        <w:rPr>
+          <w:i w:val="0"/>
+          <w:iCs w:val="0"/>
+          <w:noProof/>
+          <w:color w:val="auto"/>
+          <w:sz w:val="24"/>
+          <w:szCs w:val="24"/>
+        </w:rPr>
+        <w:t>III</w:t>
+      </w:r>
+      <w:r>
+        <w:rPr>
+          <w:i w:val="0"/>
+          <w:iCs w:val="0"/>
+          <w:color w:val="auto"/>
+          <w:sz w:val="24"/>
+          <w:szCs w:val="24"/>
+        </w:rPr>
+        <w:fldChar w:fldCharType="end"/>
+      </w:r>
+      <w:r>
+        <w:rPr>
+          <w:i w:val="0"/>
+          <w:iCs w:val="0"/>
+          <w:color w:val="auto"/>
+          <w:sz w:val="24"/>
+          <w:szCs w:val="24"/>
+        </w:rPr>
+        <w:t>.</w:t>
+      </w:r>
+      <w:r>
+        <w:rPr>
+          <w:i w:val="0"/>
+          <w:iCs w:val="0"/>
+          <w:color w:val="auto"/>
+          <w:sz w:val="24"/>
+          <w:szCs w:val="24"/>
+        </w:rPr>
+        <w:t>9</w:t>
+      </w:r>
+      <w:r>
+        <w:rPr>
+          <w:i w:val="0"/>
+          <w:iCs w:val="0"/>
+          <w:color w:val="auto"/>
+          <w:sz w:val="24"/>
+          <w:szCs w:val="24"/>
+        </w:rPr>
+        <w:t xml:space="preserve"> </w:t>
+      </w:r>
+      <w:r>
+        <w:rPr>
+          <w:i w:val="0"/>
+          <w:iCs w:val="0"/>
+          <w:color w:val="auto"/>
+          <w:sz w:val="24"/>
+          <w:szCs w:val="24"/>
+        </w:rPr>
+        <w:t>Tampilan Dashboard</w:t>
+      </w:r>
+    </w:p>
+    <w:p>
+      <w:pPr>
+        <w:pStyle w:val="Caption"/>
+        <w:spacing w:line="360" w:lineRule="auto"/>
+        <w:ind w:left="426" w:firstLine="567"/>
+        <w:jc w:val="both"/>
+        <w:rPr>
+          <w:i w:val="0"/>
+          <w:iCs w:val="0"/>
+          <w:color w:val="auto"/>
+          <w:sz w:val="24"/>
+          <w:szCs w:val="24"/>
+        </w:rPr>
+      </w:pPr>
+      <w:r>
+        <w:rPr>
+          <w:i w:val="0"/>
+          <w:iCs w:val="0"/>
+          <w:color w:val="auto"/>
+          <w:sz w:val="24"/>
+          <w:szCs w:val="24"/>
+        </w:rPr>
+        <w:t>Aplikasi mobile RailSnap dirancang sebagai media pelaporan kegiatan dan temuan lapangan yang digunakan oleh Pegawai dan Kepala Stasiun. Aplikasi mobile RailSnap digunakan oleh petugas untuk mengirim laporan berbasis foto dan lokasi langsung dari lapangan. Aplikasi ini dirancang supaya proses pelaporan cepat, mudah, dan tetap memiliki kontrol validasi agar mengurangi kecurangan lokasi.</w:t>
+      </w:r>
+      <w:r>
+        <w:rPr>
+          <w:i w:val="0"/>
+          <w:iCs w:val="0"/>
+          <w:color w:val="auto"/>
+          <w:sz w:val="24"/>
+          <w:szCs w:val="24"/>
+        </w:rPr>
+        <w:t xml:space="preserve"> </w:t>
+      </w:r>
+      <w:r>
+        <w:rPr>
+          <w:i w:val="0"/>
+          <w:iCs w:val="0"/>
+          <w:color w:val="auto"/>
+          <w:sz w:val="24"/>
+          <w:szCs w:val="24"/>
+        </w:rPr>
+        <w:t>Penulis melakukan identifikasi aktor yang menggunakan aplikasi mobile, yaitu Pegawai sebagai pelapor dan Kepala Stasiun sebagai pihak pemantau laporan, serta merancang tampilan antarmuka yang menyesuaikan kebutuhan masing-masing peran.</w:t>
+      </w:r>
+    </w:p>
+    <w:p>
+      <w:pPr>
+        <w:spacing w:line="360" w:lineRule="auto"/>
+        <w:ind w:left="426" w:firstLine="567"/>
+        <w:rPr>
+          <w:sz w:val="24"/>
+          <w:szCs w:val="24"/>
+        </w:rPr>
+      </w:pPr>
+      <w:r>
+        <w:rPr>
+          <w:sz w:val="24"/>
+          <w:szCs w:val="24"/>
+        </w:rPr>
+        <w:t>Dashboard aplikasi menampilkan ringkasan informasi serta akses cepat ke fitur utama dengan tampilan yang disesuaikan berdasarkan peran pengguna. Pegawai memiliki akses untuk membuat dan melihat daftar laporan, sedangkan Kepala Stasiun berfokus pada pemantauan laporan serta status laporan baru atau yang belum dibaca.</w:t>
+      </w:r>
+    </w:p>
+    <w:p>
+      <w:pPr>
+        <w:spacing w:line="360" w:lineRule="auto"/>
+        <w:jc w:val="center"/>
+        <w:rPr>
+          <w:sz w:val="24"/>
+          <w:szCs w:val="24"/>
+        </w:rPr>
+      </w:pPr>
+      <w:r>
+        <w:rPr>
+          <w:noProof/>
+        </w:rPr>
+        <w:lastRenderedPageBreak/>
+        <w:drawing>
+          <wp:inline distT="0" distB="0" distL="0" distR="0" wp14:anchorId="75CE14A2" wp14:editId="2F138A14">
+            <wp:extent cx="1727888" cy="3384000"/>
+            <wp:effectExtent l="0" t="0" r="5715" b="6985"/>
+            <wp:docPr id="1460581510" name="Picture 7"/>
+            <wp:cNvGraphicFramePr>
+              <a:graphicFrameLocks xmlns:a="http://schemas.openxmlformats.org/drawingml/2006/main" noChangeAspect="1"/>
+            </wp:cNvGraphicFramePr>
+            <a:graphic xmlns:a="http://schemas.openxmlformats.org/drawingml/2006/main">
+              <a:graphicData uri="http://schemas.openxmlformats.org/drawingml/2006/picture">
+                <pic:pic xmlns:pic="http://schemas.openxmlformats.org/drawingml/2006/picture">
+                  <pic:nvPicPr>
+                    <pic:cNvPr id="1460581510" name="Picture 1460581510"/>
+                    <pic:cNvPicPr/>
+                  </pic:nvPicPr>
+                  <pic:blipFill>
+                    <a:blip r:embed="rId23" cstate="print">
+                      <a:extLst>
+                        <a:ext uri="{28A0092B-C50C-407E-A947-70E740481C1C}">
+                          <a14:useLocalDpi xmlns:a14="http://schemas.microsoft.com/office/drawing/2010/main" val="0"/>
+                        </a:ext>
+                      </a:extLst>
+                    </a:blip>
+                    <a:stretch>
+                      <a:fillRect/>
+                    </a:stretch>
+                  </pic:blipFill>
+                  <pic:spPr>
+                    <a:xfrm>
+                      <a:off x="0" y="0"/>
+                      <a:ext cx="1727888" cy="3384000"/>
+                    </a:xfrm>
+                    <a:prstGeom prst="rect">
+                      <a:avLst/>
+                    </a:prstGeom>
+                  </pic:spPr>
+                </pic:pic>
+              </a:graphicData>
+            </a:graphic>
+          </wp:inline>
+        </w:drawing>
+      </w:r>
+    </w:p>
+    <w:p>
+      <w:pPr>
+        <w:spacing w:line="360" w:lineRule="auto"/>
+        <w:jc w:val="center"/>
+      </w:pPr>
+      <w:r>
+        <w:rPr>
+          <w:sz w:val="24"/>
+          <w:szCs w:val="24"/>
+        </w:rPr>
+        <w:t xml:space="preserve">Gambar </w:t>
+      </w:r>
+      <w:r>
+        <w:rPr>
+          <w:i/>
+          <w:iCs/>
+          <w:sz w:val="24"/>
+          <w:szCs w:val="24"/>
+        </w:rPr>
+        <w:fldChar w:fldCharType="begin"/>
+      </w:r>
+      <w:r>
+        <w:rPr>
+          <w:sz w:val="24"/>
+          <w:szCs w:val="24"/>
+        </w:rPr>
+        <w:instrText xml:space="preserve"> STYLEREF 1 \s </w:instrText>
+      </w:r>
+      <w:r>
+        <w:rPr>
+          <w:i/>
+          <w:iCs/>
+          <w:sz w:val="24"/>
+          <w:szCs w:val="24"/>
+        </w:rPr>
+        <w:fldChar w:fldCharType="separate"/>
+      </w:r>
+      <w:r>
+        <w:rPr>
+          <w:noProof/>
+          <w:sz w:val="24"/>
+          <w:szCs w:val="24"/>
+        </w:rPr>
+        <w:t>III</w:t>
+      </w:r>
+      <w:r>
+        <w:rPr>
+          <w:i/>
+          <w:iCs/>
+          <w:sz w:val="24"/>
+          <w:szCs w:val="24"/>
+        </w:rPr>
+        <w:fldChar w:fldCharType="end"/>
+      </w:r>
+      <w:r>
+        <w:rPr>
+          <w:sz w:val="24"/>
+          <w:szCs w:val="24"/>
+        </w:rPr>
+        <w:t>.</w:t>
+      </w:r>
+      <w:r>
+        <w:rPr>
+          <w:sz w:val="24"/>
+          <w:szCs w:val="24"/>
+        </w:rPr>
+        <w:t>10</w:t>
+      </w:r>
+      <w:r>
+        <w:rPr>
+          <w:sz w:val="24"/>
+          <w:szCs w:val="24"/>
+        </w:rPr>
+        <w:t xml:space="preserve"> </w:t>
+      </w:r>
+      <w:r>
+        <w:rPr>
+          <w:sz w:val="24"/>
+          <w:szCs w:val="24"/>
+        </w:rPr>
+        <w:t>Tampilan Detail Laporan</w:t>
+      </w:r>
+    </w:p>
+    <w:p>
+      <w:pPr>
+        <w:jc w:val="center"/>
+      </w:pPr>
+    </w:p>
+    <w:p>
+      <w:pPr>
+        <w:spacing w:line="360" w:lineRule="auto"/>
+        <w:ind w:left="426" w:firstLine="567"/>
+        <w:jc w:val="both"/>
+        <w:rPr>
+          <w:sz w:val="24"/>
+          <w:szCs w:val="24"/>
+        </w:rPr>
+      </w:pPr>
+      <w:r>
+        <w:rPr>
+          <w:sz w:val="24"/>
+          <w:szCs w:val="24"/>
+        </w:rPr>
+        <w:t>Selanjutnya penulis mengimplementasikan fitur autentikasi pengguna (login/logout) pada aplikasi mobile, merancang dashboard utama yang menampilkan ringkasan aktivitas dan akses cepat ke fitur pelaporan, serta membangun modul pembuatan laporan yang memungkinkan pengguna menginput deskripsi kegiatan, mengunggah foto dokumentasi, dan mengirim laporan secara langsung melalui perangkat mobile. Selain itu, penulis mengembangkan fitur daftar dan riwayat laporan untuk memantau status laporan yang telah dibuat, menambahkan sistem notifikasi untuk pemberitahuan pembaruan laporan, serta mengintegrasikan aplikasi dengan backend melalui API agar proses sinkronisasi data dapat berjalan secara real-time dan stabil.</w:t>
+      </w:r>
     </w:p>
     <w:p>
       <w:pPr>
@@ -18667,7 +20640,68 @@
       </w:r>
       <w:bookmarkEnd w:id="37"/>
     </w:p>
-    <w:p/>
+    <w:p>
+      <w:pPr>
+        <w:spacing w:line="360" w:lineRule="auto"/>
+        <w:ind w:left="426" w:firstLine="567"/>
+        <w:jc w:val="both"/>
+        <w:rPr>
+          <w:sz w:val="24"/>
+          <w:szCs w:val="24"/>
+        </w:rPr>
+      </w:pPr>
+      <w:r>
+        <w:rPr>
+          <w:sz w:val="24"/>
+          <w:szCs w:val="24"/>
+        </w:rPr>
+        <w:t xml:space="preserve">Selama pelaksanaan Praktik Kerja Lapangan (PKL) di Unit Sistem Informasi PT Kereta Api Indonesia (Persero) Divre IV Tanjungkarang, penulis menghadapi beberapa kendala baik dari sisi teknis maupun nonteknis. Kendala awal yang dirasakan adalah proses adaptasi terhadap lingkungan kerja, alur koordinasi, serta prosedur kerja yang diterapkan di instansi, di mana penulis perlu menyesuaikan diri dengan ritme kerja yang cukup cepat, terutama saat </w:t>
+      </w:r>
+      <w:r>
+        <w:rPr>
+          <w:sz w:val="24"/>
+          <w:szCs w:val="24"/>
+        </w:rPr>
+        <w:lastRenderedPageBreak/>
+        <w:t xml:space="preserve">menangani permintaan bantuan teknis yang bersifat mendesak. Pada kegiatan install ulang sistem operasi dan perangkat lunak, kendala yang sering muncul adalah kondisi perangkat lama dengan spesifikasi rendah atau kerusakan sistem yang cukup kompleks, sehingga proses instalasi memerlukan waktu lebih lama dan penanganan secara bertahap. </w:t>
+      </w:r>
+    </w:p>
+    <w:p>
+      <w:pPr>
+        <w:spacing w:line="360" w:lineRule="auto"/>
+        <w:ind w:left="426" w:firstLine="567"/>
+        <w:jc w:val="both"/>
+        <w:rPr>
+          <w:sz w:val="24"/>
+          <w:szCs w:val="24"/>
+        </w:rPr>
+      </w:pPr>
+      <w:r>
+        <w:rPr>
+          <w:sz w:val="24"/>
+          <w:szCs w:val="24"/>
+        </w:rPr>
+        <w:t xml:space="preserve">Dalam kegiatan instalasi perangkat seperti komputer (PC), printer, dan scanner, kendala yang dihadapi meliputi perbedaan konfigurasi jaringan, ketidaksesuaian driver, serta keterbatasan infrastruktur pendukung di beberapa unit kerja. Selanjutnya, pada kegiatan troubleshooting printer, scanner, dan PC, penulis menghadapi variasi permasalahan yang beragam sehingga tidak semua kendala dapat diselesaikan dengan satu metode penanganan yang sama. Pada proses input data barang keluar dan masuk yang memerlukan perbaikan atau upgrade, kendala utama terletak pada tuntutan ketelitian yang tinggi agar data inventaris sesuai dengan kondisi fisik perangkat. </w:t>
+      </w:r>
+    </w:p>
+    <w:p>
+      <w:pPr>
+        <w:spacing w:line="360" w:lineRule="auto"/>
+        <w:ind w:left="426" w:firstLine="567"/>
+        <w:jc w:val="both"/>
+        <w:rPr>
+          <w:sz w:val="24"/>
+          <w:szCs w:val="24"/>
+        </w:rPr>
+      </w:pPr>
+      <w:r>
+        <w:rPr>
+          <w:sz w:val="24"/>
+          <w:szCs w:val="24"/>
+        </w:rPr>
+        <w:t>Selain itu, dalam pengelolaan administrasi approval Berita Acara Aset Teknologi Informasi, penulis menghadapi kendala berupa penyesuaian format dokumen serta kelengkapan data agar sesuai dengan standar sistem perusahaan. Sementara itu, pada pengembangan aplikasi website mobile internal RailSnap, kendala yang dihadapi berkaitan dengan proses sinkronisasi data antara aplikasi mobile dan backend, serta penyesuaian fitur aplikasi dengan kebutuhan pengguna.</w:t>
+      </w:r>
+    </w:p>
     <w:p>
       <w:pPr>
         <w:pStyle w:val="Heading3"/>
@@ -19548,7 +21582,7 @@
     </w:p>
     <w:p/>
     <w:sectPr>
-      <w:footerReference w:type="default" r:id="rId18"/>
+      <w:footerReference w:type="default" r:id="rId24"/>
       <w:pgSz w:w="11907" w:h="16839" w:code="9"/>
       <w:pgMar w:top="1701" w:right="1701" w:bottom="1701" w:left="2268" w:header="709" w:footer="709" w:gutter="0"/>
       <w:cols w:space="708"/>
@@ -19779,6 +21813,92 @@
 <file path=word/numbering.xml><?xml version="1.0" encoding="utf-8"?>
 <w:numbering xmlns:wpc="http://schemas.microsoft.com/office/word/2010/wordprocessingCanvas" xmlns:cx="http://schemas.microsoft.com/office/drawing/2014/chartex" xmlns:cx1="http://schemas.microsoft.com/office/drawing/2015/9/8/chartex" xmlns:cx2="http://schemas.microsoft.com/office/drawing/2015/10/21/chartex" xmlns:cx3="http://schemas.microsoft.com/office/drawing/2016/5/9/chartex" xmlns:cx4="http://schemas.microsoft.com/office/drawing/2016/5/10/chartex" xmlns:cx5="http://schemas.microsoft.com/office/drawing/2016/5/11/chartex" xmlns:cx6="http://schemas.microsoft.com/office/drawing/2016/5/12/chartex" xmlns:cx7="http://schemas.microsoft.com/office/drawing/2016/5/13/chartex" xmlns:cx8="http://schemas.microsoft.com/office/drawing/2016/5/14/chartex" xmlns:mc="http://schemas.openxmlformats.org/markup-compatibility/2006" xmlns:aink="http://schemas.microsoft.com/office/drawing/2016/ink" xmlns:am3d="http://schemas.microsoft.com/office/drawing/2017/model3d" xmlns:o="urn:schemas-microsoft-com:office:office" xmlns:oel="http://schemas.microsoft.com/office/2019/extlst" xmlns:r="http://schemas.openxmlformats.org/officeDocument/2006/relationships" xmlns:m="http://schemas.openxmlformats.org/officeDocument/2006/math" xmlns:v="urn:schemas-microsoft-com:vml" xmlns:wp14="http://schemas.microsoft.com/office/word/2010/wordprocessingDrawing" xmlns:wp="http://schemas.openxmlformats.org/drawingml/2006/wordprocessingDrawing" xmlns:w10="urn:schemas-microsoft-com:office:word" xmlns:w="http://schemas.openxmlformats.org/wordprocessingml/2006/main" xmlns:w14="http://schemas.microsoft.com/office/word/2010/wordml" xmlns:w15="http://schemas.microsoft.com/office/word/2012/wordml" xmlns:w16cex="http://schemas.microsoft.com/office/word/2018/wordml/cex" xmlns:w16cid="http://schemas.microsoft.com/office/word/2016/wordml/cid" xmlns:w16="http://schemas.microsoft.com/office/word/2018/wordml" xmlns:w16du="http://schemas.microsoft.com/office/word/2023/wordml/word16du" xmlns:w16sdtdh="http://schemas.microsoft.com/office/word/2020/wordml/sdtdatahash" xmlns:w16sdtfl="http://schemas.microsoft.com/office/word/2024/wordml/sdtformatlock" xmlns:w16se="http://schemas.microsoft.com/office/word/2015/wordml/symex" xmlns:wpg="http://schemas.microsoft.com/office/word/2010/wordprocessingGroup" xmlns:wpi="http://schemas.microsoft.com/office/word/2010/wordprocessingInk" xmlns:wne="http://schemas.microsoft.com/office/word/2006/wordml" xmlns:wps="http://schemas.microsoft.com/office/word/2010/wordprocessingShape" mc:Ignorable="w14 w15 w16se w16cid w16 w16cex w16sdtdh w16sdtfl w16du wp14">
   <w:abstractNum w:abstractNumId="0" w15:restartNumberingAfterBreak="0">
+    <w:nsid w:val="047A596A"/>
+    <w:multiLevelType w:val="hybridMultilevel"/>
+    <w:tmpl w:val="1494F740"/>
+    <w:lvl w:ilvl="0" w:tplc="04090019">
+      <w:start w:val="1"/>
+      <w:numFmt w:val="lowerLetter"/>
+      <w:lvlText w:val="%1."/>
+      <w:lvlJc w:val="left"/>
+      <w:pPr>
+        <w:ind w:left="1440" w:hanging="360"/>
+      </w:pPr>
+    </w:lvl>
+    <w:lvl w:ilvl="1" w:tplc="38090019" w:tentative="1">
+      <w:start w:val="1"/>
+      <w:numFmt w:val="lowerLetter"/>
+      <w:lvlText w:val="%2."/>
+      <w:lvlJc w:val="left"/>
+      <w:pPr>
+        <w:ind w:left="2160" w:hanging="360"/>
+      </w:pPr>
+    </w:lvl>
+    <w:lvl w:ilvl="2" w:tplc="3809001B" w:tentative="1">
+      <w:start w:val="1"/>
+      <w:numFmt w:val="lowerRoman"/>
+      <w:lvlText w:val="%3."/>
+      <w:lvlJc w:val="right"/>
+      <w:pPr>
+        <w:ind w:left="2880" w:hanging="180"/>
+      </w:pPr>
+    </w:lvl>
+    <w:lvl w:ilvl="3" w:tplc="3809000F" w:tentative="1">
+      <w:start w:val="1"/>
+      <w:numFmt w:val="decimal"/>
+      <w:lvlText w:val="%4."/>
+      <w:lvlJc w:val="left"/>
+      <w:pPr>
+        <w:ind w:left="3600" w:hanging="360"/>
+      </w:pPr>
+    </w:lvl>
+    <w:lvl w:ilvl="4" w:tplc="38090019" w:tentative="1">
+      <w:start w:val="1"/>
+      <w:numFmt w:val="lowerLetter"/>
+      <w:lvlText w:val="%5."/>
+      <w:lvlJc w:val="left"/>
+      <w:pPr>
+        <w:ind w:left="4320" w:hanging="360"/>
+      </w:pPr>
+    </w:lvl>
+    <w:lvl w:ilvl="5" w:tplc="3809001B" w:tentative="1">
+      <w:start w:val="1"/>
+      <w:numFmt w:val="lowerRoman"/>
+      <w:lvlText w:val="%6."/>
+      <w:lvlJc w:val="right"/>
+      <w:pPr>
+        <w:ind w:left="5040" w:hanging="180"/>
+      </w:pPr>
+    </w:lvl>
+    <w:lvl w:ilvl="6" w:tplc="3809000F" w:tentative="1">
+      <w:start w:val="1"/>
+      <w:numFmt w:val="decimal"/>
+      <w:lvlText w:val="%7."/>
+      <w:lvlJc w:val="left"/>
+      <w:pPr>
+        <w:ind w:left="5760" w:hanging="360"/>
+      </w:pPr>
+    </w:lvl>
+    <w:lvl w:ilvl="7" w:tplc="38090019" w:tentative="1">
+      <w:start w:val="1"/>
+      <w:numFmt w:val="lowerLetter"/>
+      <w:lvlText w:val="%8."/>
+      <w:lvlJc w:val="left"/>
+      <w:pPr>
+        <w:ind w:left="6480" w:hanging="360"/>
+      </w:pPr>
+    </w:lvl>
+    <w:lvl w:ilvl="8" w:tplc="3809001B" w:tentative="1">
+      <w:start w:val="1"/>
+      <w:numFmt w:val="lowerRoman"/>
+      <w:lvlText w:val="%9."/>
+      <w:lvlJc w:val="right"/>
+      <w:pPr>
+        <w:ind w:left="7200" w:hanging="180"/>
+      </w:pPr>
+    </w:lvl>
+  </w:abstractNum>
+  <w:abstractNum w:abstractNumId="1" w15:restartNumberingAfterBreak="0">
     <w:nsid w:val="049C164C"/>
     <w:multiLevelType w:val="hybridMultilevel"/>
     <w:tmpl w:val="4DAA09A6"/>
@@ -19864,7 +21984,93 @@
       </w:pPr>
     </w:lvl>
   </w:abstractNum>
-  <w:abstractNum w:abstractNumId="1" w15:restartNumberingAfterBreak="0">
+  <w:abstractNum w:abstractNumId="2" w15:restartNumberingAfterBreak="0">
+    <w:nsid w:val="0BAB584D"/>
+    <w:multiLevelType w:val="hybridMultilevel"/>
+    <w:tmpl w:val="09AED93A"/>
+    <w:lvl w:ilvl="0" w:tplc="FFFFFFFF">
+      <w:start w:val="1"/>
+      <w:numFmt w:val="lowerLetter"/>
+      <w:lvlText w:val="%1."/>
+      <w:lvlJc w:val="left"/>
+      <w:pPr>
+        <w:ind w:left="1439" w:hanging="360"/>
+      </w:pPr>
+    </w:lvl>
+    <w:lvl w:ilvl="1" w:tplc="FFFFFFFF" w:tentative="1">
+      <w:start w:val="1"/>
+      <w:numFmt w:val="lowerLetter"/>
+      <w:lvlText w:val="%2."/>
+      <w:lvlJc w:val="left"/>
+      <w:pPr>
+        <w:ind w:left="2159" w:hanging="360"/>
+      </w:pPr>
+    </w:lvl>
+    <w:lvl w:ilvl="2" w:tplc="FFFFFFFF" w:tentative="1">
+      <w:start w:val="1"/>
+      <w:numFmt w:val="lowerRoman"/>
+      <w:lvlText w:val="%3."/>
+      <w:lvlJc w:val="right"/>
+      <w:pPr>
+        <w:ind w:left="2879" w:hanging="180"/>
+      </w:pPr>
+    </w:lvl>
+    <w:lvl w:ilvl="3" w:tplc="FFFFFFFF" w:tentative="1">
+      <w:start w:val="1"/>
+      <w:numFmt w:val="decimal"/>
+      <w:lvlText w:val="%4."/>
+      <w:lvlJc w:val="left"/>
+      <w:pPr>
+        <w:ind w:left="3599" w:hanging="360"/>
+      </w:pPr>
+    </w:lvl>
+    <w:lvl w:ilvl="4" w:tplc="FFFFFFFF" w:tentative="1">
+      <w:start w:val="1"/>
+      <w:numFmt w:val="lowerLetter"/>
+      <w:lvlText w:val="%5."/>
+      <w:lvlJc w:val="left"/>
+      <w:pPr>
+        <w:ind w:left="4319" w:hanging="360"/>
+      </w:pPr>
+    </w:lvl>
+    <w:lvl w:ilvl="5" w:tplc="FFFFFFFF" w:tentative="1">
+      <w:start w:val="1"/>
+      <w:numFmt w:val="lowerRoman"/>
+      <w:lvlText w:val="%6."/>
+      <w:lvlJc w:val="right"/>
+      <w:pPr>
+        <w:ind w:left="5039" w:hanging="180"/>
+      </w:pPr>
+    </w:lvl>
+    <w:lvl w:ilvl="6" w:tplc="FFFFFFFF" w:tentative="1">
+      <w:start w:val="1"/>
+      <w:numFmt w:val="decimal"/>
+      <w:lvlText w:val="%7."/>
+      <w:lvlJc w:val="left"/>
+      <w:pPr>
+        <w:ind w:left="5759" w:hanging="360"/>
+      </w:pPr>
+    </w:lvl>
+    <w:lvl w:ilvl="7" w:tplc="FFFFFFFF" w:tentative="1">
+      <w:start w:val="1"/>
+      <w:numFmt w:val="lowerLetter"/>
+      <w:lvlText w:val="%8."/>
+      <w:lvlJc w:val="left"/>
+      <w:pPr>
+        <w:ind w:left="6479" w:hanging="360"/>
+      </w:pPr>
+    </w:lvl>
+    <w:lvl w:ilvl="8" w:tplc="FFFFFFFF" w:tentative="1">
+      <w:start w:val="1"/>
+      <w:numFmt w:val="lowerRoman"/>
+      <w:lvlText w:val="%9."/>
+      <w:lvlJc w:val="right"/>
+      <w:pPr>
+        <w:ind w:left="7199" w:hanging="180"/>
+      </w:pPr>
+    </w:lvl>
+  </w:abstractNum>
+  <w:abstractNum w:abstractNumId="3" w15:restartNumberingAfterBreak="0">
     <w:nsid w:val="0CDA2712"/>
     <w:multiLevelType w:val="hybridMultilevel"/>
     <w:tmpl w:val="4DD0A19A"/>
@@ -19950,17 +22156,17 @@
       </w:pPr>
     </w:lvl>
   </w:abstractNum>
-  <w:abstractNum w:abstractNumId="2" w15:restartNumberingAfterBreak="0">
-    <w:nsid w:val="0FE45ECE"/>
+  <w:abstractNum w:abstractNumId="4" w15:restartNumberingAfterBreak="0">
+    <w:nsid w:val="0DCA2D69"/>
     <w:multiLevelType w:val="hybridMultilevel"/>
-    <w:tmpl w:val="7E94863E"/>
-    <w:lvl w:ilvl="0" w:tplc="3809000F">
-      <w:start w:val="1"/>
-      <w:numFmt w:val="decimal"/>
+    <w:tmpl w:val="8B8E550C"/>
+    <w:lvl w:ilvl="0" w:tplc="38090019">
+      <w:start w:val="1"/>
+      <w:numFmt w:val="lowerLetter"/>
       <w:lvlText w:val="%1."/>
       <w:lvlJc w:val="left"/>
       <w:pPr>
-        <w:ind w:left="720" w:hanging="360"/>
+        <w:ind w:left="1288" w:hanging="360"/>
       </w:pPr>
     </w:lvl>
     <w:lvl w:ilvl="1" w:tplc="38090019" w:tentative="1">
@@ -19969,7 +22175,7 @@
       <w:lvlText w:val="%2."/>
       <w:lvlJc w:val="left"/>
       <w:pPr>
-        <w:ind w:left="1440" w:hanging="360"/>
+        <w:ind w:left="2008" w:hanging="360"/>
       </w:pPr>
     </w:lvl>
     <w:lvl w:ilvl="2" w:tplc="3809001B" w:tentative="1">
@@ -19978,7 +22184,7 @@
       <w:lvlText w:val="%3."/>
       <w:lvlJc w:val="right"/>
       <w:pPr>
-        <w:ind w:left="2160" w:hanging="180"/>
+        <w:ind w:left="2728" w:hanging="180"/>
       </w:pPr>
     </w:lvl>
     <w:lvl w:ilvl="3" w:tplc="3809000F" w:tentative="1">
@@ -19987,7 +22193,7 @@
       <w:lvlText w:val="%4."/>
       <w:lvlJc w:val="left"/>
       <w:pPr>
-        <w:ind w:left="2880" w:hanging="360"/>
+        <w:ind w:left="3448" w:hanging="360"/>
       </w:pPr>
     </w:lvl>
     <w:lvl w:ilvl="4" w:tplc="38090019" w:tentative="1">
@@ -19996,7 +22202,7 @@
       <w:lvlText w:val="%5."/>
       <w:lvlJc w:val="left"/>
       <w:pPr>
-        <w:ind w:left="3600" w:hanging="360"/>
+        <w:ind w:left="4168" w:hanging="360"/>
       </w:pPr>
     </w:lvl>
     <w:lvl w:ilvl="5" w:tplc="3809001B" w:tentative="1">
@@ -20005,7 +22211,7 @@
       <w:lvlText w:val="%6."/>
       <w:lvlJc w:val="right"/>
       <w:pPr>
-        <w:ind w:left="4320" w:hanging="180"/>
+        <w:ind w:left="4888" w:hanging="180"/>
       </w:pPr>
     </w:lvl>
     <w:lvl w:ilvl="6" w:tplc="3809000F" w:tentative="1">
@@ -20014,7 +22220,7 @@
       <w:lvlText w:val="%7."/>
       <w:lvlJc w:val="left"/>
       <w:pPr>
-        <w:ind w:left="5040" w:hanging="360"/>
+        <w:ind w:left="5608" w:hanging="360"/>
       </w:pPr>
     </w:lvl>
     <w:lvl w:ilvl="7" w:tplc="38090019" w:tentative="1">
@@ -20023,7 +22229,7 @@
       <w:lvlText w:val="%8."/>
       <w:lvlJc w:val="left"/>
       <w:pPr>
-        <w:ind w:left="5760" w:hanging="360"/>
+        <w:ind w:left="6328" w:hanging="360"/>
       </w:pPr>
     </w:lvl>
     <w:lvl w:ilvl="8" w:tplc="3809001B" w:tentative="1">
@@ -20032,11 +22238,97 @@
       <w:lvlText w:val="%9."/>
       <w:lvlJc w:val="right"/>
       <w:pPr>
+        <w:ind w:left="7048" w:hanging="180"/>
+      </w:pPr>
+    </w:lvl>
+  </w:abstractNum>
+  <w:abstractNum w:abstractNumId="5" w15:restartNumberingAfterBreak="0">
+    <w:nsid w:val="0FE45ECE"/>
+    <w:multiLevelType w:val="hybridMultilevel"/>
+    <w:tmpl w:val="5D40EC16"/>
+    <w:lvl w:ilvl="0" w:tplc="3809000F">
+      <w:start w:val="1"/>
+      <w:numFmt w:val="decimal"/>
+      <w:lvlText w:val="%1."/>
+      <w:lvlJc w:val="left"/>
+      <w:pPr>
+        <w:ind w:left="720" w:hanging="360"/>
+      </w:pPr>
+    </w:lvl>
+    <w:lvl w:ilvl="1" w:tplc="38090019" w:tentative="1">
+      <w:start w:val="1"/>
+      <w:numFmt w:val="lowerLetter"/>
+      <w:lvlText w:val="%2."/>
+      <w:lvlJc w:val="left"/>
+      <w:pPr>
+        <w:ind w:left="1440" w:hanging="360"/>
+      </w:pPr>
+    </w:lvl>
+    <w:lvl w:ilvl="2" w:tplc="3809001B" w:tentative="1">
+      <w:start w:val="1"/>
+      <w:numFmt w:val="lowerRoman"/>
+      <w:lvlText w:val="%3."/>
+      <w:lvlJc w:val="right"/>
+      <w:pPr>
+        <w:ind w:left="2160" w:hanging="180"/>
+      </w:pPr>
+    </w:lvl>
+    <w:lvl w:ilvl="3" w:tplc="3809000F" w:tentative="1">
+      <w:start w:val="1"/>
+      <w:numFmt w:val="decimal"/>
+      <w:lvlText w:val="%4."/>
+      <w:lvlJc w:val="left"/>
+      <w:pPr>
+        <w:ind w:left="2880" w:hanging="360"/>
+      </w:pPr>
+    </w:lvl>
+    <w:lvl w:ilvl="4" w:tplc="38090019" w:tentative="1">
+      <w:start w:val="1"/>
+      <w:numFmt w:val="lowerLetter"/>
+      <w:lvlText w:val="%5."/>
+      <w:lvlJc w:val="left"/>
+      <w:pPr>
+        <w:ind w:left="3600" w:hanging="360"/>
+      </w:pPr>
+    </w:lvl>
+    <w:lvl w:ilvl="5" w:tplc="3809001B" w:tentative="1">
+      <w:start w:val="1"/>
+      <w:numFmt w:val="lowerRoman"/>
+      <w:lvlText w:val="%6."/>
+      <w:lvlJc w:val="right"/>
+      <w:pPr>
+        <w:ind w:left="4320" w:hanging="180"/>
+      </w:pPr>
+    </w:lvl>
+    <w:lvl w:ilvl="6" w:tplc="3809000F" w:tentative="1">
+      <w:start w:val="1"/>
+      <w:numFmt w:val="decimal"/>
+      <w:lvlText w:val="%7."/>
+      <w:lvlJc w:val="left"/>
+      <w:pPr>
+        <w:ind w:left="5040" w:hanging="360"/>
+      </w:pPr>
+    </w:lvl>
+    <w:lvl w:ilvl="7" w:tplc="38090019" w:tentative="1">
+      <w:start w:val="1"/>
+      <w:numFmt w:val="lowerLetter"/>
+      <w:lvlText w:val="%8."/>
+      <w:lvlJc w:val="left"/>
+      <w:pPr>
+        <w:ind w:left="5760" w:hanging="360"/>
+      </w:pPr>
+    </w:lvl>
+    <w:lvl w:ilvl="8" w:tplc="3809001B" w:tentative="1">
+      <w:start w:val="1"/>
+      <w:numFmt w:val="lowerRoman"/>
+      <w:lvlText w:val="%9."/>
+      <w:lvlJc w:val="right"/>
+      <w:pPr>
         <w:ind w:left="6480" w:hanging="180"/>
       </w:pPr>
     </w:lvl>
   </w:abstractNum>
-  <w:abstractNum w:abstractNumId="3" w15:restartNumberingAfterBreak="0">
+  <w:abstractNum w:abstractNumId="6" w15:restartNumberingAfterBreak="0">
     <w:nsid w:val="11E65789"/>
     <w:multiLevelType w:val="hybridMultilevel"/>
     <w:tmpl w:val="4A7260FE"/>
@@ -20122,7 +22414,7 @@
       </w:pPr>
     </w:lvl>
   </w:abstractNum>
-  <w:abstractNum w:abstractNumId="4" w15:restartNumberingAfterBreak="0">
+  <w:abstractNum w:abstractNumId="7" w15:restartNumberingAfterBreak="0">
     <w:nsid w:val="12E931F8"/>
     <w:multiLevelType w:val="hybridMultilevel"/>
     <w:tmpl w:val="7E8A18B8"/>
@@ -20211,7 +22503,93 @@
       </w:pPr>
     </w:lvl>
   </w:abstractNum>
-  <w:abstractNum w:abstractNumId="5" w15:restartNumberingAfterBreak="0">
+  <w:abstractNum w:abstractNumId="8" w15:restartNumberingAfterBreak="0">
+    <w:nsid w:val="13A016FA"/>
+    <w:multiLevelType w:val="hybridMultilevel"/>
+    <w:tmpl w:val="09AED93A"/>
+    <w:lvl w:ilvl="0" w:tplc="04090019">
+      <w:start w:val="1"/>
+      <w:numFmt w:val="lowerLetter"/>
+      <w:lvlText w:val="%1."/>
+      <w:lvlJc w:val="left"/>
+      <w:pPr>
+        <w:ind w:left="1439" w:hanging="360"/>
+      </w:pPr>
+    </w:lvl>
+    <w:lvl w:ilvl="1" w:tplc="38090019" w:tentative="1">
+      <w:start w:val="1"/>
+      <w:numFmt w:val="lowerLetter"/>
+      <w:lvlText w:val="%2."/>
+      <w:lvlJc w:val="left"/>
+      <w:pPr>
+        <w:ind w:left="2159" w:hanging="360"/>
+      </w:pPr>
+    </w:lvl>
+    <w:lvl w:ilvl="2" w:tplc="3809001B" w:tentative="1">
+      <w:start w:val="1"/>
+      <w:numFmt w:val="lowerRoman"/>
+      <w:lvlText w:val="%3."/>
+      <w:lvlJc w:val="right"/>
+      <w:pPr>
+        <w:ind w:left="2879" w:hanging="180"/>
+      </w:pPr>
+    </w:lvl>
+    <w:lvl w:ilvl="3" w:tplc="3809000F" w:tentative="1">
+      <w:start w:val="1"/>
+      <w:numFmt w:val="decimal"/>
+      <w:lvlText w:val="%4."/>
+      <w:lvlJc w:val="left"/>
+      <w:pPr>
+        <w:ind w:left="3599" w:hanging="360"/>
+      </w:pPr>
+    </w:lvl>
+    <w:lvl w:ilvl="4" w:tplc="38090019" w:tentative="1">
+      <w:start w:val="1"/>
+      <w:numFmt w:val="lowerLetter"/>
+      <w:lvlText w:val="%5."/>
+      <w:lvlJc w:val="left"/>
+      <w:pPr>
+        <w:ind w:left="4319" w:hanging="360"/>
+      </w:pPr>
+    </w:lvl>
+    <w:lvl w:ilvl="5" w:tplc="3809001B" w:tentative="1">
+      <w:start w:val="1"/>
+      <w:numFmt w:val="lowerRoman"/>
+      <w:lvlText w:val="%6."/>
+      <w:lvlJc w:val="right"/>
+      <w:pPr>
+        <w:ind w:left="5039" w:hanging="180"/>
+      </w:pPr>
+    </w:lvl>
+    <w:lvl w:ilvl="6" w:tplc="3809000F" w:tentative="1">
+      <w:start w:val="1"/>
+      <w:numFmt w:val="decimal"/>
+      <w:lvlText w:val="%7."/>
+      <w:lvlJc w:val="left"/>
+      <w:pPr>
+        <w:ind w:left="5759" w:hanging="360"/>
+      </w:pPr>
+    </w:lvl>
+    <w:lvl w:ilvl="7" w:tplc="38090019" w:tentative="1">
+      <w:start w:val="1"/>
+      <w:numFmt w:val="lowerLetter"/>
+      <w:lvlText w:val="%8."/>
+      <w:lvlJc w:val="left"/>
+      <w:pPr>
+        <w:ind w:left="6479" w:hanging="360"/>
+      </w:pPr>
+    </w:lvl>
+    <w:lvl w:ilvl="8" w:tplc="3809001B" w:tentative="1">
+      <w:start w:val="1"/>
+      <w:numFmt w:val="lowerRoman"/>
+      <w:lvlText w:val="%9."/>
+      <w:lvlJc w:val="right"/>
+      <w:pPr>
+        <w:ind w:left="7199" w:hanging="180"/>
+      </w:pPr>
+    </w:lvl>
+  </w:abstractNum>
+  <w:abstractNum w:abstractNumId="9" w15:restartNumberingAfterBreak="0">
     <w:nsid w:val="1707223A"/>
     <w:multiLevelType w:val="hybridMultilevel"/>
     <w:tmpl w:val="A30ECD22"/>
@@ -20300,7 +22678,7 @@
       </w:pPr>
     </w:lvl>
   </w:abstractNum>
-  <w:abstractNum w:abstractNumId="6" w15:restartNumberingAfterBreak="0">
+  <w:abstractNum w:abstractNumId="10" w15:restartNumberingAfterBreak="0">
     <w:nsid w:val="1D2A1DFB"/>
     <w:multiLevelType w:val="hybridMultilevel"/>
     <w:tmpl w:val="9B4427F4"/>
@@ -20386,7 +22764,7 @@
       </w:pPr>
     </w:lvl>
   </w:abstractNum>
-  <w:abstractNum w:abstractNumId="7" w15:restartNumberingAfterBreak="0">
+  <w:abstractNum w:abstractNumId="11" w15:restartNumberingAfterBreak="0">
     <w:nsid w:val="22AB260A"/>
     <w:multiLevelType w:val="hybridMultilevel"/>
     <w:tmpl w:val="9E522F50"/>
@@ -20472,7 +22850,7 @@
       </w:pPr>
     </w:lvl>
   </w:abstractNum>
-  <w:abstractNum w:abstractNumId="8" w15:restartNumberingAfterBreak="0">
+  <w:abstractNum w:abstractNumId="12" w15:restartNumberingAfterBreak="0">
     <w:nsid w:val="26AF3C9E"/>
     <w:multiLevelType w:val="multilevel"/>
     <w:tmpl w:val="4FF28DE8"/>
@@ -20591,7 +22969,7 @@
       </w:rPr>
     </w:lvl>
   </w:abstractNum>
-  <w:abstractNum w:abstractNumId="9" w15:restartNumberingAfterBreak="0">
+  <w:abstractNum w:abstractNumId="13" w15:restartNumberingAfterBreak="0">
     <w:nsid w:val="2A554CDF"/>
     <w:multiLevelType w:val="hybridMultilevel"/>
     <w:tmpl w:val="A51E173C"/>
@@ -20677,7 +23055,7 @@
       </w:pPr>
     </w:lvl>
   </w:abstractNum>
-  <w:abstractNum w:abstractNumId="10" w15:restartNumberingAfterBreak="0">
+  <w:abstractNum w:abstractNumId="14" w15:restartNumberingAfterBreak="0">
     <w:nsid w:val="2EB475E6"/>
     <w:multiLevelType w:val="hybridMultilevel"/>
     <w:tmpl w:val="91480522"/>
@@ -20763,7 +23141,93 @@
       </w:pPr>
     </w:lvl>
   </w:abstractNum>
-  <w:abstractNum w:abstractNumId="11" w15:restartNumberingAfterBreak="0">
+  <w:abstractNum w:abstractNumId="15" w15:restartNumberingAfterBreak="0">
+    <w:nsid w:val="2F510291"/>
+    <w:multiLevelType w:val="hybridMultilevel"/>
+    <w:tmpl w:val="5C1AEA88"/>
+    <w:lvl w:ilvl="0" w:tplc="04090019">
+      <w:start w:val="1"/>
+      <w:numFmt w:val="lowerLetter"/>
+      <w:lvlText w:val="%1."/>
+      <w:lvlJc w:val="left"/>
+      <w:pPr>
+        <w:ind w:left="1080" w:hanging="360"/>
+      </w:pPr>
+    </w:lvl>
+    <w:lvl w:ilvl="1" w:tplc="38090019" w:tentative="1">
+      <w:start w:val="1"/>
+      <w:numFmt w:val="lowerLetter"/>
+      <w:lvlText w:val="%2."/>
+      <w:lvlJc w:val="left"/>
+      <w:pPr>
+        <w:ind w:left="1800" w:hanging="360"/>
+      </w:pPr>
+    </w:lvl>
+    <w:lvl w:ilvl="2" w:tplc="3809001B" w:tentative="1">
+      <w:start w:val="1"/>
+      <w:numFmt w:val="lowerRoman"/>
+      <w:lvlText w:val="%3."/>
+      <w:lvlJc w:val="right"/>
+      <w:pPr>
+        <w:ind w:left="2520" w:hanging="180"/>
+      </w:pPr>
+    </w:lvl>
+    <w:lvl w:ilvl="3" w:tplc="3809000F" w:tentative="1">
+      <w:start w:val="1"/>
+      <w:numFmt w:val="decimal"/>
+      <w:lvlText w:val="%4."/>
+      <w:lvlJc w:val="left"/>
+      <w:pPr>
+        <w:ind w:left="3240" w:hanging="360"/>
+      </w:pPr>
+    </w:lvl>
+    <w:lvl w:ilvl="4" w:tplc="38090019" w:tentative="1">
+      <w:start w:val="1"/>
+      <w:numFmt w:val="lowerLetter"/>
+      <w:lvlText w:val="%5."/>
+      <w:lvlJc w:val="left"/>
+      <w:pPr>
+        <w:ind w:left="3960" w:hanging="360"/>
+      </w:pPr>
+    </w:lvl>
+    <w:lvl w:ilvl="5" w:tplc="3809001B" w:tentative="1">
+      <w:start w:val="1"/>
+      <w:numFmt w:val="lowerRoman"/>
+      <w:lvlText w:val="%6."/>
+      <w:lvlJc w:val="right"/>
+      <w:pPr>
+        <w:ind w:left="4680" w:hanging="180"/>
+      </w:pPr>
+    </w:lvl>
+    <w:lvl w:ilvl="6" w:tplc="3809000F" w:tentative="1">
+      <w:start w:val="1"/>
+      <w:numFmt w:val="decimal"/>
+      <w:lvlText w:val="%7."/>
+      <w:lvlJc w:val="left"/>
+      <w:pPr>
+        <w:ind w:left="5400" w:hanging="360"/>
+      </w:pPr>
+    </w:lvl>
+    <w:lvl w:ilvl="7" w:tplc="38090019" w:tentative="1">
+      <w:start w:val="1"/>
+      <w:numFmt w:val="lowerLetter"/>
+      <w:lvlText w:val="%8."/>
+      <w:lvlJc w:val="left"/>
+      <w:pPr>
+        <w:ind w:left="6120" w:hanging="360"/>
+      </w:pPr>
+    </w:lvl>
+    <w:lvl w:ilvl="8" w:tplc="3809001B" w:tentative="1">
+      <w:start w:val="1"/>
+      <w:numFmt w:val="lowerRoman"/>
+      <w:lvlText w:val="%9."/>
+      <w:lvlJc w:val="right"/>
+      <w:pPr>
+        <w:ind w:left="6840" w:hanging="180"/>
+      </w:pPr>
+    </w:lvl>
+  </w:abstractNum>
+  <w:abstractNum w:abstractNumId="16" w15:restartNumberingAfterBreak="0">
     <w:nsid w:val="30A85A7C"/>
     <w:multiLevelType w:val="multilevel"/>
     <w:tmpl w:val="918E6C58"/>
@@ -20885,7 +23349,7 @@
       </w:rPr>
     </w:lvl>
   </w:abstractNum>
-  <w:abstractNum w:abstractNumId="12" w15:restartNumberingAfterBreak="0">
+  <w:abstractNum w:abstractNumId="17" w15:restartNumberingAfterBreak="0">
     <w:nsid w:val="31B940D6"/>
     <w:multiLevelType w:val="hybridMultilevel"/>
     <w:tmpl w:val="B176AE62"/>
@@ -20971,7 +23435,7 @@
       </w:pPr>
     </w:lvl>
   </w:abstractNum>
-  <w:abstractNum w:abstractNumId="13" w15:restartNumberingAfterBreak="0">
+  <w:abstractNum w:abstractNumId="18" w15:restartNumberingAfterBreak="0">
     <w:nsid w:val="37D06D54"/>
     <w:multiLevelType w:val="hybridMultilevel"/>
     <w:tmpl w:val="AA4EF8DA"/>
@@ -21057,7 +23521,7 @@
       </w:pPr>
     </w:lvl>
   </w:abstractNum>
-  <w:abstractNum w:abstractNumId="14" w15:restartNumberingAfterBreak="0">
+  <w:abstractNum w:abstractNumId="19" w15:restartNumberingAfterBreak="0">
     <w:nsid w:val="390D6B0E"/>
     <w:multiLevelType w:val="multilevel"/>
     <w:tmpl w:val="0409001D"/>
@@ -21150,7 +23614,7 @@
       </w:pPr>
     </w:lvl>
   </w:abstractNum>
-  <w:abstractNum w:abstractNumId="15" w15:restartNumberingAfterBreak="0">
+  <w:abstractNum w:abstractNumId="20" w15:restartNumberingAfterBreak="0">
     <w:nsid w:val="3BA30D33"/>
     <w:multiLevelType w:val="multilevel"/>
     <w:tmpl w:val="30BE5642"/>
@@ -21263,7 +23727,7 @@
       </w:pPr>
     </w:lvl>
   </w:abstractNum>
-  <w:abstractNum w:abstractNumId="16" w15:restartNumberingAfterBreak="0">
+  <w:abstractNum w:abstractNumId="21" w15:restartNumberingAfterBreak="0">
     <w:nsid w:val="3D300CB1"/>
     <w:multiLevelType w:val="hybridMultilevel"/>
     <w:tmpl w:val="63C6394A"/>
@@ -21349,13 +23813,271 @@
       </w:pPr>
     </w:lvl>
   </w:abstractNum>
-  <w:abstractNum w:abstractNumId="17" w15:restartNumberingAfterBreak="0">
+  <w:abstractNum w:abstractNumId="22" w15:restartNumberingAfterBreak="0">
+    <w:nsid w:val="450B06FE"/>
+    <w:multiLevelType w:val="hybridMultilevel"/>
+    <w:tmpl w:val="C124F47C"/>
+    <w:lvl w:ilvl="0" w:tplc="FFFFFFFF">
+      <w:start w:val="1"/>
+      <w:numFmt w:val="decimal"/>
+      <w:lvlText w:val="%1."/>
+      <w:lvlJc w:val="left"/>
+      <w:pPr>
+        <w:ind w:left="720" w:hanging="360"/>
+      </w:pPr>
+    </w:lvl>
+    <w:lvl w:ilvl="1" w:tplc="FFFFFFFF" w:tentative="1">
+      <w:start w:val="1"/>
+      <w:numFmt w:val="lowerLetter"/>
+      <w:lvlText w:val="%2."/>
+      <w:lvlJc w:val="left"/>
+      <w:pPr>
+        <w:ind w:left="1440" w:hanging="360"/>
+      </w:pPr>
+    </w:lvl>
+    <w:lvl w:ilvl="2" w:tplc="FFFFFFFF" w:tentative="1">
+      <w:start w:val="1"/>
+      <w:numFmt w:val="lowerRoman"/>
+      <w:lvlText w:val="%3."/>
+      <w:lvlJc w:val="right"/>
+      <w:pPr>
+        <w:ind w:left="2160" w:hanging="180"/>
+      </w:pPr>
+    </w:lvl>
+    <w:lvl w:ilvl="3" w:tplc="FFFFFFFF" w:tentative="1">
+      <w:start w:val="1"/>
+      <w:numFmt w:val="decimal"/>
+      <w:lvlText w:val="%4."/>
+      <w:lvlJc w:val="left"/>
+      <w:pPr>
+        <w:ind w:left="2880" w:hanging="360"/>
+      </w:pPr>
+    </w:lvl>
+    <w:lvl w:ilvl="4" w:tplc="FFFFFFFF" w:tentative="1">
+      <w:start w:val="1"/>
+      <w:numFmt w:val="lowerLetter"/>
+      <w:lvlText w:val="%5."/>
+      <w:lvlJc w:val="left"/>
+      <w:pPr>
+        <w:ind w:left="3600" w:hanging="360"/>
+      </w:pPr>
+    </w:lvl>
+    <w:lvl w:ilvl="5" w:tplc="FFFFFFFF" w:tentative="1">
+      <w:start w:val="1"/>
+      <w:numFmt w:val="lowerRoman"/>
+      <w:lvlText w:val="%6."/>
+      <w:lvlJc w:val="right"/>
+      <w:pPr>
+        <w:ind w:left="4320" w:hanging="180"/>
+      </w:pPr>
+    </w:lvl>
+    <w:lvl w:ilvl="6" w:tplc="FFFFFFFF">
+      <w:start w:val="1"/>
+      <w:numFmt w:val="decimal"/>
+      <w:lvlText w:val="%7."/>
+      <w:lvlJc w:val="left"/>
+      <w:pPr>
+        <w:ind w:left="5040" w:hanging="360"/>
+      </w:pPr>
+    </w:lvl>
+    <w:lvl w:ilvl="7" w:tplc="FFFFFFFF" w:tentative="1">
+      <w:start w:val="1"/>
+      <w:numFmt w:val="lowerLetter"/>
+      <w:lvlText w:val="%8."/>
+      <w:lvlJc w:val="left"/>
+      <w:pPr>
+        <w:ind w:left="5760" w:hanging="360"/>
+      </w:pPr>
+    </w:lvl>
+    <w:lvl w:ilvl="8" w:tplc="FFFFFFFF" w:tentative="1">
+      <w:start w:val="1"/>
+      <w:numFmt w:val="lowerRoman"/>
+      <w:lvlText w:val="%9."/>
+      <w:lvlJc w:val="right"/>
+      <w:pPr>
+        <w:ind w:left="6480" w:hanging="180"/>
+      </w:pPr>
+    </w:lvl>
+  </w:abstractNum>
+  <w:abstractNum w:abstractNumId="23" w15:restartNumberingAfterBreak="0">
+    <w:nsid w:val="4887272D"/>
+    <w:multiLevelType w:val="hybridMultilevel"/>
+    <w:tmpl w:val="529A59D8"/>
+    <w:lvl w:ilvl="0" w:tplc="04090019">
+      <w:start w:val="1"/>
+      <w:numFmt w:val="lowerLetter"/>
+      <w:lvlText w:val="%1."/>
+      <w:lvlJc w:val="left"/>
+      <w:pPr>
+        <w:ind w:left="1440" w:hanging="360"/>
+      </w:pPr>
+    </w:lvl>
+    <w:lvl w:ilvl="1" w:tplc="38090019" w:tentative="1">
+      <w:start w:val="1"/>
+      <w:numFmt w:val="lowerLetter"/>
+      <w:lvlText w:val="%2."/>
+      <w:lvlJc w:val="left"/>
+      <w:pPr>
+        <w:ind w:left="2160" w:hanging="360"/>
+      </w:pPr>
+    </w:lvl>
+    <w:lvl w:ilvl="2" w:tplc="3809001B" w:tentative="1">
+      <w:start w:val="1"/>
+      <w:numFmt w:val="lowerRoman"/>
+      <w:lvlText w:val="%3."/>
+      <w:lvlJc w:val="right"/>
+      <w:pPr>
+        <w:ind w:left="2880" w:hanging="180"/>
+      </w:pPr>
+    </w:lvl>
+    <w:lvl w:ilvl="3" w:tplc="3809000F" w:tentative="1">
+      <w:start w:val="1"/>
+      <w:numFmt w:val="decimal"/>
+      <w:lvlText w:val="%4."/>
+      <w:lvlJc w:val="left"/>
+      <w:pPr>
+        <w:ind w:left="3600" w:hanging="360"/>
+      </w:pPr>
+    </w:lvl>
+    <w:lvl w:ilvl="4" w:tplc="38090019" w:tentative="1">
+      <w:start w:val="1"/>
+      <w:numFmt w:val="lowerLetter"/>
+      <w:lvlText w:val="%5."/>
+      <w:lvlJc w:val="left"/>
+      <w:pPr>
+        <w:ind w:left="4320" w:hanging="360"/>
+      </w:pPr>
+    </w:lvl>
+    <w:lvl w:ilvl="5" w:tplc="3809001B" w:tentative="1">
+      <w:start w:val="1"/>
+      <w:numFmt w:val="lowerRoman"/>
+      <w:lvlText w:val="%6."/>
+      <w:lvlJc w:val="right"/>
+      <w:pPr>
+        <w:ind w:left="5040" w:hanging="180"/>
+      </w:pPr>
+    </w:lvl>
+    <w:lvl w:ilvl="6" w:tplc="3809000F" w:tentative="1">
+      <w:start w:val="1"/>
+      <w:numFmt w:val="decimal"/>
+      <w:lvlText w:val="%7."/>
+      <w:lvlJc w:val="left"/>
+      <w:pPr>
+        <w:ind w:left="5760" w:hanging="360"/>
+      </w:pPr>
+    </w:lvl>
+    <w:lvl w:ilvl="7" w:tplc="38090019" w:tentative="1">
+      <w:start w:val="1"/>
+      <w:numFmt w:val="lowerLetter"/>
+      <w:lvlText w:val="%8."/>
+      <w:lvlJc w:val="left"/>
+      <w:pPr>
+        <w:ind w:left="6480" w:hanging="360"/>
+      </w:pPr>
+    </w:lvl>
+    <w:lvl w:ilvl="8" w:tplc="3809001B" w:tentative="1">
+      <w:start w:val="1"/>
+      <w:numFmt w:val="lowerRoman"/>
+      <w:lvlText w:val="%9."/>
+      <w:lvlJc w:val="right"/>
+      <w:pPr>
+        <w:ind w:left="7200" w:hanging="180"/>
+      </w:pPr>
+    </w:lvl>
+  </w:abstractNum>
+  <w:abstractNum w:abstractNumId="24" w15:restartNumberingAfterBreak="0">
     <w:nsid w:val="48F644C2"/>
     <w:multiLevelType w:val="multilevel"/>
     <w:tmpl w:val="0409001D"/>
     <w:numStyleLink w:val="DAFTARPUSTAKA"/>
   </w:abstractNum>
-  <w:abstractNum w:abstractNumId="18" w15:restartNumberingAfterBreak="0">
+  <w:abstractNum w:abstractNumId="25" w15:restartNumberingAfterBreak="0">
+    <w:nsid w:val="4CFA608C"/>
+    <w:multiLevelType w:val="hybridMultilevel"/>
+    <w:tmpl w:val="32BE0D4E"/>
+    <w:lvl w:ilvl="0" w:tplc="38090019">
+      <w:start w:val="1"/>
+      <w:numFmt w:val="lowerLetter"/>
+      <w:lvlText w:val="%1."/>
+      <w:lvlJc w:val="left"/>
+      <w:pPr>
+        <w:ind w:left="1287" w:hanging="360"/>
+      </w:pPr>
+    </w:lvl>
+    <w:lvl w:ilvl="1" w:tplc="38090019" w:tentative="1">
+      <w:start w:val="1"/>
+      <w:numFmt w:val="lowerLetter"/>
+      <w:lvlText w:val="%2."/>
+      <w:lvlJc w:val="left"/>
+      <w:pPr>
+        <w:ind w:left="2007" w:hanging="360"/>
+      </w:pPr>
+    </w:lvl>
+    <w:lvl w:ilvl="2" w:tplc="3809001B" w:tentative="1">
+      <w:start w:val="1"/>
+      <w:numFmt w:val="lowerRoman"/>
+      <w:lvlText w:val="%3."/>
+      <w:lvlJc w:val="right"/>
+      <w:pPr>
+        <w:ind w:left="2727" w:hanging="180"/>
+      </w:pPr>
+    </w:lvl>
+    <w:lvl w:ilvl="3" w:tplc="3809000F" w:tentative="1">
+      <w:start w:val="1"/>
+      <w:numFmt w:val="decimal"/>
+      <w:lvlText w:val="%4."/>
+      <w:lvlJc w:val="left"/>
+      <w:pPr>
+        <w:ind w:left="3447" w:hanging="360"/>
+      </w:pPr>
+    </w:lvl>
+    <w:lvl w:ilvl="4" w:tplc="38090019" w:tentative="1">
+      <w:start w:val="1"/>
+      <w:numFmt w:val="lowerLetter"/>
+      <w:lvlText w:val="%5."/>
+      <w:lvlJc w:val="left"/>
+      <w:pPr>
+        <w:ind w:left="4167" w:hanging="360"/>
+      </w:pPr>
+    </w:lvl>
+    <w:lvl w:ilvl="5" w:tplc="3809001B" w:tentative="1">
+      <w:start w:val="1"/>
+      <w:numFmt w:val="lowerRoman"/>
+      <w:lvlText w:val="%6."/>
+      <w:lvlJc w:val="right"/>
+      <w:pPr>
+        <w:ind w:left="4887" w:hanging="180"/>
+      </w:pPr>
+    </w:lvl>
+    <w:lvl w:ilvl="6" w:tplc="3809000F" w:tentative="1">
+      <w:start w:val="1"/>
+      <w:numFmt w:val="decimal"/>
+      <w:lvlText w:val="%7."/>
+      <w:lvlJc w:val="left"/>
+      <w:pPr>
+        <w:ind w:left="5607" w:hanging="360"/>
+      </w:pPr>
+    </w:lvl>
+    <w:lvl w:ilvl="7" w:tplc="38090019" w:tentative="1">
+      <w:start w:val="1"/>
+      <w:numFmt w:val="lowerLetter"/>
+      <w:lvlText w:val="%8."/>
+      <w:lvlJc w:val="left"/>
+      <w:pPr>
+        <w:ind w:left="6327" w:hanging="360"/>
+      </w:pPr>
+    </w:lvl>
+    <w:lvl w:ilvl="8" w:tplc="3809001B" w:tentative="1">
+      <w:start w:val="1"/>
+      <w:numFmt w:val="lowerRoman"/>
+      <w:lvlText w:val="%9."/>
+      <w:lvlJc w:val="right"/>
+      <w:pPr>
+        <w:ind w:left="7047" w:hanging="180"/>
+      </w:pPr>
+    </w:lvl>
+  </w:abstractNum>
+  <w:abstractNum w:abstractNumId="26" w15:restartNumberingAfterBreak="0">
     <w:nsid w:val="51C2360E"/>
     <w:multiLevelType w:val="hybridMultilevel"/>
     <w:tmpl w:val="107EFF36"/>
@@ -21441,7 +24163,7 @@
       </w:pPr>
     </w:lvl>
   </w:abstractNum>
-  <w:abstractNum w:abstractNumId="19" w15:restartNumberingAfterBreak="0">
+  <w:abstractNum w:abstractNumId="27" w15:restartNumberingAfterBreak="0">
     <w:nsid w:val="56A3766C"/>
     <w:multiLevelType w:val="hybridMultilevel"/>
     <w:tmpl w:val="C0921272"/>
@@ -21527,7 +24249,7 @@
       </w:pPr>
     </w:lvl>
   </w:abstractNum>
-  <w:abstractNum w:abstractNumId="20" w15:restartNumberingAfterBreak="0">
+  <w:abstractNum w:abstractNumId="28" w15:restartNumberingAfterBreak="0">
     <w:nsid w:val="57356634"/>
     <w:multiLevelType w:val="hybridMultilevel"/>
     <w:tmpl w:val="2EA28CAE"/>
@@ -21616,7 +24338,7 @@
       </w:pPr>
     </w:lvl>
   </w:abstractNum>
-  <w:abstractNum w:abstractNumId="21" w15:restartNumberingAfterBreak="0">
+  <w:abstractNum w:abstractNumId="29" w15:restartNumberingAfterBreak="0">
     <w:nsid w:val="599F7EA2"/>
     <w:multiLevelType w:val="hybridMultilevel"/>
     <w:tmpl w:val="DD327B70"/>
@@ -21702,7 +24424,7 @@
       </w:pPr>
     </w:lvl>
   </w:abstractNum>
-  <w:abstractNum w:abstractNumId="22" w15:restartNumberingAfterBreak="0">
+  <w:abstractNum w:abstractNumId="30" w15:restartNumberingAfterBreak="0">
     <w:nsid w:val="5BEA62FD"/>
     <w:multiLevelType w:val="multilevel"/>
     <w:tmpl w:val="A0BE39D0"/>
@@ -21819,7 +24541,7 @@
       </w:pPr>
     </w:lvl>
   </w:abstractNum>
-  <w:abstractNum w:abstractNumId="23" w15:restartNumberingAfterBreak="0">
+  <w:abstractNum w:abstractNumId="31" w15:restartNumberingAfterBreak="0">
     <w:nsid w:val="5FE23286"/>
     <w:multiLevelType w:val="hybridMultilevel"/>
     <w:tmpl w:val="63C6394A"/>
@@ -21905,7 +24627,93 @@
       </w:pPr>
     </w:lvl>
   </w:abstractNum>
-  <w:abstractNum w:abstractNumId="24" w15:restartNumberingAfterBreak="0">
+  <w:abstractNum w:abstractNumId="32" w15:restartNumberingAfterBreak="0">
+    <w:nsid w:val="600E42CB"/>
+    <w:multiLevelType w:val="hybridMultilevel"/>
+    <w:tmpl w:val="620AB1F0"/>
+    <w:lvl w:ilvl="0" w:tplc="04090019">
+      <w:start w:val="1"/>
+      <w:numFmt w:val="lowerLetter"/>
+      <w:lvlText w:val="%1."/>
+      <w:lvlJc w:val="left"/>
+      <w:pPr>
+        <w:ind w:left="1080" w:hanging="360"/>
+      </w:pPr>
+    </w:lvl>
+    <w:lvl w:ilvl="1" w:tplc="38090019" w:tentative="1">
+      <w:start w:val="1"/>
+      <w:numFmt w:val="lowerLetter"/>
+      <w:lvlText w:val="%2."/>
+      <w:lvlJc w:val="left"/>
+      <w:pPr>
+        <w:ind w:left="1800" w:hanging="360"/>
+      </w:pPr>
+    </w:lvl>
+    <w:lvl w:ilvl="2" w:tplc="3809001B" w:tentative="1">
+      <w:start w:val="1"/>
+      <w:numFmt w:val="lowerRoman"/>
+      <w:lvlText w:val="%3."/>
+      <w:lvlJc w:val="right"/>
+      <w:pPr>
+        <w:ind w:left="2520" w:hanging="180"/>
+      </w:pPr>
+    </w:lvl>
+    <w:lvl w:ilvl="3" w:tplc="3809000F" w:tentative="1">
+      <w:start w:val="1"/>
+      <w:numFmt w:val="decimal"/>
+      <w:lvlText w:val="%4."/>
+      <w:lvlJc w:val="left"/>
+      <w:pPr>
+        <w:ind w:left="3240" w:hanging="360"/>
+      </w:pPr>
+    </w:lvl>
+    <w:lvl w:ilvl="4" w:tplc="38090019" w:tentative="1">
+      <w:start w:val="1"/>
+      <w:numFmt w:val="lowerLetter"/>
+      <w:lvlText w:val="%5."/>
+      <w:lvlJc w:val="left"/>
+      <w:pPr>
+        <w:ind w:left="3960" w:hanging="360"/>
+      </w:pPr>
+    </w:lvl>
+    <w:lvl w:ilvl="5" w:tplc="3809001B" w:tentative="1">
+      <w:start w:val="1"/>
+      <w:numFmt w:val="lowerRoman"/>
+      <w:lvlText w:val="%6."/>
+      <w:lvlJc w:val="right"/>
+      <w:pPr>
+        <w:ind w:left="4680" w:hanging="180"/>
+      </w:pPr>
+    </w:lvl>
+    <w:lvl w:ilvl="6" w:tplc="3809000F" w:tentative="1">
+      <w:start w:val="1"/>
+      <w:numFmt w:val="decimal"/>
+      <w:lvlText w:val="%7."/>
+      <w:lvlJc w:val="left"/>
+      <w:pPr>
+        <w:ind w:left="5400" w:hanging="360"/>
+      </w:pPr>
+    </w:lvl>
+    <w:lvl w:ilvl="7" w:tplc="38090019" w:tentative="1">
+      <w:start w:val="1"/>
+      <w:numFmt w:val="lowerLetter"/>
+      <w:lvlText w:val="%8."/>
+      <w:lvlJc w:val="left"/>
+      <w:pPr>
+        <w:ind w:left="6120" w:hanging="360"/>
+      </w:pPr>
+    </w:lvl>
+    <w:lvl w:ilvl="8" w:tplc="3809001B" w:tentative="1">
+      <w:start w:val="1"/>
+      <w:numFmt w:val="lowerRoman"/>
+      <w:lvlText w:val="%9."/>
+      <w:lvlJc w:val="right"/>
+      <w:pPr>
+        <w:ind w:left="6840" w:hanging="180"/>
+      </w:pPr>
+    </w:lvl>
+  </w:abstractNum>
+  <w:abstractNum w:abstractNumId="33" w15:restartNumberingAfterBreak="0">
     <w:nsid w:val="611950AC"/>
     <w:multiLevelType w:val="hybridMultilevel"/>
     <w:tmpl w:val="95B6D5D0"/>
@@ -21994,7 +24802,7 @@
       </w:pPr>
     </w:lvl>
   </w:abstractNum>
-  <w:abstractNum w:abstractNumId="25" w15:restartNumberingAfterBreak="0">
+  <w:abstractNum w:abstractNumId="34" w15:restartNumberingAfterBreak="0">
     <w:nsid w:val="635B7324"/>
     <w:multiLevelType w:val="multilevel"/>
     <w:tmpl w:val="0409001D"/>
@@ -22080,7 +24888,7 @@
       </w:pPr>
     </w:lvl>
   </w:abstractNum>
-  <w:abstractNum w:abstractNumId="26" w15:restartNumberingAfterBreak="0">
+  <w:abstractNum w:abstractNumId="35" w15:restartNumberingAfterBreak="0">
     <w:nsid w:val="64710F7D"/>
     <w:multiLevelType w:val="hybridMultilevel"/>
     <w:tmpl w:val="B172D54C"/>
@@ -22166,7 +24974,7 @@
       </w:pPr>
     </w:lvl>
   </w:abstractNum>
-  <w:abstractNum w:abstractNumId="27" w15:restartNumberingAfterBreak="0">
+  <w:abstractNum w:abstractNumId="36" w15:restartNumberingAfterBreak="0">
     <w:nsid w:val="66DD74E0"/>
     <w:multiLevelType w:val="hybridMultilevel"/>
     <w:tmpl w:val="0E18ECD6"/>
@@ -22255,7 +25063,7 @@
       </w:pPr>
     </w:lvl>
   </w:abstractNum>
-  <w:abstractNum w:abstractNumId="28" w15:restartNumberingAfterBreak="0">
+  <w:abstractNum w:abstractNumId="37" w15:restartNumberingAfterBreak="0">
     <w:nsid w:val="70FA7169"/>
     <w:multiLevelType w:val="hybridMultilevel"/>
     <w:tmpl w:val="5AFE5828"/>
@@ -22341,7 +25149,7 @@
       </w:pPr>
     </w:lvl>
   </w:abstractNum>
-  <w:abstractNum w:abstractNumId="29" w15:restartNumberingAfterBreak="0">
+  <w:abstractNum w:abstractNumId="38" w15:restartNumberingAfterBreak="0">
     <w:nsid w:val="71AE7F1A"/>
     <w:multiLevelType w:val="hybridMultilevel"/>
     <w:tmpl w:val="BB309AB4"/>
@@ -22427,7 +25235,93 @@
       </w:pPr>
     </w:lvl>
   </w:abstractNum>
-  <w:abstractNum w:abstractNumId="30" w15:restartNumberingAfterBreak="0">
+  <w:abstractNum w:abstractNumId="39" w15:restartNumberingAfterBreak="0">
+    <w:nsid w:val="745F228C"/>
+    <w:multiLevelType w:val="hybridMultilevel"/>
+    <w:tmpl w:val="EF1A455A"/>
+    <w:lvl w:ilvl="0" w:tplc="FFFFFFFF">
+      <w:start w:val="1"/>
+      <w:numFmt w:val="decimal"/>
+      <w:lvlText w:val="%1."/>
+      <w:lvlJc w:val="left"/>
+      <w:pPr>
+        <w:ind w:left="720" w:hanging="360"/>
+      </w:pPr>
+    </w:lvl>
+    <w:lvl w:ilvl="1" w:tplc="FFFFFFFF" w:tentative="1">
+      <w:start w:val="1"/>
+      <w:numFmt w:val="lowerLetter"/>
+      <w:lvlText w:val="%2."/>
+      <w:lvlJc w:val="left"/>
+      <w:pPr>
+        <w:ind w:left="1440" w:hanging="360"/>
+      </w:pPr>
+    </w:lvl>
+    <w:lvl w:ilvl="2" w:tplc="FFFFFFFF" w:tentative="1">
+      <w:start w:val="1"/>
+      <w:numFmt w:val="lowerRoman"/>
+      <w:lvlText w:val="%3."/>
+      <w:lvlJc w:val="right"/>
+      <w:pPr>
+        <w:ind w:left="2160" w:hanging="180"/>
+      </w:pPr>
+    </w:lvl>
+    <w:lvl w:ilvl="3" w:tplc="FFFFFFFF" w:tentative="1">
+      <w:start w:val="1"/>
+      <w:numFmt w:val="decimal"/>
+      <w:lvlText w:val="%4."/>
+      <w:lvlJc w:val="left"/>
+      <w:pPr>
+        <w:ind w:left="2880" w:hanging="360"/>
+      </w:pPr>
+    </w:lvl>
+    <w:lvl w:ilvl="4" w:tplc="FFFFFFFF" w:tentative="1">
+      <w:start w:val="1"/>
+      <w:numFmt w:val="lowerLetter"/>
+      <w:lvlText w:val="%5."/>
+      <w:lvlJc w:val="left"/>
+      <w:pPr>
+        <w:ind w:left="3600" w:hanging="360"/>
+      </w:pPr>
+    </w:lvl>
+    <w:lvl w:ilvl="5" w:tplc="FFFFFFFF" w:tentative="1">
+      <w:start w:val="1"/>
+      <w:numFmt w:val="lowerRoman"/>
+      <w:lvlText w:val="%6."/>
+      <w:lvlJc w:val="right"/>
+      <w:pPr>
+        <w:ind w:left="4320" w:hanging="180"/>
+      </w:pPr>
+    </w:lvl>
+    <w:lvl w:ilvl="6" w:tplc="FFFFFFFF" w:tentative="1">
+      <w:start w:val="1"/>
+      <w:numFmt w:val="decimal"/>
+      <w:lvlText w:val="%7."/>
+      <w:lvlJc w:val="left"/>
+      <w:pPr>
+        <w:ind w:left="5040" w:hanging="360"/>
+      </w:pPr>
+    </w:lvl>
+    <w:lvl w:ilvl="7" w:tplc="FFFFFFFF" w:tentative="1">
+      <w:start w:val="1"/>
+      <w:numFmt w:val="lowerLetter"/>
+      <w:lvlText w:val="%8."/>
+      <w:lvlJc w:val="left"/>
+      <w:pPr>
+        <w:ind w:left="5760" w:hanging="360"/>
+      </w:pPr>
+    </w:lvl>
+    <w:lvl w:ilvl="8" w:tplc="FFFFFFFF" w:tentative="1">
+      <w:start w:val="1"/>
+      <w:numFmt w:val="lowerRoman"/>
+      <w:lvlText w:val="%9."/>
+      <w:lvlJc w:val="right"/>
+      <w:pPr>
+        <w:ind w:left="6480" w:hanging="180"/>
+      </w:pPr>
+    </w:lvl>
+  </w:abstractNum>
+  <w:abstractNum w:abstractNumId="40" w15:restartNumberingAfterBreak="0">
     <w:nsid w:val="77501C90"/>
     <w:multiLevelType w:val="multilevel"/>
     <w:tmpl w:val="94620AC6"/>
@@ -22577,7 +25471,7 @@
       </w:rPr>
     </w:lvl>
   </w:abstractNum>
-  <w:abstractNum w:abstractNumId="31" w15:restartNumberingAfterBreak="0">
+  <w:abstractNum w:abstractNumId="41" w15:restartNumberingAfterBreak="0">
     <w:nsid w:val="78F5232D"/>
     <w:multiLevelType w:val="hybridMultilevel"/>
     <w:tmpl w:val="EF5E860E"/>
@@ -22663,7 +25557,7 @@
       </w:pPr>
     </w:lvl>
   </w:abstractNum>
-  <w:abstractNum w:abstractNumId="32" w15:restartNumberingAfterBreak="0">
+  <w:abstractNum w:abstractNumId="42" w15:restartNumberingAfterBreak="0">
     <w:nsid w:val="7AF8565B"/>
     <w:multiLevelType w:val="hybridMultilevel"/>
     <w:tmpl w:val="8D789A88"/>
@@ -22749,7 +25643,7 @@
       </w:pPr>
     </w:lvl>
   </w:abstractNum>
-  <w:abstractNum w:abstractNumId="33" w15:restartNumberingAfterBreak="0">
+  <w:abstractNum w:abstractNumId="43" w15:restartNumberingAfterBreak="0">
     <w:nsid w:val="7BAA74CF"/>
     <w:multiLevelType w:val="hybridMultilevel"/>
     <w:tmpl w:val="EB1E87CA"/>
@@ -22835,7 +25729,7 @@
       </w:pPr>
     </w:lvl>
   </w:abstractNum>
-  <w:abstractNum w:abstractNumId="34" w15:restartNumberingAfterBreak="0">
+  <w:abstractNum w:abstractNumId="44" w15:restartNumberingAfterBreak="0">
     <w:nsid w:val="7EA27340"/>
     <w:multiLevelType w:val="hybridMultilevel"/>
     <w:tmpl w:val="68C6087A"/>
@@ -22922,49 +25816,49 @@
     </w:lvl>
   </w:abstractNum>
   <w:num w:numId="1" w16cid:durableId="1163081999">
+    <w:abstractNumId w:val="16"/>
+  </w:num>
+  <w:num w:numId="2" w16cid:durableId="1147086308">
+    <w:abstractNumId w:val="44"/>
+  </w:num>
+  <w:num w:numId="3" w16cid:durableId="1375931180">
+    <w:abstractNumId w:val="18"/>
+  </w:num>
+  <w:num w:numId="4" w16cid:durableId="2090080775">
+    <w:abstractNumId w:val="43"/>
+  </w:num>
+  <w:num w:numId="5" w16cid:durableId="648481301">
+    <w:abstractNumId w:val="19"/>
+  </w:num>
+  <w:num w:numId="6" w16cid:durableId="751313836">
+    <w:abstractNumId w:val="29"/>
+  </w:num>
+  <w:num w:numId="7" w16cid:durableId="1587570639">
+    <w:abstractNumId w:val="36"/>
+  </w:num>
+  <w:num w:numId="8" w16cid:durableId="2053536809">
+    <w:abstractNumId w:val="21"/>
+  </w:num>
+  <w:num w:numId="9" w16cid:durableId="1816797736">
+    <w:abstractNumId w:val="10"/>
+  </w:num>
+  <w:num w:numId="10" w16cid:durableId="1026827045">
+    <w:abstractNumId w:val="26"/>
+  </w:num>
+  <w:num w:numId="11" w16cid:durableId="2144733308">
+    <w:abstractNumId w:val="3"/>
+  </w:num>
+  <w:num w:numId="12" w16cid:durableId="42170533">
+    <w:abstractNumId w:val="1"/>
+  </w:num>
+  <w:num w:numId="13" w16cid:durableId="336231031">
     <w:abstractNumId w:val="11"/>
   </w:num>
-  <w:num w:numId="2" w16cid:durableId="1147086308">
-    <w:abstractNumId w:val="34"/>
-  </w:num>
-  <w:num w:numId="3" w16cid:durableId="1375931180">
-    <w:abstractNumId w:val="13"/>
-  </w:num>
-  <w:num w:numId="4" w16cid:durableId="2090080775">
-    <w:abstractNumId w:val="33"/>
-  </w:num>
-  <w:num w:numId="5" w16cid:durableId="648481301">
-    <w:abstractNumId w:val="14"/>
-  </w:num>
-  <w:num w:numId="6" w16cid:durableId="751313836">
-    <w:abstractNumId w:val="21"/>
-  </w:num>
-  <w:num w:numId="7" w16cid:durableId="1587570639">
-    <w:abstractNumId w:val="27"/>
-  </w:num>
-  <w:num w:numId="8" w16cid:durableId="2053536809">
-    <w:abstractNumId w:val="16"/>
-  </w:num>
-  <w:num w:numId="9" w16cid:durableId="1816797736">
-    <w:abstractNumId w:val="6"/>
-  </w:num>
-  <w:num w:numId="10" w16cid:durableId="1026827045">
-    <w:abstractNumId w:val="18"/>
-  </w:num>
-  <w:num w:numId="11" w16cid:durableId="2144733308">
-    <w:abstractNumId w:val="1"/>
-  </w:num>
-  <w:num w:numId="12" w16cid:durableId="42170533">
-    <w:abstractNumId w:val="0"/>
-  </w:num>
-  <w:num w:numId="13" w16cid:durableId="336231031">
-    <w:abstractNumId w:val="7"/>
-  </w:num>
   <w:num w:numId="14" w16cid:durableId="1773235299">
-    <w:abstractNumId w:val="29"/>
+    <w:abstractNumId w:val="38"/>
   </w:num>
   <w:num w:numId="15" w16cid:durableId="817840437">
-    <w:abstractNumId w:val="11"/>
+    <w:abstractNumId w:val="16"/>
     <w:lvlOverride w:ilvl="0">
       <w:startOverride w:val="1"/>
     </w:lvlOverride>
@@ -22988,40 +25882,40 @@
     </w:lvlOverride>
   </w:num>
   <w:num w:numId="16" w16cid:durableId="866530337">
-    <w:abstractNumId w:val="31"/>
+    <w:abstractNumId w:val="41"/>
   </w:num>
   <w:num w:numId="17" w16cid:durableId="835999064">
+    <w:abstractNumId w:val="33"/>
+  </w:num>
+  <w:num w:numId="18" w16cid:durableId="1105538550">
+    <w:abstractNumId w:val="14"/>
+  </w:num>
+  <w:num w:numId="19" w16cid:durableId="547645385">
+    <w:abstractNumId w:val="37"/>
+  </w:num>
+  <w:num w:numId="20" w16cid:durableId="2146045173">
+    <w:abstractNumId w:val="28"/>
+  </w:num>
+  <w:num w:numId="21" w16cid:durableId="846754940">
+    <w:abstractNumId w:val="5"/>
+  </w:num>
+  <w:num w:numId="22" w16cid:durableId="213200395">
+    <w:abstractNumId w:val="17"/>
+  </w:num>
+  <w:num w:numId="23" w16cid:durableId="1826819707">
     <w:abstractNumId w:val="24"/>
   </w:num>
-  <w:num w:numId="18" w16cid:durableId="1105538550">
-    <w:abstractNumId w:val="10"/>
-  </w:num>
-  <w:num w:numId="19" w16cid:durableId="547645385">
-    <w:abstractNumId w:val="28"/>
-  </w:num>
-  <w:num w:numId="20" w16cid:durableId="2146045173">
-    <w:abstractNumId w:val="20"/>
-  </w:num>
-  <w:num w:numId="21" w16cid:durableId="846754940">
-    <w:abstractNumId w:val="2"/>
-  </w:num>
-  <w:num w:numId="22" w16cid:durableId="213200395">
-    <w:abstractNumId w:val="12"/>
-  </w:num>
-  <w:num w:numId="23" w16cid:durableId="1826819707">
-    <w:abstractNumId w:val="17"/>
-  </w:num>
   <w:num w:numId="24" w16cid:durableId="847912367">
-    <w:abstractNumId w:val="32"/>
+    <w:abstractNumId w:val="42"/>
   </w:num>
   <w:num w:numId="25" w16cid:durableId="1812283598">
-    <w:abstractNumId w:val="26"/>
+    <w:abstractNumId w:val="35"/>
   </w:num>
   <w:num w:numId="26" w16cid:durableId="1333533349">
-    <w:abstractNumId w:val="19"/>
+    <w:abstractNumId w:val="27"/>
   </w:num>
   <w:num w:numId="27" w16cid:durableId="193883593">
-    <w:abstractNumId w:val="11"/>
+    <w:abstractNumId w:val="16"/>
     <w:lvlOverride w:ilvl="0">
       <w:startOverride w:val="1"/>
     </w:lvlOverride>
@@ -23051,7 +25945,7 @@
     </w:lvlOverride>
   </w:num>
   <w:num w:numId="28" w16cid:durableId="262617835">
-    <w:abstractNumId w:val="11"/>
+    <w:abstractNumId w:val="16"/>
     <w:lvlOverride w:ilvl="0">
       <w:startOverride w:val="1"/>
     </w:lvlOverride>
@@ -23081,34 +25975,64 @@
     </w:lvlOverride>
   </w:num>
   <w:num w:numId="29" w16cid:durableId="18090267">
+    <w:abstractNumId w:val="31"/>
+  </w:num>
+  <w:num w:numId="30" w16cid:durableId="703293100">
+    <w:abstractNumId w:val="13"/>
+  </w:num>
+  <w:num w:numId="31" w16cid:durableId="1824541191">
+    <w:abstractNumId w:val="6"/>
+  </w:num>
+  <w:num w:numId="32" w16cid:durableId="1925532860">
+    <w:abstractNumId w:val="7"/>
+  </w:num>
+  <w:num w:numId="33" w16cid:durableId="24599181">
+    <w:abstractNumId w:val="40"/>
+  </w:num>
+  <w:num w:numId="34" w16cid:durableId="1460684088">
+    <w:abstractNumId w:val="20"/>
+  </w:num>
+  <w:num w:numId="35" w16cid:durableId="414132041">
+    <w:abstractNumId w:val="30"/>
+  </w:num>
+  <w:num w:numId="36" w16cid:durableId="447092375">
+    <w:abstractNumId w:val="34"/>
+  </w:num>
+  <w:num w:numId="37" w16cid:durableId="1266302650">
+    <w:abstractNumId w:val="12"/>
+  </w:num>
+  <w:num w:numId="38" w16cid:durableId="1454907100">
+    <w:abstractNumId w:val="9"/>
+  </w:num>
+  <w:num w:numId="39" w16cid:durableId="1751846692">
+    <w:abstractNumId w:val="22"/>
+  </w:num>
+  <w:num w:numId="40" w16cid:durableId="2120298117">
+    <w:abstractNumId w:val="39"/>
+  </w:num>
+  <w:num w:numId="41" w16cid:durableId="183715582">
     <w:abstractNumId w:val="23"/>
   </w:num>
-  <w:num w:numId="30" w16cid:durableId="703293100">
-    <w:abstractNumId w:val="9"/>
+  <w:num w:numId="42" w16cid:durableId="2043705637">
+    <w:abstractNumId w:val="25"/>
   </w:num>
-  <w:num w:numId="31" w16cid:durableId="1824541191">
-    <w:abstractNumId w:val="3"/>
+  <w:num w:numId="43" w16cid:durableId="1554922084">
+    <w:abstractNumId w:val="32"/>
   </w:num>
-  <w:num w:numId="32" w16cid:durableId="1925532860">
+  <w:num w:numId="44" w16cid:durableId="813327226">
     <w:abstractNumId w:val="4"/>
   </w:num>
-  <w:num w:numId="33" w16cid:durableId="24599181">
-    <w:abstractNumId w:val="30"/>
-  </w:num>
-  <w:num w:numId="34" w16cid:durableId="1460684088">
+  <w:num w:numId="45" w16cid:durableId="1763526641">
     <w:abstractNumId w:val="15"/>
   </w:num>
-  <w:num w:numId="35" w16cid:durableId="414132041">
-    <w:abstractNumId w:val="22"/>
+  <w:num w:numId="46" w16cid:durableId="1577124987">
+    <w:abstractNumId w:val="0"/>
   </w:num>
-  <w:num w:numId="36" w16cid:durableId="447092375">
-    <w:abstractNumId w:val="25"/>
-  </w:num>
-  <w:num w:numId="37" w16cid:durableId="1266302650">
+  <w:num w:numId="47" w16cid:durableId="1996449662">
     <w:abstractNumId w:val="8"/>
   </w:num>
-  <w:num w:numId="38" w16cid:durableId="1454907100">
-    <w:abstractNumId w:val="5"/>
+  <w:num w:numId="48" w16cid:durableId="1292663867">
+    <w:abstractNumId w:val="2"/>
   </w:num>
   <w:numIdMacAtCleanup w:val="15"/>
 </w:numbering>
@@ -23629,7 +26553,6 @@
   <w:style w:type="character" w:default="1" w:styleId="DefaultParagraphFont">
     <w:name w:val="Default Paragraph Font"/>
     <w:uiPriority w:val="1"/>
-    <w:semiHidden/>
     <w:unhideWhenUsed/>
   </w:style>
   <w:style w:type="table" w:default="1" w:styleId="TableNormal">
